--- a/交付成果/第4轮朗读优化版/朗读优化8周版/读书会09_四圣谛（二）——灭与道_8周资料包（朗读优化版）/Word版/第7周_涅槃与道果的证悟原理_主持人版.docx
+++ b/交付成果/第4轮朗读优化版/朗读优化8周版/读书会09_四圣谛（二）——灭与道_8周资料包（朗读优化版）/Word版/第7周_涅槃与道果的证悟原理_主持人版.docx
@@ -4,75 +4,82 @@
   <w:body>
     <w:p>
       <w:pPr>
-        <w:spacing w:before="160" w:after="80"/>
-      </w:pPr>
-      <w:r>
-        <w:rPr>
-          <w:rFonts w:ascii="Microsoft YaHei" w:hAnsi="Microsoft YaHei" w:eastAsia="Microsoft YaHei"/>
+        <w:jc w:val="right"/>
+      </w:pPr>
+      <w:r>
+        <w:rPr>
+          <w:color w:val="888888"/>
+          <w:sz w:val="16"/>
+        </w:rPr>
+        <w:t>📅 最近更新：2026-09-26 12:48　|　第二版修订：六环节120分钟口径（静心10／共读25／分享20／讨论35／禅修15／收尾15）；共读原文标注「本周朗读段」；补心理安全三约定与禅修禁忌；静心增破冰、讨论增分层追问；第4轮朗读优化（2026-09-26）：音频转写来源的共读原文已口语化改写</w:t>
+      </w:r>
+    </w:p>
+    <w:p>
+      <w:pPr>
+        <w:jc w:val="center"/>
+      </w:pPr>
+      <w:r>
+        <w:rPr>
           <w:b/>
           <w:color w:val="1F3864"/>
-          <w:sz w:val="34"/>
-        </w:rPr>
-        <w:t>第7周：涅槃与道果的证悟原理（主持人版）</w:t>
-      </w:r>
-    </w:p>
-    <w:p>
-      <w:pPr>
-        <w:spacing w:before="40" w:after="80"/>
-        <w:ind w:left="283"/>
-        <w:shd w:val="clear" w:color="auto" w:fill="EEF2F8"/>
+          <w:sz w:val="36"/>
+        </w:rPr>
+        <w:t>第7周：涅槃与道果的证悟原理</w:t>
+      </w:r>
+    </w:p>
+    <w:p>
+      <w:pPr>
+        <w:ind w:left="170"/>
         <w:pBdr>
-          <w:left w:val="single" w:sz="20" w:space="6" w:color="1F3864"/>
+          <w:left w:val="single" w:sz="18" w:space="4" w:color="1F3864"/>
         </w:pBdr>
-      </w:pPr>
-      <w:r>
-        <w:rPr>
-          <w:sz w:val="20"/>
+        <w:shd w:val="clear" w:fill="F2F5FA"/>
+      </w:pPr>
+      <w:r>
+        <w:rPr>
+          <w:b w:val="0"/>
         </w:rPr>
         <w:t xml:space="preserve">⭐ </w:t>
       </w:r>
       <w:r>
         <w:rPr>
           <w:b/>
-          <w:sz w:val="20"/>
         </w:rPr>
         <w:t>本讲主持人速览</w:t>
       </w:r>
       <w:r>
         <w:rPr>
-          <w:sz w:val="20"/>
+          <w:b w:val="0"/>
         </w:rPr>
         <w:t>（新主持人必读，2分钟看完）</w:t>
       </w:r>
     </w:p>
     <w:p>
       <w:pPr>
-        <w:spacing w:before="40" w:after="80"/>
-        <w:ind w:left="283"/>
-        <w:shd w:val="clear" w:color="auto" w:fill="EEF2F8"/>
+        <w:ind w:left="170"/>
         <w:pBdr>
-          <w:left w:val="single" w:sz="20" w:space="6" w:color="1F3864"/>
+          <w:left w:val="single" w:sz="18" w:space="4" w:color="1F3864"/>
         </w:pBdr>
-      </w:pPr>
-      <w:r>
-        <w:rPr>
-          <w:sz w:val="20"/>
+        <w:shd w:val="clear" w:fill="F2F5FA"/>
+      </w:pPr>
+      <w:r>
+        <w:rPr>
+          <w:b w:val="0"/>
         </w:rPr>
         <w:t>你不是老师，是"共学同行者"。你不需要懂阿毗达摩，也不必提前读完原文，只需要按流程走。</w:t>
       </w:r>
     </w:p>
     <w:p>
       <w:pPr>
-        <w:spacing w:before="40" w:after="80"/>
-        <w:ind w:left="283"/>
-        <w:shd w:val="clear" w:color="auto" w:fill="EEF2F8"/>
+        <w:ind w:left="170"/>
         <w:pBdr>
-          <w:left w:val="single" w:sz="20" w:space="6" w:color="1F3864"/>
+          <w:left w:val="single" w:sz="18" w:space="4" w:color="1F3864"/>
         </w:pBdr>
-      </w:pPr>
-      <w:r>
-        <w:rPr>
-          <w:sz w:val="20"/>
+        <w:shd w:val="clear" w:fill="F2F5FA"/>
+      </w:pPr>
+      <w:r>
+        <w:rPr>
+          <w:b w:val="0"/>
         </w:rPr>
         <w:t>本周主题一句话：涅槃不是宇宙之外的地方，而是心超越诸行法；道心断烦恼，果心体验解脱——四道四果八种出世间心，就是第5周预告的"四双八辈"详展。</w:t>
       </w:r>
@@ -81,7 +88,6 @@
       <w:tblPr>
         <w:tblStyle w:val="TableGrid"/>
         <w:tblW w:type="auto" w:w="0"/>
-        <w:jc w:val="center"/>
         <w:tblLook w:firstColumn="1" w:firstRow="1" w:lastColumn="0" w:lastRow="0" w:noHBand="0" w:noVBand="1" w:val="04A0"/>
       </w:tblPr>
       <w:tblGrid>
@@ -94,17 +100,20 @@
         <w:tc>
           <w:tcPr>
             <w:tcW w:type="dxa" w:w="2409"/>
-            <w:shd w:val="clear" w:color="auto" w:fill="1F3864"/>
+            <w:shd w:val="clear" w:fill="1F3864"/>
           </w:tcPr>
           <w:p>
-            <w:pPr>
-              <w:spacing w:after="20"/>
-            </w:pPr>
             <w:r>
               <w:rPr>
-                <w:b/>
                 <w:color w:val="FFFFFF"/>
-                <w:sz w:val="19"/>
+                <w:sz w:val="18"/>
+              </w:rPr>
+            </w:r>
+            <w:r>
+              <w:rPr>
+                <w:b w:val="0"/>
+                <w:color w:val="FFFFFF"/>
+                <w:sz w:val="18"/>
               </w:rPr>
               <w:t>环节</w:t>
             </w:r>
@@ -113,17 +122,20 @@
         <w:tc>
           <w:tcPr>
             <w:tcW w:type="dxa" w:w="2409"/>
-            <w:shd w:val="clear" w:color="auto" w:fill="1F3864"/>
+            <w:shd w:val="clear" w:fill="1F3864"/>
           </w:tcPr>
           <w:p>
-            <w:pPr>
-              <w:spacing w:after="20"/>
-            </w:pPr>
             <w:r>
               <w:rPr>
-                <w:b/>
                 <w:color w:val="FFFFFF"/>
-                <w:sz w:val="19"/>
+                <w:sz w:val="18"/>
+              </w:rPr>
+            </w:r>
+            <w:r>
+              <w:rPr>
+                <w:b w:val="0"/>
+                <w:color w:val="FFFFFF"/>
+                <w:sz w:val="18"/>
               </w:rPr>
               <w:t>标准时长</w:t>
             </w:r>
@@ -132,17 +144,20 @@
         <w:tc>
           <w:tcPr>
             <w:tcW w:type="dxa" w:w="2409"/>
-            <w:shd w:val="clear" w:color="auto" w:fill="1F3864"/>
+            <w:shd w:val="clear" w:fill="1F3864"/>
           </w:tcPr>
           <w:p>
-            <w:pPr>
-              <w:spacing w:after="20"/>
-            </w:pPr>
             <w:r>
               <w:rPr>
-                <w:b/>
                 <w:color w:val="FFFFFF"/>
-                <w:sz w:val="19"/>
+                <w:sz w:val="18"/>
+              </w:rPr>
+            </w:r>
+            <w:r>
+              <w:rPr>
+                <w:b w:val="0"/>
+                <w:color w:val="FFFFFF"/>
+                <w:sz w:val="18"/>
               </w:rPr>
               <w:t>⏱ 时间不够→</w:t>
             </w:r>
@@ -151,17 +166,20 @@
         <w:tc>
           <w:tcPr>
             <w:tcW w:type="dxa" w:w="2409"/>
-            <w:shd w:val="clear" w:color="auto" w:fill="1F3864"/>
+            <w:shd w:val="clear" w:fill="1F3864"/>
           </w:tcPr>
           <w:p>
-            <w:pPr>
-              <w:spacing w:after="20"/>
-            </w:pPr>
             <w:r>
               <w:rPr>
-                <w:b/>
                 <w:color w:val="FFFFFF"/>
-                <w:sz w:val="19"/>
+                <w:sz w:val="18"/>
+              </w:rPr>
+            </w:r>
+            <w:r>
+              <w:rPr>
+                <w:b w:val="0"/>
+                <w:color w:val="FFFFFF"/>
+                <w:sz w:val="18"/>
               </w:rPr>
               <w:t>⏱ 时间富余→</w:t>
             </w:r>
@@ -174,12 +192,15 @@
             <w:tcW w:type="dxa" w:w="2409"/>
           </w:tcPr>
           <w:p>
-            <w:pPr>
-              <w:spacing w:after="20"/>
-            </w:pPr>
             <w:r>
               <w:rPr>
-                <w:sz w:val="19"/>
+                <w:sz w:val="18"/>
+              </w:rPr>
+            </w:r>
+            <w:r>
+              <w:rPr>
+                <w:b w:val="0"/>
+                <w:sz w:val="18"/>
               </w:rPr>
               <w:t>🧘 静心开场</w:t>
             </w:r>
@@ -190,12 +211,15 @@
             <w:tcW w:type="dxa" w:w="2409"/>
           </w:tcPr>
           <w:p>
-            <w:pPr>
-              <w:spacing w:after="20"/>
-            </w:pPr>
             <w:r>
               <w:rPr>
-                <w:sz w:val="19"/>
+                <w:sz w:val="18"/>
+              </w:rPr>
+            </w:r>
+            <w:r>
+              <w:rPr>
+                <w:b w:val="0"/>
+                <w:sz w:val="18"/>
               </w:rPr>
               <w:t>10 min</w:t>
             </w:r>
@@ -206,12 +230,15 @@
             <w:tcW w:type="dxa" w:w="2409"/>
           </w:tcPr>
           <w:p>
-            <w:pPr>
-              <w:spacing w:after="20"/>
-            </w:pPr>
             <w:r>
               <w:rPr>
-                <w:sz w:val="19"/>
+                <w:sz w:val="18"/>
+              </w:rPr>
+            </w:r>
+            <w:r>
+              <w:rPr>
+                <w:b w:val="0"/>
+                <w:sz w:val="18"/>
               </w:rPr>
               <w:t>缩至5 min</w:t>
             </w:r>
@@ -222,12 +249,15 @@
             <w:tcW w:type="dxa" w:w="2409"/>
           </w:tcPr>
           <w:p>
-            <w:pPr>
-              <w:spacing w:after="20"/>
-            </w:pPr>
             <w:r>
               <w:rPr>
-                <w:sz w:val="19"/>
+                <w:sz w:val="18"/>
+              </w:rPr>
+            </w:r>
+            <w:r>
+              <w:rPr>
+                <w:b w:val="0"/>
+                <w:sz w:val="18"/>
               </w:rPr>
               <w:t>加2分钟静坐</w:t>
             </w:r>
@@ -238,15 +268,18 @@
         <w:tc>
           <w:tcPr>
             <w:tcW w:type="dxa" w:w="2409"/>
-            <w:shd w:val="clear" w:color="auto" w:fill="F2F2F2"/>
+            <w:shd w:val="clear" w:fill="F2F5FA"/>
           </w:tcPr>
           <w:p>
-            <w:pPr>
-              <w:spacing w:after="20"/>
-            </w:pPr>
             <w:r>
               <w:rPr>
-                <w:sz w:val="19"/>
+                <w:sz w:val="18"/>
+              </w:rPr>
+            </w:r>
+            <w:r>
+              <w:rPr>
+                <w:b w:val="0"/>
+                <w:sz w:val="18"/>
               </w:rPr>
               <w:t>📖 共读原文</w:t>
             </w:r>
@@ -255,15 +288,18 @@
         <w:tc>
           <w:tcPr>
             <w:tcW w:type="dxa" w:w="2409"/>
-            <w:shd w:val="clear" w:color="auto" w:fill="F2F2F2"/>
+            <w:shd w:val="clear" w:fill="F2F5FA"/>
           </w:tcPr>
           <w:p>
-            <w:pPr>
-              <w:spacing w:after="20"/>
-            </w:pPr>
             <w:r>
               <w:rPr>
-                <w:sz w:val="19"/>
+                <w:sz w:val="18"/>
+              </w:rPr>
+            </w:r>
+            <w:r>
+              <w:rPr>
+                <w:b w:val="0"/>
+                <w:sz w:val="18"/>
               </w:rPr>
               <w:t>25 min</w:t>
             </w:r>
@@ -272,15 +308,18 @@
         <w:tc>
           <w:tcPr>
             <w:tcW w:type="dxa" w:w="2409"/>
-            <w:shd w:val="clear" w:color="auto" w:fill="F2F2F2"/>
+            <w:shd w:val="clear" w:fill="F2F5FA"/>
           </w:tcPr>
           <w:p>
-            <w:pPr>
-              <w:spacing w:after="20"/>
-            </w:pPr>
             <w:r>
               <w:rPr>
-                <w:sz w:val="19"/>
+                <w:sz w:val="18"/>
+              </w:rPr>
+            </w:r>
+            <w:r>
+              <w:rPr>
+                <w:b w:val="0"/>
+                <w:sz w:val="18"/>
               </w:rPr>
               <w:t>只读★核心段（约15 min）</w:t>
             </w:r>
@@ -289,15 +328,18 @@
         <w:tc>
           <w:tcPr>
             <w:tcW w:type="dxa" w:w="2409"/>
-            <w:shd w:val="clear" w:color="auto" w:fill="F2F2F2"/>
+            <w:shd w:val="clear" w:fill="F2F5FA"/>
           </w:tcPr>
           <w:p>
-            <w:pPr>
-              <w:spacing w:after="20"/>
-            </w:pPr>
             <w:r>
               <w:rPr>
-                <w:sz w:val="19"/>
+                <w:sz w:val="18"/>
+              </w:rPr>
+            </w:r>
+            <w:r>
+              <w:rPr>
+                <w:b w:val="0"/>
+                <w:sz w:val="18"/>
               </w:rPr>
               <w:t>加读◈扩展段（约40 min）</w:t>
             </w:r>
@@ -310,12 +352,15 @@
             <w:tcW w:type="dxa" w:w="2409"/>
           </w:tcPr>
           <w:p>
-            <w:pPr>
-              <w:spacing w:after="20"/>
-            </w:pPr>
             <w:r>
               <w:rPr>
-                <w:sz w:val="19"/>
+                <w:sz w:val="18"/>
+              </w:rPr>
+            </w:r>
+            <w:r>
+              <w:rPr>
+                <w:b w:val="0"/>
+                <w:sz w:val="18"/>
               </w:rPr>
               <w:t>💬 第一轮分享</w:t>
             </w:r>
@@ -326,12 +371,15 @@
             <w:tcW w:type="dxa" w:w="2409"/>
           </w:tcPr>
           <w:p>
-            <w:pPr>
-              <w:spacing w:after="20"/>
-            </w:pPr>
             <w:r>
               <w:rPr>
-                <w:sz w:val="19"/>
+                <w:sz w:val="18"/>
+              </w:rPr>
+            </w:r>
+            <w:r>
+              <w:rPr>
+                <w:b w:val="0"/>
+                <w:sz w:val="18"/>
               </w:rPr>
               <w:t>20 min</w:t>
             </w:r>
@@ -342,12 +390,15 @@
             <w:tcW w:type="dxa" w:w="2409"/>
           </w:tcPr>
           <w:p>
-            <w:pPr>
-              <w:spacing w:after="20"/>
-            </w:pPr>
             <w:r>
               <w:rPr>
-                <w:sz w:val="19"/>
+                <w:sz w:val="18"/>
+              </w:rPr>
+            </w:r>
+            <w:r>
+              <w:rPr>
+                <w:b w:val="0"/>
+                <w:sz w:val="18"/>
               </w:rPr>
               <w:t>每人1句话（约15 min）</w:t>
             </w:r>
@@ -358,12 +409,15 @@
             <w:tcW w:type="dxa" w:w="2409"/>
           </w:tcPr>
           <w:p>
-            <w:pPr>
-              <w:spacing w:after="20"/>
-            </w:pPr>
             <w:r>
               <w:rPr>
-                <w:sz w:val="19"/>
+                <w:sz w:val="18"/>
+              </w:rPr>
+            </w:r>
+            <w:r>
+              <w:rPr>
+                <w:b w:val="0"/>
+                <w:sz w:val="18"/>
               </w:rPr>
               <w:t>每人3分钟（约30 min）</w:t>
             </w:r>
@@ -374,15 +428,18 @@
         <w:tc>
           <w:tcPr>
             <w:tcW w:type="dxa" w:w="2409"/>
-            <w:shd w:val="clear" w:color="auto" w:fill="F2F2F2"/>
+            <w:shd w:val="clear" w:fill="F2F5FA"/>
           </w:tcPr>
           <w:p>
-            <w:pPr>
-              <w:spacing w:after="20"/>
-            </w:pPr>
             <w:r>
               <w:rPr>
-                <w:sz w:val="19"/>
+                <w:sz w:val="18"/>
+              </w:rPr>
+            </w:r>
+            <w:r>
+              <w:rPr>
+                <w:b w:val="0"/>
+                <w:sz w:val="18"/>
               </w:rPr>
               <w:t>🎯 主题讨论</w:t>
             </w:r>
@@ -391,15 +448,18 @@
         <w:tc>
           <w:tcPr>
             <w:tcW w:type="dxa" w:w="2409"/>
-            <w:shd w:val="clear" w:color="auto" w:fill="F2F2F2"/>
+            <w:shd w:val="clear" w:fill="F2F5FA"/>
           </w:tcPr>
           <w:p>
-            <w:pPr>
-              <w:spacing w:after="20"/>
-            </w:pPr>
             <w:r>
               <w:rPr>
-                <w:sz w:val="19"/>
+                <w:sz w:val="18"/>
+              </w:rPr>
+            </w:r>
+            <w:r>
+              <w:rPr>
+                <w:b w:val="0"/>
+                <w:sz w:val="18"/>
               </w:rPr>
               <w:t>35 min</w:t>
             </w:r>
@@ -408,15 +468,18 @@
         <w:tc>
           <w:tcPr>
             <w:tcW w:type="dxa" w:w="2409"/>
-            <w:shd w:val="clear" w:color="auto" w:fill="F2F2F2"/>
+            <w:shd w:val="clear" w:fill="F2F5FA"/>
           </w:tcPr>
           <w:p>
-            <w:pPr>
-              <w:spacing w:after="20"/>
-            </w:pPr>
             <w:r>
               <w:rPr>
-                <w:sz w:val="19"/>
+                <w:sz w:val="18"/>
+              </w:rPr>
+            </w:r>
+            <w:r>
+              <w:rPr>
+                <w:b w:val="0"/>
+                <w:sz w:val="18"/>
               </w:rPr>
               <w:t>只讨论问题①（约20 min）</w:t>
             </w:r>
@@ -425,15 +488,18 @@
         <w:tc>
           <w:tcPr>
             <w:tcW w:type="dxa" w:w="2409"/>
-            <w:shd w:val="clear" w:color="auto" w:fill="F2F2F2"/>
+            <w:shd w:val="clear" w:fill="F2F5FA"/>
           </w:tcPr>
           <w:p>
-            <w:pPr>
-              <w:spacing w:after="20"/>
-            </w:pPr>
             <w:r>
               <w:rPr>
-                <w:sz w:val="19"/>
+                <w:sz w:val="18"/>
+              </w:rPr>
+            </w:r>
+            <w:r>
+              <w:rPr>
+                <w:b w:val="0"/>
+                <w:sz w:val="18"/>
               </w:rPr>
               <w:t>讨论全部问题+扩展（约45 min）</w:t>
             </w:r>
@@ -446,12 +512,15 @@
             <w:tcW w:type="dxa" w:w="2409"/>
           </w:tcPr>
           <w:p>
-            <w:pPr>
-              <w:spacing w:after="20"/>
-            </w:pPr>
             <w:r>
               <w:rPr>
-                <w:sz w:val="19"/>
+                <w:sz w:val="18"/>
+              </w:rPr>
+            </w:r>
+            <w:r>
+              <w:rPr>
+                <w:b w:val="0"/>
+                <w:sz w:val="18"/>
               </w:rPr>
               <w:t>🧘 禅修练习</w:t>
             </w:r>
@@ -462,12 +531,15 @@
             <w:tcW w:type="dxa" w:w="2409"/>
           </w:tcPr>
           <w:p>
-            <w:pPr>
-              <w:spacing w:after="20"/>
-            </w:pPr>
             <w:r>
               <w:rPr>
-                <w:sz w:val="19"/>
+                <w:sz w:val="18"/>
+              </w:rPr>
+            </w:r>
+            <w:r>
+              <w:rPr>
+                <w:b w:val="0"/>
+                <w:sz w:val="18"/>
               </w:rPr>
               <w:t>15 min</w:t>
             </w:r>
@@ -478,12 +550,15 @@
             <w:tcW w:type="dxa" w:w="2409"/>
           </w:tcPr>
           <w:p>
-            <w:pPr>
-              <w:spacing w:after="20"/>
-            </w:pPr>
             <w:r>
               <w:rPr>
-                <w:sz w:val="19"/>
+                <w:sz w:val="18"/>
+              </w:rPr>
+            </w:r>
+            <w:r>
+              <w:rPr>
+                <w:b w:val="0"/>
+                <w:sz w:val="18"/>
               </w:rPr>
               <w:t>缩至8 min</w:t>
             </w:r>
@@ -494,12 +569,15 @@
             <w:tcW w:type="dxa" w:w="2409"/>
           </w:tcPr>
           <w:p>
-            <w:pPr>
-              <w:spacing w:after="20"/>
-            </w:pPr>
             <w:r>
               <w:rPr>
-                <w:sz w:val="19"/>
+                <w:sz w:val="18"/>
+              </w:rPr>
+            </w:r>
+            <w:r>
+              <w:rPr>
+                <w:b w:val="0"/>
+                <w:sz w:val="18"/>
               </w:rPr>
               <w:t>延长至20 min</w:t>
             </w:r>
@@ -510,15 +588,18 @@
         <w:tc>
           <w:tcPr>
             <w:tcW w:type="dxa" w:w="2409"/>
-            <w:shd w:val="clear" w:color="auto" w:fill="F2F2F2"/>
+            <w:shd w:val="clear" w:fill="F2F5FA"/>
           </w:tcPr>
           <w:p>
-            <w:pPr>
-              <w:spacing w:after="20"/>
-            </w:pPr>
             <w:r>
               <w:rPr>
-                <w:sz w:val="19"/>
+                <w:sz w:val="18"/>
+              </w:rPr>
+            </w:r>
+            <w:r>
+              <w:rPr>
+                <w:b w:val="0"/>
+                <w:sz w:val="18"/>
               </w:rPr>
               <w:t>🔚 收尾回向</w:t>
             </w:r>
@@ -527,15 +608,18 @@
         <w:tc>
           <w:tcPr>
             <w:tcW w:type="dxa" w:w="2409"/>
-            <w:shd w:val="clear" w:color="auto" w:fill="F2F2F2"/>
+            <w:shd w:val="clear" w:fill="F2F5FA"/>
           </w:tcPr>
           <w:p>
-            <w:pPr>
-              <w:spacing w:after="20"/>
-            </w:pPr>
             <w:r>
               <w:rPr>
-                <w:sz w:val="19"/>
+                <w:sz w:val="18"/>
+              </w:rPr>
+            </w:r>
+            <w:r>
+              <w:rPr>
+                <w:b w:val="0"/>
+                <w:sz w:val="18"/>
               </w:rPr>
               <w:t>15 min</w:t>
             </w:r>
@@ -544,15 +628,18 @@
         <w:tc>
           <w:tcPr>
             <w:tcW w:type="dxa" w:w="2409"/>
-            <w:shd w:val="clear" w:color="auto" w:fill="F2F2F2"/>
+            <w:shd w:val="clear" w:fill="F2F5FA"/>
           </w:tcPr>
           <w:p>
-            <w:pPr>
-              <w:spacing w:after="20"/>
-            </w:pPr>
             <w:r>
               <w:rPr>
-                <w:sz w:val="19"/>
+                <w:sz w:val="18"/>
+              </w:rPr>
+            </w:r>
+            <w:r>
+              <w:rPr>
+                <w:b w:val="0"/>
+                <w:sz w:val="18"/>
               </w:rPr>
               <w:t>缩至10 min</w:t>
             </w:r>
@@ -561,15 +648,18 @@
         <w:tc>
           <w:tcPr>
             <w:tcW w:type="dxa" w:w="2409"/>
-            <w:shd w:val="clear" w:color="auto" w:fill="F2F2F2"/>
+            <w:shd w:val="clear" w:fill="F2F5FA"/>
           </w:tcPr>
           <w:p>
-            <w:pPr>
-              <w:spacing w:after="20"/>
-            </w:pPr>
             <w:r>
               <w:rPr>
-                <w:sz w:val="19"/>
+                <w:sz w:val="18"/>
+              </w:rPr>
+            </w:r>
+            <w:r>
+              <w:rPr>
+                <w:b w:val="0"/>
+                <w:sz w:val="18"/>
               </w:rPr>
               <w:t>保持</w:t>
             </w:r>
@@ -579,119 +669,145 @@
     </w:tbl>
     <w:p>
       <w:pPr>
-        <w:spacing w:before="40" w:after="80"/>
-        <w:ind w:left="283"/>
-        <w:shd w:val="clear" w:color="auto" w:fill="EEF2F8"/>
+        <w:ind w:left="170"/>
         <w:pBdr>
-          <w:left w:val="single" w:sz="20" w:space="6" w:color="1F3864"/>
+          <w:left w:val="single" w:sz="18" w:space="4" w:color="1F3864"/>
         </w:pBdr>
+        <w:shd w:val="clear" w:fill="F2F5FA"/>
       </w:pPr>
       <w:r>
         <w:rPr>
           <w:b/>
-          <w:sz w:val="20"/>
         </w:rPr>
         <w:t>主持人10条守则（精简版）</w:t>
       </w:r>
       <w:r>
         <w:rPr>
-          <w:sz w:val="20"/>
-        </w:rPr>
-        <w:t>： ① 不讲解、不提供答案——让原文自己说话；② 有人问"正确答案"→说"先听听大家的看法"；③ 冷场→主持人先分享自己的真实感受；④ 跑题→温和拉回："这个有意思，我们回到今天的原文"；⑤ 争论→"两种看法都很好，大家保留自己的理解"；⑥ 确保人人发言；⑦ 不评判任何人的分享；⑧ 时间到了就推进；⑨ 禅修练习照读引导词即可；⑩ 结束一起回向。</w:t>
-      </w:r>
-    </w:p>
-    <w:p>
-      <w:pPr>
-        <w:spacing w:before="40" w:after="80"/>
-        <w:ind w:left="283"/>
-        <w:shd w:val="clear" w:color="auto" w:fill="EEF2F8"/>
+          <w:b w:val="0"/>
+        </w:rPr>
+        <w:t>：</w:t>
+      </w:r>
+    </w:p>
+    <w:p>
+      <w:pPr>
+        <w:ind w:left="170"/>
         <w:pBdr>
-          <w:left w:val="single" w:sz="20" w:space="6" w:color="1F3864"/>
+          <w:left w:val="single" w:sz="18" w:space="4" w:color="1F3864"/>
         </w:pBdr>
+        <w:shd w:val="clear" w:fill="F2F5FA"/>
+      </w:pPr>
+      <w:r>
+        <w:rPr>
+          <w:b w:val="0"/>
+        </w:rPr>
+        <w:t>① 不讲解、不提供答案——让原文自己说话；② 有人问"正确答案"→说"先听听大家的看法"；③ 冷场→主持人先分享自己的真实感受；④ 跑题→温和拉回："这个有意思，我们回到今天的原文"；⑤ 争论→"两种看法都很好，大家保留自己的理解"；⑥ 确保人人发言；⑦ 不评判任何人的分享；⑧ 时间到了就推进；⑨ 禅修练习照读引导词即可；⑩ 结束一起回向。</w:t>
+      </w:r>
+    </w:p>
+    <w:p>
+      <w:pPr>
+        <w:ind w:left="170"/>
+        <w:pBdr>
+          <w:left w:val="single" w:sz="18" w:space="4" w:color="1F3864"/>
+        </w:pBdr>
+        <w:shd w:val="clear" w:fill="F2F5FA"/>
       </w:pPr>
       <w:r>
         <w:rPr>
           <w:b/>
-          <w:sz w:val="20"/>
         </w:rPr>
         <w:t>本讲加一条（第11条，心理安全重点周）</w:t>
       </w:r>
       <w:r>
         <w:rPr>
-          <w:sz w:val="20"/>
+          <w:b w:val="0"/>
         </w:rPr>
         <w:t>：⑪ 不印证、不比较、不宣称——凡涉及"谁证了没证"的话题，一律温和回到原文："我们读书会不做印证，这个问题最好的答案在今天的原文里。"</w:t>
       </w:r>
     </w:p>
     <w:p>
       <w:pPr>
-        <w:spacing w:before="40" w:after="80"/>
-        <w:ind w:left="283"/>
-        <w:shd w:val="clear" w:color="auto" w:fill="EEF2F8"/>
+        <w:ind w:left="170"/>
         <w:pBdr>
-          <w:left w:val="single" w:sz="20" w:space="6" w:color="1F3864"/>
+          <w:left w:val="single" w:sz="18" w:space="4" w:color="1F3864"/>
         </w:pBdr>
+        <w:shd w:val="clear" w:fill="F2F5FA"/>
       </w:pPr>
       <w:r>
         <w:rPr>
           <w:b/>
-          <w:sz w:val="20"/>
         </w:rPr>
         <w:t>本周一句话</w:t>
       </w:r>
       <w:r>
         <w:rPr>
-          <w:sz w:val="20"/>
+          <w:b w:val="0"/>
         </w:rPr>
         <w:t>：道果话题最易引发"我什么时候能证""别人证了没有"的比较与焦虑——全程把话题锚在原文与生活观察上，讨论问题③是本周的心理安全落点，务必留出时间。</w:t>
       </w:r>
     </w:p>
     <w:p>
       <w:pPr>
-        <w:spacing w:before="40" w:after="80"/>
-        <w:ind w:left="283"/>
-        <w:shd w:val="clear" w:color="auto" w:fill="EEF2F8"/>
+        <w:ind w:left="170"/>
         <w:pBdr>
-          <w:left w:val="single" w:sz="20" w:space="6" w:color="1F3864"/>
+          <w:left w:val="single" w:sz="18" w:space="4" w:color="1F3864"/>
         </w:pBdr>
+        <w:shd w:val="clear" w:fill="F2F5FA"/>
       </w:pPr>
       <w:r>
         <w:rPr>
           <w:b/>
-          <w:sz w:val="20"/>
         </w:rPr>
         <w:t>读书会09：四圣谛（二）——灭与道 · 第7周</w:t>
       </w:r>
-      <w:r>
-        <w:rPr>
-          <w:sz w:val="20"/>
-        </w:rPr>
-        <w:t xml:space="preserve"> 主持人：你不需要提前懂阿毗达摩，按本手册推进即可。 本周主题：涅槃与道果的证悟原理。前六周我们把"灭什么（灭谛）"和"怎么走（道谛）"讲清楚了，本周回答最后一步的落地问题：</w:t>
+    </w:p>
+    <w:p>
+      <w:pPr>
+        <w:ind w:left="170"/>
+        <w:pBdr>
+          <w:left w:val="single" w:sz="18" w:space="4" w:color="1F3864"/>
+        </w:pBdr>
+        <w:shd w:val="clear" w:fill="F2F5FA"/>
+      </w:pPr>
+      <w:r>
+        <w:rPr>
+          <w:b w:val="0"/>
+        </w:rPr>
+        <w:t>主持人：你不需要提前懂阿毗达摩，按本手册推进即可。</w:t>
+      </w:r>
+    </w:p>
+    <w:p>
+      <w:pPr>
+        <w:ind w:left="170"/>
+        <w:pBdr>
+          <w:left w:val="single" w:sz="18" w:space="4" w:color="1F3864"/>
+        </w:pBdr>
+        <w:shd w:val="clear" w:fill="F2F5FA"/>
+      </w:pPr>
+      <w:r>
+        <w:rPr>
+          <w:b w:val="0"/>
+        </w:rPr>
+        <w:t>本周主题：涅槃与道果的证悟原理。前六周我们把"灭什么（灭谛）"和"怎么走（道谛）"讲清楚了，本周回答最后一步的落地问题：</w:t>
       </w:r>
       <w:r>
         <w:rPr>
           <w:b/>
-          <w:sz w:val="20"/>
         </w:rPr>
         <w:t>道智与果智如何转起、出世间心如何在那一刹那证得涅槃</w:t>
       </w:r>
       <w:r>
         <w:rPr>
-          <w:sz w:val="20"/>
+          <w:b w:val="0"/>
         </w:rPr>
         <w:t>——第5周预告的"四双八辈"，本周用第107讲的"四道四果八种出世间心"正面承接、详展。本周也是全系列的心理安全重点周：请特别注意📌特别提醒板块，开场前把"📌特别提醒"通读一遍，会中才接得住突发状况。</w:t>
       </w:r>
     </w:p>
     <w:p>
-      <w:pPr>
-        <w:spacing w:before="160" w:after="80"/>
-      </w:pPr>
-      <w:r>
-        <w:rPr>
-          <w:rFonts w:ascii="Microsoft YaHei" w:hAnsi="Microsoft YaHei" w:eastAsia="Microsoft YaHei"/>
+      <w:r>
+        <w:rPr>
           <w:b/>
           <w:color w:val="1F3864"/>
-          <w:sz w:val="28"/>
+          <w:sz w:val="26"/>
         </w:rPr>
         <w:t>📋 本周信息卡</w:t>
       </w:r>
@@ -700,7 +816,6 @@
       <w:tblPr>
         <w:tblStyle w:val="TableGrid"/>
         <w:tblW w:type="auto" w:w="0"/>
-        <w:jc w:val="center"/>
         <w:tblLook w:firstColumn="1" w:firstRow="1" w:lastColumn="0" w:lastRow="0" w:noHBand="0" w:noVBand="1" w:val="04A0"/>
       </w:tblPr>
       <w:tblGrid>
@@ -711,17 +826,20 @@
         <w:tc>
           <w:tcPr>
             <w:tcW w:type="dxa" w:w="4819"/>
-            <w:shd w:val="clear" w:color="auto" w:fill="1F3864"/>
+            <w:shd w:val="clear" w:fill="1F3864"/>
           </w:tcPr>
           <w:p>
-            <w:pPr>
-              <w:spacing w:after="20"/>
-            </w:pPr>
             <w:r>
               <w:rPr>
-                <w:b/>
                 <w:color w:val="FFFFFF"/>
-                <w:sz w:val="19"/>
+                <w:sz w:val="18"/>
+              </w:rPr>
+            </w:r>
+            <w:r>
+              <w:rPr>
+                <w:b w:val="0"/>
+                <w:color w:val="FFFFFF"/>
+                <w:sz w:val="18"/>
               </w:rPr>
               <w:t>项目</w:t>
             </w:r>
@@ -730,17 +848,20 @@
         <w:tc>
           <w:tcPr>
             <w:tcW w:type="dxa" w:w="4819"/>
-            <w:shd w:val="clear" w:color="auto" w:fill="1F3864"/>
+            <w:shd w:val="clear" w:fill="1F3864"/>
           </w:tcPr>
           <w:p>
-            <w:pPr>
-              <w:spacing w:after="20"/>
-            </w:pPr>
             <w:r>
               <w:rPr>
-                <w:b/>
                 <w:color w:val="FFFFFF"/>
-                <w:sz w:val="19"/>
+                <w:sz w:val="18"/>
+              </w:rPr>
+            </w:r>
+            <w:r>
+              <w:rPr>
+                <w:b w:val="0"/>
+                <w:color w:val="FFFFFF"/>
+                <w:sz w:val="18"/>
               </w:rPr>
               <w:t>内容</w:t>
             </w:r>
@@ -753,12 +874,15 @@
             <w:tcW w:type="dxa" w:w="4819"/>
           </w:tcPr>
           <w:p>
-            <w:pPr>
-              <w:spacing w:after="20"/>
-            </w:pPr>
             <w:r>
               <w:rPr>
-                <w:sz w:val="19"/>
+                <w:sz w:val="18"/>
+              </w:rPr>
+            </w:r>
+            <w:r>
+              <w:rPr>
+                <w:b w:val="0"/>
+                <w:sz w:val="18"/>
               </w:rPr>
               <w:t>时长</w:t>
             </w:r>
@@ -769,12 +893,15 @@
             <w:tcW w:type="dxa" w:w="4819"/>
           </w:tcPr>
           <w:p>
-            <w:pPr>
-              <w:spacing w:after="20"/>
-            </w:pPr>
             <w:r>
               <w:rPr>
-                <w:sz w:val="19"/>
+                <w:sz w:val="18"/>
+              </w:rPr>
+            </w:r>
+            <w:r>
+              <w:rPr>
+                <w:b w:val="0"/>
+                <w:sz w:val="18"/>
               </w:rPr>
               <w:t>120分钟</w:t>
             </w:r>
@@ -785,15 +912,18 @@
         <w:tc>
           <w:tcPr>
             <w:tcW w:type="dxa" w:w="4819"/>
-            <w:shd w:val="clear" w:color="auto" w:fill="F2F2F2"/>
+            <w:shd w:val="clear" w:fill="F2F5FA"/>
           </w:tcPr>
           <w:p>
-            <w:pPr>
-              <w:spacing w:after="20"/>
-            </w:pPr>
             <w:r>
               <w:rPr>
-                <w:sz w:val="19"/>
+                <w:sz w:val="18"/>
+              </w:rPr>
+            </w:r>
+            <w:r>
+              <w:rPr>
+                <w:b w:val="0"/>
+                <w:sz w:val="18"/>
               </w:rPr>
               <w:t>核心问题</w:t>
             </w:r>
@@ -802,15 +932,18 @@
         <w:tc>
           <w:tcPr>
             <w:tcW w:type="dxa" w:w="4819"/>
-            <w:shd w:val="clear" w:color="auto" w:fill="F2F2F2"/>
+            <w:shd w:val="clear" w:fill="F2F5FA"/>
           </w:tcPr>
           <w:p>
-            <w:pPr>
-              <w:spacing w:after="20"/>
-            </w:pPr>
             <w:r>
               <w:rPr>
-                <w:sz w:val="19"/>
+                <w:sz w:val="18"/>
+              </w:rPr>
+            </w:r>
+            <w:r>
+              <w:rPr>
+                <w:b w:val="0"/>
+                <w:sz w:val="18"/>
               </w:rPr>
               <w:t>① 涅槃是"宇宙之外的地方"吗？出世间到底超越的是什么？② 道心与果心如何运作——谁断烦恼、谁体验解脱？③ 从凡夫到阿拉汉分几步？今天的我们站在哪一步、能做什么？④ "证悟"如何验证？为什么读书会不印证？</w:t>
             </w:r>
@@ -823,12 +956,15 @@
             <w:tcW w:type="dxa" w:w="4819"/>
           </w:tcPr>
           <w:p>
-            <w:pPr>
-              <w:spacing w:after="20"/>
-            </w:pPr>
             <w:r>
               <w:rPr>
-                <w:sz w:val="19"/>
+                <w:sz w:val="18"/>
+              </w:rPr>
+            </w:r>
+            <w:r>
+              <w:rPr>
+                <w:b w:val="0"/>
+                <w:sz w:val="18"/>
               </w:rPr>
               <w:t>共读原文</w:t>
             </w:r>
@@ -839,12 +975,15 @@
             <w:tcW w:type="dxa" w:w="4819"/>
           </w:tcPr>
           <w:p>
-            <w:pPr>
-              <w:spacing w:after="20"/>
-            </w:pPr>
             <w:r>
               <w:rPr>
-                <w:sz w:val="19"/>
+                <w:sz w:val="18"/>
+              </w:rPr>
+            </w:r>
+            <w:r>
+              <w:rPr>
+                <w:b w:val="0"/>
+                <w:sz w:val="18"/>
               </w:rPr>
               <w:t>①《第107讲-出世间心-共修版.pdf》——出世间心全义：超越诸行法、唯一目标涅槃、八种出世间心（承接第5周预告的四双八辈）、道心断烦恼果心体验解脱、省察智验证；②《107讲-摄心12-出世间心1》音声——三段口语展开：四句偈证果与巴拉密、果定要决意、导师不给印证；③《无碍解道 Paṭisambhidāmaggapāḷi.pdf》（◈扩展）——七十三种智、从入流到阿拉汉的阶位智慧、遍知断除修习亲证四任务</w:t>
             </w:r>
@@ -855,15 +994,18 @@
         <w:tc>
           <w:tcPr>
             <w:tcW w:type="dxa" w:w="4819"/>
-            <w:shd w:val="clear" w:color="auto" w:fill="F2F2F2"/>
+            <w:shd w:val="clear" w:fill="F2F5FA"/>
           </w:tcPr>
           <w:p>
-            <w:pPr>
-              <w:spacing w:after="20"/>
-            </w:pPr>
             <w:r>
               <w:rPr>
-                <w:sz w:val="19"/>
+                <w:sz w:val="18"/>
+              </w:rPr>
+            </w:r>
+            <w:r>
+              <w:rPr>
+                <w:b w:val="0"/>
+                <w:sz w:val="18"/>
               </w:rPr>
               <w:t>本周作业</w:t>
             </w:r>
@@ -872,15 +1014,18 @@
         <w:tc>
           <w:tcPr>
             <w:tcW w:type="dxa" w:w="4819"/>
-            <w:shd w:val="clear" w:color="auto" w:fill="F2F2F2"/>
+            <w:shd w:val="clear" w:fill="F2F5FA"/>
           </w:tcPr>
           <w:p>
-            <w:pPr>
-              <w:spacing w:after="20"/>
-            </w:pPr>
             <w:r>
               <w:rPr>
-                <w:sz w:val="19"/>
+                <w:sz w:val="18"/>
+              </w:rPr>
+            </w:r>
+            <w:r>
+              <w:rPr>
+                <w:b w:val="0"/>
+                <w:sz w:val="18"/>
               </w:rPr>
               <w:t>小步可行——每天2分钟"四预流支回看"：今天有没有亲近一点善法（读一段经、闻思一次）？有没有一次如理作意（把一件事往因上想而不是往人我上想）？在笔记本上写一行即可</w:t>
             </w:r>
@@ -893,12 +1038,15 @@
             <w:tcW w:type="dxa" w:w="4819"/>
           </w:tcPr>
           <w:p>
-            <w:pPr>
-              <w:spacing w:after="20"/>
-            </w:pPr>
             <w:r>
               <w:rPr>
-                <w:sz w:val="19"/>
+                <w:sz w:val="18"/>
+              </w:rPr>
+            </w:r>
+            <w:r>
+              <w:rPr>
+                <w:b w:val="0"/>
+                <w:sz w:val="18"/>
               </w:rPr>
               <w:t>心理安全</w:t>
             </w:r>
@@ -909,12 +1057,15 @@
             <w:tcW w:type="dxa" w:w="4819"/>
           </w:tcPr>
           <w:p>
-            <w:pPr>
-              <w:spacing w:after="20"/>
-            </w:pPr>
             <w:r>
               <w:rPr>
-                <w:sz w:val="19"/>
+                <w:sz w:val="18"/>
+              </w:rPr>
+            </w:r>
+            <w:r>
+              <w:rPr>
+                <w:b w:val="0"/>
+                <w:sz w:val="18"/>
               </w:rPr>
               <w:t>本周为道果主题重点周：不印证、不比较、不宣称；讨论问题③为落点；详见📌特别提醒</w:t>
             </w:r>
@@ -925,15 +1076,18 @@
         <w:tc>
           <w:tcPr>
             <w:tcW w:type="dxa" w:w="4819"/>
-            <w:shd w:val="clear" w:color="auto" w:fill="F2F2F2"/>
+            <w:shd w:val="clear" w:fill="F2F5FA"/>
           </w:tcPr>
           <w:p>
-            <w:pPr>
-              <w:spacing w:after="20"/>
-            </w:pPr>
             <w:r>
               <w:rPr>
-                <w:sz w:val="19"/>
+                <w:sz w:val="18"/>
+              </w:rPr>
+            </w:r>
+            <w:r>
+              <w:rPr>
+                <w:b w:val="0"/>
+                <w:sz w:val="18"/>
               </w:rPr>
               <w:t>本周金句</w:t>
             </w:r>
@@ -942,15 +1096,18 @@
         <w:tc>
           <w:tcPr>
             <w:tcW w:type="dxa" w:w="4819"/>
-            <w:shd w:val="clear" w:color="auto" w:fill="F2F2F2"/>
+            <w:shd w:val="clear" w:fill="F2F5FA"/>
           </w:tcPr>
           <w:p>
-            <w:pPr>
-              <w:spacing w:after="20"/>
-            </w:pPr>
             <w:r>
               <w:rPr>
-                <w:sz w:val="19"/>
+                <w:sz w:val="18"/>
+              </w:rPr>
+            </w:r>
+            <w:r>
+              <w:rPr>
+                <w:b w:val="0"/>
+                <w:sz w:val="18"/>
               </w:rPr>
               <w:t>①"出世间心只有一个目标——涅槃。"②"道心生起，下一个心识刹那，无间生起的就是果心。"③"你继续，继续修你的观智。"</w:t>
             </w:r>
@@ -959,15 +1116,11 @@
       </w:tr>
     </w:tbl>
     <w:p>
-      <w:pPr>
-        <w:spacing w:before="160" w:after="80"/>
-      </w:pPr>
-      <w:r>
-        <w:rPr>
-          <w:rFonts w:ascii="Microsoft YaHei" w:hAnsi="Microsoft YaHei" w:eastAsia="Microsoft YaHei"/>
+      <w:r>
+        <w:rPr>
           <w:b/>
           <w:color w:val="1F3864"/>
-          <w:sz w:val="28"/>
+          <w:sz w:val="26"/>
         </w:rPr>
         <w:t>⏱ 时间弹性指南（本讲通用）</w:t>
       </w:r>
@@ -976,7 +1129,6 @@
       <w:tblPr>
         <w:tblStyle w:val="TableGrid"/>
         <w:tblW w:type="auto" w:w="0"/>
-        <w:jc w:val="center"/>
         <w:tblLook w:firstColumn="1" w:firstRow="1" w:lastColumn="0" w:lastRow="0" w:noHBand="0" w:noVBand="1" w:val="04A0"/>
       </w:tblPr>
       <w:tblGrid>
@@ -987,17 +1139,20 @@
         <w:tc>
           <w:tcPr>
             <w:tcW w:type="dxa" w:w="4819"/>
-            <w:shd w:val="clear" w:color="auto" w:fill="1F3864"/>
+            <w:shd w:val="clear" w:fill="1F3864"/>
           </w:tcPr>
           <w:p>
-            <w:pPr>
-              <w:spacing w:after="20"/>
-            </w:pPr>
             <w:r>
               <w:rPr>
-                <w:b/>
                 <w:color w:val="FFFFFF"/>
-                <w:sz w:val="19"/>
+                <w:sz w:val="18"/>
+              </w:rPr>
+            </w:r>
+            <w:r>
+              <w:rPr>
+                <w:b w:val="0"/>
+                <w:color w:val="FFFFFF"/>
+                <w:sz w:val="18"/>
               </w:rPr>
               <w:t>情况</w:t>
             </w:r>
@@ -1006,17 +1161,20 @@
         <w:tc>
           <w:tcPr>
             <w:tcW w:type="dxa" w:w="4819"/>
-            <w:shd w:val="clear" w:color="auto" w:fill="1F3864"/>
+            <w:shd w:val="clear" w:fill="1F3864"/>
           </w:tcPr>
           <w:p>
-            <w:pPr>
-              <w:spacing w:after="20"/>
-            </w:pPr>
             <w:r>
               <w:rPr>
-                <w:b/>
                 <w:color w:val="FFFFFF"/>
-                <w:sz w:val="19"/>
+                <w:sz w:val="18"/>
+              </w:rPr>
+            </w:r>
+            <w:r>
+              <w:rPr>
+                <w:b w:val="0"/>
+                <w:color w:val="FFFFFF"/>
+                <w:sz w:val="18"/>
               </w:rPr>
               <w:t>应对方法</w:t>
             </w:r>
@@ -1029,19 +1187,22 @@
             <w:tcW w:type="dxa" w:w="4819"/>
           </w:tcPr>
           <w:p>
-            <w:pPr>
-              <w:spacing w:after="20"/>
-            </w:pPr>
+            <w:r>
+              <w:rPr>
+                <w:sz w:val="18"/>
+              </w:rPr>
+            </w:r>
             <w:r>
               <w:rPr>
                 <w:b/>
-                <w:sz w:val="19"/>
+                <w:sz w:val="18"/>
               </w:rPr>
               <w:t>时间不够</w:t>
             </w:r>
             <w:r>
               <w:rPr>
-                <w:sz w:val="19"/>
+                <w:b w:val="0"/>
+                <w:sz w:val="18"/>
               </w:rPr>
               <w:t>（共读+讨论超时）</w:t>
             </w:r>
@@ -1052,12 +1213,15 @@
             <w:tcW w:type="dxa" w:w="4819"/>
           </w:tcPr>
           <w:p>
-            <w:pPr>
-              <w:spacing w:after="20"/>
-            </w:pPr>
             <w:r>
               <w:rPr>
-                <w:sz w:val="19"/>
+                <w:sz w:val="18"/>
+              </w:rPr>
+            </w:r>
+            <w:r>
+              <w:rPr>
+                <w:b w:val="0"/>
+                <w:sz w:val="18"/>
               </w:rPr>
               <w:t>① 共读只读材料①★核心段落（一至五节）；② 材料②音声段只读段A；③ 材料③◈扩展整段跳过；④ 主题讨论只做问题①；⑤ 第一轮分享每人一句话；⑥ 禅修练习缩至8分钟；⑦ 收尾缩至10分钟，回向词不省略</w:t>
             </w:r>
@@ -1068,22 +1232,25 @@
         <w:tc>
           <w:tcPr>
             <w:tcW w:type="dxa" w:w="4819"/>
-            <w:shd w:val="clear" w:color="auto" w:fill="F2F2F2"/>
+            <w:shd w:val="clear" w:fill="F2F5FA"/>
           </w:tcPr>
           <w:p>
-            <w:pPr>
-              <w:spacing w:after="20"/>
-            </w:pPr>
+            <w:r>
+              <w:rPr>
+                <w:sz w:val="18"/>
+              </w:rPr>
+            </w:r>
             <w:r>
               <w:rPr>
                 <w:b/>
-                <w:sz w:val="19"/>
+                <w:sz w:val="18"/>
               </w:rPr>
               <w:t>时间富余</w:t>
             </w:r>
             <w:r>
               <w:rPr>
-                <w:sz w:val="19"/>
+                <w:b w:val="0"/>
+                <w:sz w:val="18"/>
               </w:rPr>
               <w:t>（讨论提前结束）</w:t>
             </w:r>
@@ -1092,15 +1259,18 @@
         <w:tc>
           <w:tcPr>
             <w:tcW w:type="dxa" w:w="4819"/>
-            <w:shd w:val="clear" w:color="auto" w:fill="F2F2F2"/>
+            <w:shd w:val="clear" w:fill="F2F5FA"/>
           </w:tcPr>
           <w:p>
-            <w:pPr>
-              <w:spacing w:after="20"/>
-            </w:pPr>
             <w:r>
               <w:rPr>
-                <w:sz w:val="19"/>
+                <w:sz w:val="18"/>
+              </w:rPr>
+            </w:r>
+            <w:r>
+              <w:rPr>
+                <w:b w:val="0"/>
+                <w:sz w:val="18"/>
               </w:rPr>
               <w:t>① 加读材料①◈扩展段（三解脱门、省察智验证）；② 加读材料②段B、段C；③ 加读材料③◈扩展段（七十三种智选录）；④ 用扩展内容包"四双八辈速查表"做3分钟梳理；⑤ 分享每人3分钟；⑥ 禅修延长至20分钟</w:t>
             </w:r>
@@ -1113,13 +1283,15 @@
             <w:tcW w:type="dxa" w:w="4819"/>
           </w:tcPr>
           <w:p>
-            <w:pPr>
-              <w:spacing w:after="20"/>
-            </w:pPr>
+            <w:r>
+              <w:rPr>
+                <w:sz w:val="18"/>
+              </w:rPr>
+            </w:r>
             <w:r>
               <w:rPr>
                 <w:b/>
-                <w:sz w:val="19"/>
+                <w:sz w:val="18"/>
               </w:rPr>
               <w:t>出现印证类提问</w:t>
             </w:r>
@@ -1130,12 +1302,15 @@
             <w:tcW w:type="dxa" w:w="4819"/>
           </w:tcPr>
           <w:p>
-            <w:pPr>
-              <w:spacing w:after="20"/>
-            </w:pPr>
             <w:r>
               <w:rPr>
-                <w:sz w:val="19"/>
+                <w:sz w:val="18"/>
+              </w:rPr>
+            </w:r>
+            <w:r>
+              <w:rPr>
+                <w:b w:val="0"/>
+                <w:sz w:val="18"/>
               </w:rPr>
               <w:t>不辩论、不展开，用统一话术接住后立即回到原文或流程（详见📌特别提醒第2条）；此情况不占用讨论时间</w:t>
             </w:r>
@@ -1146,16 +1321,18 @@
         <w:tc>
           <w:tcPr>
             <w:tcW w:type="dxa" w:w="4819"/>
-            <w:shd w:val="clear" w:color="auto" w:fill="F2F2F2"/>
+            <w:shd w:val="clear" w:fill="F2F5FA"/>
           </w:tcPr>
           <w:p>
-            <w:pPr>
-              <w:spacing w:after="20"/>
-            </w:pPr>
+            <w:r>
+              <w:rPr>
+                <w:sz w:val="18"/>
+              </w:rPr>
+            </w:r>
             <w:r>
               <w:rPr>
                 <w:b/>
-                <w:sz w:val="19"/>
+                <w:sz w:val="18"/>
               </w:rPr>
               <w:t>有人分享强烈体验</w:t>
             </w:r>
@@ -1164,15 +1341,18 @@
         <w:tc>
           <w:tcPr>
             <w:tcW w:type="dxa" w:w="4819"/>
-            <w:shd w:val="clear" w:color="auto" w:fill="F2F2F2"/>
+            <w:shd w:val="clear" w:fill="F2F5FA"/>
           </w:tcPr>
           <w:p>
-            <w:pPr>
-              <w:spacing w:after="20"/>
-            </w:pPr>
             <w:r>
               <w:rPr>
-                <w:sz w:val="19"/>
+                <w:sz w:val="18"/>
+              </w:rPr>
+            </w:r>
+            <w:r>
+              <w:rPr>
+                <w:b w:val="0"/>
+                <w:sz w:val="18"/>
               </w:rPr>
               <w:t>先接纳倾听，不肯定不否定，温和拉回"回到原文与生活观察"；会后可私下关心（详见📌特别提醒第6条）</w:t>
             </w:r>
@@ -1185,13 +1365,15 @@
             <w:tcW w:type="dxa" w:w="4819"/>
           </w:tcPr>
           <w:p>
-            <w:pPr>
-              <w:spacing w:after="20"/>
-            </w:pPr>
+            <w:r>
+              <w:rPr>
+                <w:sz w:val="18"/>
+              </w:rPr>
+            </w:r>
             <w:r>
               <w:rPr>
                 <w:b/>
-                <w:sz w:val="19"/>
+                <w:sz w:val="18"/>
               </w:rPr>
               <w:t>气氛沉重（无力感蔓延）</w:t>
             </w:r>
@@ -1202,12 +1384,15 @@
             <w:tcW w:type="dxa" w:w="4819"/>
           </w:tcPr>
           <w:p>
-            <w:pPr>
-              <w:spacing w:after="20"/>
-            </w:pPr>
             <w:r>
               <w:rPr>
-                <w:sz w:val="19"/>
+                <w:sz w:val="18"/>
+              </w:rPr>
+            </w:r>
+            <w:r>
+              <w:rPr>
+                <w:b w:val="0"/>
+                <w:sz w:val="18"/>
               </w:rPr>
               <w:t>及时读出原文那句"不一定是很遥远啊"，并把落点切到作业：每天2分钟四预流支回看</w:t>
             </w:r>
@@ -1217,72 +1402,64 @@
     </w:tbl>
     <w:p>
       <w:pPr>
-        <w:spacing w:before="40" w:after="80"/>
-        <w:ind w:left="283"/>
-        <w:shd w:val="clear" w:color="auto" w:fill="EEF2F8"/>
+        <w:ind w:left="170"/>
         <w:pBdr>
-          <w:left w:val="single" w:sz="20" w:space="6" w:color="1F3864"/>
+          <w:left w:val="single" w:sz="18" w:space="4" w:color="1F3864"/>
         </w:pBdr>
-      </w:pPr>
-      <w:r>
-        <w:rPr>
-          <w:sz w:val="20"/>
+        <w:shd w:val="clear" w:fill="F2F5FA"/>
+      </w:pPr>
+      <w:r>
+        <w:rPr>
+          <w:b w:val="0"/>
         </w:rPr>
         <w:t>💡 原则：</w:t>
       </w:r>
       <w:r>
         <w:rPr>
           <w:b/>
-          <w:sz w:val="20"/>
         </w:rPr>
         <w:t>讨论比读完重要，体验比讲完重要。</w:t>
       </w:r>
       <w:r>
         <w:rPr>
-          <w:sz w:val="20"/>
+          <w:b w:val="0"/>
         </w:rPr>
         <w:t xml:space="preserve"> 宁可跳过后半段原文，也要让每个人都有机会说话。</w:t>
       </w:r>
     </w:p>
     <w:p>
       <w:pPr>
-        <w:spacing w:before="40" w:after="80"/>
-        <w:ind w:left="283"/>
-        <w:shd w:val="clear" w:color="auto" w:fill="EEF2F8"/>
+        <w:ind w:left="170"/>
         <w:pBdr>
-          <w:left w:val="single" w:sz="20" w:space="6" w:color="1F3864"/>
+          <w:left w:val="single" w:sz="18" w:space="4" w:color="1F3864"/>
         </w:pBdr>
-      </w:pPr>
-      <w:r>
-        <w:rPr>
-          <w:sz w:val="20"/>
+        <w:shd w:val="clear" w:fill="F2F5FA"/>
+      </w:pPr>
+      <w:r>
+        <w:rPr>
+          <w:b w:val="0"/>
         </w:rPr>
         <w:t>💡 本讲补一条原则：</w:t>
       </w:r>
       <w:r>
         <w:rPr>
           <w:b/>
-          <w:sz w:val="20"/>
         </w:rPr>
         <w:t>方向感比进度感重要。</w:t>
       </w:r>
       <w:r>
         <w:rPr>
-          <w:sz w:val="20"/>
+          <w:b w:val="0"/>
         </w:rPr>
         <w:t xml:space="preserve"> 本周人人都可能下意识地问"我到哪一步了"——请把这个问题每一次都轻轻换成"今天我能做哪一步"。地图用于看清方向，不是用来丈量彼此。</w:t>
       </w:r>
     </w:p>
     <w:p>
-      <w:pPr>
-        <w:spacing w:before="160" w:after="80"/>
-      </w:pPr>
-      <w:r>
-        <w:rPr>
-          <w:rFonts w:ascii="Microsoft YaHei" w:hAnsi="Microsoft YaHei" w:eastAsia="Microsoft YaHei"/>
+      <w:r>
+        <w:rPr>
           <w:b/>
           <w:color w:val="1F3864"/>
-          <w:sz w:val="28"/>
+          <w:sz w:val="26"/>
         </w:rPr>
         <w:t>🧘 静心开场（10 min）</w:t>
       </w:r>
@@ -1291,543 +1468,461 @@
       <w:r>
         <w:rPr>
           <w:b/>
-          <w:sz w:val="21"/>
         </w:rPr>
         <w:t>主持人引导语</w:t>
       </w:r>
       <w:r>
         <w:rPr>
-          <w:sz w:val="21"/>
+          <w:b w:val="0"/>
         </w:rPr>
         <w:t>（照读即可）：</w:t>
       </w:r>
     </w:p>
     <w:p>
       <w:pPr>
-        <w:spacing w:before="40" w:after="80"/>
-        <w:ind w:left="283"/>
-        <w:shd w:val="clear" w:color="auto" w:fill="EEF2F8"/>
+        <w:ind w:left="170"/>
         <w:pBdr>
-          <w:left w:val="single" w:sz="20" w:space="6" w:color="1F3864"/>
+          <w:left w:val="single" w:sz="18" w:space="4" w:color="1F3864"/>
         </w:pBdr>
-      </w:pPr>
-      <w:r>
-        <w:rPr>
-          <w:sz w:val="20"/>
+        <w:shd w:val="clear" w:fill="F2F5FA"/>
+      </w:pPr>
+      <w:r>
+        <w:rPr>
+          <w:b w:val="0"/>
         </w:rPr>
         <w:t>欢迎大家来到"四圣谛（二）——灭与道"系列的第7次共读。今晚在座的每一个人，都是带着自己这条路的某一段走来的——不管你从哪一站上车，今晚的位置都是安全的。</w:t>
       </w:r>
     </w:p>
     <w:p>
       <w:pPr>
-        <w:spacing w:before="40" w:after="80"/>
-        <w:ind w:left="283"/>
-        <w:shd w:val="clear" w:color="auto" w:fill="EEF2F8"/>
+        <w:ind w:left="170"/>
         <w:pBdr>
-          <w:left w:val="single" w:sz="20" w:space="6" w:color="1F3864"/>
+          <w:left w:val="single" w:sz="18" w:space="4" w:color="1F3864"/>
         </w:pBdr>
-      </w:pPr>
-      <w:r>
-        <w:rPr>
-          <w:sz w:val="20"/>
+        <w:shd w:val="clear" w:fill="F2F5FA"/>
+      </w:pPr>
+      <w:r>
+        <w:rPr>
+          <w:b w:val="0"/>
         </w:rPr>
         <w:t>我们先静坐一分钟。闭上眼睛，感受自己的呼吸，让心慢慢安静下来。（停顿60秒）</w:t>
       </w:r>
     </w:p>
     <w:p>
       <w:pPr>
-        <w:spacing w:before="40" w:after="80"/>
-        <w:ind w:left="283"/>
-        <w:shd w:val="clear" w:color="auto" w:fill="EEF2F8"/>
+        <w:ind w:left="170"/>
         <w:pBdr>
-          <w:left w:val="single" w:sz="20" w:space="6" w:color="1F3864"/>
+          <w:left w:val="single" w:sz="18" w:space="4" w:color="1F3864"/>
         </w:pBdr>
-      </w:pPr>
-      <w:r>
-        <w:rPr>
-          <w:sz w:val="20"/>
+        <w:shd w:val="clear" w:fill="F2F5FA"/>
+      </w:pPr>
+      <w:r>
+        <w:rPr>
+          <w:b w:val="0"/>
         </w:rPr>
         <w:t>好，请大家慢慢睁开眼睛。今天是我们这个系列的第7周。前六周我们走了一条完整的路：第1、2周讲灭谛——渴爱在哪里生起，就在哪里让它灭；第3到6周讲道谛——八正道是唯一之道，三种断、十二道分、三十七道品。上周结束的时候我们留了一个预告：四双八辈，归到本周详展。那今天，我们就来回答大家心里可能早就有的那个问题：这条路，最后是怎么"走通"的？涅槃，究竟是怎么被证得的？</w:t>
       </w:r>
     </w:p>
     <w:p>
       <w:pPr>
-        <w:spacing w:before="40" w:after="80"/>
-        <w:ind w:left="283"/>
-        <w:shd w:val="clear" w:color="auto" w:fill="EEF2F8"/>
+        <w:ind w:left="170"/>
         <w:pBdr>
-          <w:left w:val="single" w:sz="20" w:space="6" w:color="1F3864"/>
+          <w:left w:val="single" w:sz="18" w:space="4" w:color="1F3864"/>
         </w:pBdr>
-      </w:pPr>
-      <w:r>
-        <w:rPr>
-          <w:sz w:val="20"/>
+        <w:shd w:val="clear" w:fill="F2F5FA"/>
+      </w:pPr>
+      <w:r>
+        <w:rPr>
+          <w:b w:val="0"/>
         </w:rPr>
         <w:t>先给大家画一张今天的地图。今天只有一个主角——出世间心。我们会分三步走：第一步，弄清楚"出世间"到底超越什么（不是宇宙，是诸行法）；第二步，看清那一刹那发生了什么——道心断烦恼、果心体验解脱，四道四果八种出世间心，这就是第5周预告的四双八辈的详展；第三步，回到我们自己——从凡夫到阿拉汉的五个阶段里，第一阶段"觉悟资粮的累积"就在脚下。音声材料里还有一段很实在的话：如果有人自称证果，导师不给印证，只说"你继续修观智"。这一段，请特别留意——它同时回答了"我们读书会如何对待证悟话题"的问题。</w:t>
       </w:r>
     </w:p>
     <w:p>
       <w:pPr>
-        <w:spacing w:before="40" w:after="80"/>
-        <w:ind w:left="283"/>
-        <w:shd w:val="clear" w:color="auto" w:fill="EEF2F8"/>
+        <w:ind w:left="170"/>
         <w:pBdr>
-          <w:left w:val="single" w:sz="20" w:space="6" w:color="1F3864"/>
+          <w:left w:val="single" w:sz="18" w:space="4" w:color="1F3864"/>
         </w:pBdr>
-      </w:pPr>
-      <w:r>
-        <w:rPr>
-          <w:sz w:val="20"/>
+        <w:shd w:val="clear" w:fill="F2F5FA"/>
+      </w:pPr>
+      <w:r>
+        <w:rPr>
+          <w:b w:val="0"/>
         </w:rPr>
         <w:t>今天原文里有一句话，可以先送给大家："出世间心只有一个目标——涅槃。"还有一句更让人安心的："道心和果心目前对我们来讲似乎还没有关系，但不一定啊，不一定是很遥远啊。"今天我们不追求"讲懂全部"，只需要带走三个清楚的印象：第一，出世间不是跑到宇宙之外，而是心超越诸行法；第二，道心断烦恼、果心体验解脱，道果不是中大奖，也不是神通无边；第三，从凡夫到阿拉汉是五个阶段，而第一个阶段——觉悟资粮的累积——是我们每个人现在就在走的。带着这三个印象，今晚无论读到哪一段，你都不会迷路。</w:t>
       </w:r>
     </w:p>
     <w:p>
       <w:pPr>
-        <w:spacing w:before="40" w:after="80"/>
-        <w:ind w:left="283"/>
-        <w:shd w:val="clear" w:color="auto" w:fill="EEF2F8"/>
+        <w:ind w:left="170"/>
         <w:pBdr>
-          <w:left w:val="single" w:sz="20" w:space="6" w:color="1F3864"/>
+          <w:left w:val="single" w:sz="18" w:space="4" w:color="1F3864"/>
         </w:pBdr>
-      </w:pPr>
-      <w:r>
-        <w:rPr>
-          <w:sz w:val="20"/>
+        <w:shd w:val="clear" w:fill="F2F5FA"/>
+      </w:pPr>
+      <w:r>
+        <w:rPr>
+          <w:b w:val="0"/>
         </w:rPr>
         <w:t>照例有四个约定，本周要特别强调：</w:t>
       </w:r>
       <w:r>
         <w:rPr>
           <w:b/>
-          <w:sz w:val="20"/>
         </w:rPr>
         <w:t>不印证</w:t>
       </w:r>
       <w:r>
         <w:rPr>
-          <w:sz w:val="20"/>
+          <w:b w:val="0"/>
         </w:rPr>
         <w:t>——我们不回应"我这样算不算证了"这类问题，也不给任何人下判断；</w:t>
       </w:r>
       <w:r>
         <w:rPr>
           <w:b/>
-          <w:sz w:val="20"/>
         </w:rPr>
         <w:t>不比较</w:t>
       </w:r>
       <w:r>
         <w:rPr>
-          <w:sz w:val="20"/>
+          <w:b w:val="0"/>
         </w:rPr>
         <w:t>——不比进度、不比体验；</w:t>
       </w:r>
       <w:r>
         <w:rPr>
           <w:b/>
-          <w:sz w:val="20"/>
         </w:rPr>
         <w:t>不评判</w:t>
       </w:r>
       <w:r>
         <w:rPr>
-          <w:sz w:val="20"/>
+          <w:b w:val="0"/>
         </w:rPr>
         <w:t>——每个人的分享都值得倾听；</w:t>
       </w:r>
       <w:r>
         <w:rPr>
           <w:b/>
-          <w:sz w:val="20"/>
         </w:rPr>
         <w:t>回到原文</w:t>
       </w:r>
       <w:r>
         <w:rPr>
-          <w:sz w:val="20"/>
+          <w:b w:val="0"/>
         </w:rPr>
         <w:t>——所有疑问，先回到今天的原文里找线索。好，我们进入共读。</w:t>
       </w:r>
     </w:p>
     <w:p>
       <w:pPr>
-        <w:spacing w:before="40" w:after="80"/>
-        <w:ind w:left="283"/>
-        <w:shd w:val="clear" w:color="auto" w:fill="EEF2F8"/>
+        <w:ind w:left="170"/>
         <w:pBdr>
-          <w:left w:val="single" w:sz="20" w:space="6" w:color="1F3864"/>
+          <w:left w:val="single" w:sz="18" w:space="4" w:color="1F3864"/>
         </w:pBdr>
-      </w:pPr>
-      <w:r>
-        <w:rPr>
-          <w:sz w:val="20"/>
+        <w:shd w:val="clear" w:fill="F2F5FA"/>
+      </w:pPr>
+      <w:r>
+        <w:rPr>
+          <w:b w:val="0"/>
         </w:rPr>
         <w:t xml:space="preserve">💬 </w:t>
       </w:r>
       <w:r>
         <w:rPr>
           <w:b/>
-          <w:sz w:val="20"/>
         </w:rPr>
         <w:t>破冰｜3–5分钟</w:t>
       </w:r>
       <w:r>
         <w:rPr>
-          <w:sz w:val="20"/>
+          <w:b w:val="0"/>
         </w:rPr>
         <w:t>：谈到「证悟」，你心里更多是向往、好奇，还是有点害怕？</w:t>
       </w:r>
     </w:p>
     <w:p>
       <w:pPr>
-        <w:spacing w:before="40" w:after="80"/>
-        <w:ind w:left="283"/>
-        <w:shd w:val="clear" w:color="auto" w:fill="EEF2F8"/>
+        <w:ind w:left="170"/>
         <w:pBdr>
-          <w:left w:val="single" w:sz="20" w:space="6" w:color="1F3864"/>
+          <w:left w:val="single" w:sz="18" w:space="4" w:color="1F3864"/>
         </w:pBdr>
-      </w:pPr>
-      <w:r>
-        <w:rPr>
-          <w:sz w:val="20"/>
+        <w:shd w:val="clear" w:fill="F2F5FA"/>
+      </w:pPr>
+      <w:r>
+        <w:rPr>
+          <w:b w:val="0"/>
         </w:rPr>
         <w:t xml:space="preserve">🛡️ </w:t>
       </w:r>
       <w:r>
         <w:rPr>
           <w:b/>
-          <w:sz w:val="20"/>
         </w:rPr>
         <w:t>心理安全三约定</w:t>
       </w:r>
       <w:r>
         <w:rPr>
-          <w:sz w:val="20"/>
+          <w:b w:val="0"/>
         </w:rPr>
         <w:t xml:space="preserve">（每次开场在心里过一遍）：① </w:t>
       </w:r>
       <w:r>
         <w:rPr>
           <w:b/>
-          <w:sz w:val="20"/>
         </w:rPr>
         <w:t>保密</w:t>
       </w:r>
       <w:r>
         <w:rPr>
-          <w:sz w:val="20"/>
+          <w:b w:val="0"/>
         </w:rPr>
         <w:t xml:space="preserve">——这里说的话不出这间屋子；② </w:t>
       </w:r>
       <w:r>
         <w:rPr>
           <w:b/>
-          <w:sz w:val="20"/>
         </w:rPr>
         <w:t>不评判</w:t>
       </w:r>
       <w:r>
         <w:rPr>
-          <w:sz w:val="20"/>
+          <w:b w:val="0"/>
         </w:rPr>
         <w:t xml:space="preserve">——不评价任何人的分享，也不急着评价自己；③ </w:t>
       </w:r>
       <w:r>
         <w:rPr>
           <w:b/>
-          <w:sz w:val="20"/>
         </w:rPr>
         <w:t>可随时暂停</w:t>
       </w:r>
       <w:r>
         <w:rPr>
-          <w:sz w:val="20"/>
+          <w:b w:val="0"/>
         </w:rPr>
         <w:t>——任何时候觉得不舒服，都可以停下来休息、喝水或离开，不需要解释。</w:t>
       </w:r>
     </w:p>
     <w:p>
-      <w:pPr>
-        <w:spacing w:before="160" w:after="80"/>
-      </w:pPr>
-      <w:r>
-        <w:rPr>
-          <w:rFonts w:ascii="Microsoft YaHei" w:hAnsi="Microsoft YaHei" w:eastAsia="Microsoft YaHei"/>
+      <w:r>
+        <w:rPr>
           <w:b/>
           <w:color w:val="1F3864"/>
-          <w:sz w:val="28"/>
+          <w:sz w:val="26"/>
         </w:rPr>
         <w:t>📖 共读原文（25 min）</w:t>
       </w:r>
     </w:p>
     <w:p>
       <w:pPr>
-        <w:spacing w:before="40" w:after="80"/>
-        <w:ind w:left="283"/>
-        <w:shd w:val="clear" w:color="auto" w:fill="EEF2F8"/>
+        <w:ind w:left="170"/>
         <w:pBdr>
-          <w:left w:val="single" w:sz="20" w:space="6" w:color="1F3864"/>
+          <w:left w:val="single" w:sz="18" w:space="4" w:color="1F3864"/>
         </w:pBdr>
-      </w:pPr>
-      <w:r>
-        <w:rPr>
-          <w:sz w:val="20"/>
+        <w:shd w:val="clear" w:fill="F2F5FA"/>
+      </w:pPr>
+      <w:r>
+        <w:rPr>
+          <w:b w:val="0"/>
         </w:rPr>
         <w:t>⚠️ 主持人操作：以下为完整原文文字，可直接照读或让大家轮流朗读，无需查知识库。出处信息见各材料下方；"＞【编者注】"段落与"（编者注：…）"段落朗读时跳过；巴利转写词（lokuttara、akāliko、Svākkhāto…）照读音译或跳过皆可；音声转写段中的时间码与（ ）整理注记朗读时跳过；材料③为汉译经论，句式古老，读不顺的句子可跳过不影响主线。</w:t>
       </w:r>
     </w:p>
     <w:p>
-      <w:pPr>
-        <w:spacing w:before="120" w:after="80"/>
-      </w:pPr>
-      <w:r>
-        <w:rPr>
-          <w:rFonts w:ascii="Microsoft YaHei" w:hAnsi="Microsoft YaHei" w:eastAsia="Microsoft YaHei"/>
+      <w:r>
+        <w:rPr>
           <w:b/>
           <w:color w:val="1F3864"/>
-          <w:sz w:val="25"/>
+          <w:sz w:val="23"/>
         </w:rPr>
         <w:t>原文材料①：《第107讲-出世间心-共修版.pdf》（出世间心全义）</w:t>
       </w:r>
     </w:p>
     <w:p>
       <w:pPr>
-        <w:spacing w:before="40" w:after="80"/>
-        <w:ind w:left="283"/>
-        <w:shd w:val="clear" w:color="auto" w:fill="EEF2F8"/>
+        <w:ind w:left="170"/>
         <w:pBdr>
-          <w:left w:val="single" w:sz="20" w:space="6" w:color="1F3864"/>
+          <w:left w:val="single" w:sz="18" w:space="4" w:color="1F3864"/>
         </w:pBdr>
+        <w:shd w:val="clear" w:fill="F2F5FA"/>
       </w:pPr>
       <w:r>
         <w:rPr>
           <w:b/>
-          <w:sz w:val="20"/>
         </w:rPr>
         <w:t>段落优先级</w:t>
       </w:r>
       <w:r>
         <w:rPr>
-          <w:sz w:val="20"/>
+          <w:b w:val="0"/>
         </w:rPr>
         <w:t>：★核心必读（时间不够时只读★段落）｜◈扩展段落（时间富余时读）</w:t>
       </w:r>
     </w:p>
     <w:p>
       <w:pPr>
-        <w:spacing w:before="40" w:after="80"/>
-        <w:ind w:left="283"/>
-        <w:shd w:val="clear" w:color="auto" w:fill="EEF2F8"/>
+        <w:ind w:left="170"/>
         <w:pBdr>
-          <w:left w:val="single" w:sz="20" w:space="6" w:color="1F3864"/>
+          <w:left w:val="single" w:sz="18" w:space="4" w:color="1F3864"/>
         </w:pBdr>
+        <w:shd w:val="clear" w:fill="F2F5FA"/>
       </w:pPr>
       <w:r>
         <w:rPr>
           <w:b/>
-          <w:sz w:val="20"/>
         </w:rPr>
         <w:t>【本周朗读段 · 开始】</w:t>
       </w:r>
       <w:r>
         <w:rPr>
-          <w:sz w:val="20"/>
+          <w:b w:val="0"/>
         </w:rPr>
         <w:t>（本段约 3787 字，供中等稍慢朗读，约 22 分钟；其余为默读／选读／延伸内容）</w:t>
       </w:r>
     </w:p>
     <w:p>
       <w:pPr>
-        <w:spacing w:before="40" w:after="80"/>
-        <w:ind w:left="283"/>
-        <w:shd w:val="clear" w:color="auto" w:fill="EEF2F8"/>
+        <w:ind w:left="170"/>
         <w:pBdr>
-          <w:left w:val="single" w:sz="20" w:space="6" w:color="1F3864"/>
+          <w:left w:val="single" w:sz="18" w:space="4" w:color="1F3864"/>
         </w:pBdr>
-      </w:pPr>
-      <w:r>
-        <w:rPr>
-          <w:sz w:val="20"/>
+        <w:shd w:val="clear" w:fill="F2F5FA"/>
+      </w:pPr>
+      <w:r>
+        <w:rPr>
+          <w:b w:val="0"/>
         </w:rPr>
         <w:t>🗺️ 主持人导读（30秒，帮大家挂上地图再读）：今天全文只有一个主角——出世间心。★核心五节按"是什么→以什么为目标→怎么断烦恼→果心无间→几步走"展开；◈扩展两节讲"方向不能错（三解脱门）"与"如何验证（省察智）"。名词听不懂没关系，抓住一句话就够了：道心断烦恼，果心体验解脱。</w:t>
       </w:r>
     </w:p>
     <w:p>
       <w:pPr>
-        <w:ind w:left="340"/>
-      </w:pPr>
-      <w:r>
-        <w:rPr>
-          <w:color w:val="1F3864"/>
-          <w:sz w:val="21"/>
-        </w:rPr>
-        <w:t xml:space="preserve">• </w:t>
-      </w:r>
+        <w:pStyle w:val="ListBullet"/>
+      </w:pPr>
       <w:r>
         <w:rPr>
           <w:b/>
-          <w:sz w:val="21"/>
         </w:rPr>
         <w:t>标题</w:t>
       </w:r>
       <w:r>
         <w:rPr>
-          <w:sz w:val="21"/>
+          <w:b w:val="0"/>
         </w:rPr>
         <w:t>：《第107讲-出世间心-共修版.pdf》（"云端起观 第107课·出世间心"，取开篇界定、所缘与八种心、戒定慧观照、道智果智、八个出世间心与五个阶段、目标决定现在与三解脱门、省察智验证各章节）</w:t>
       </w:r>
     </w:p>
     <w:p>
       <w:pPr>
-        <w:ind w:left="340"/>
-      </w:pPr>
-      <w:r>
-        <w:rPr>
-          <w:color w:val="1F3864"/>
-          <w:sz w:val="21"/>
-        </w:rPr>
-        <w:t xml:space="preserve">• </w:t>
-      </w:r>
+        <w:pStyle w:val="ListBullet"/>
+      </w:pPr>
       <w:r>
         <w:rPr>
           <w:b/>
-          <w:sz w:val="21"/>
         </w:rPr>
         <w:t>文件类型</w:t>
       </w:r>
       <w:r>
         <w:rPr>
-          <w:sz w:val="21"/>
+          <w:b w:val="0"/>
         </w:rPr>
         <w:t>：PDF课件原文</w:t>
       </w:r>
     </w:p>
     <w:p>
       <w:pPr>
-        <w:ind w:left="340"/>
-      </w:pPr>
-      <w:r>
-        <w:rPr>
-          <w:color w:val="1F3864"/>
-          <w:sz w:val="21"/>
-        </w:rPr>
-        <w:t xml:space="preserve">• </w:t>
-      </w:r>
+        <w:pStyle w:val="ListBullet"/>
+      </w:pPr>
       <w:r>
         <w:rPr>
           <w:b/>
-          <w:sz w:val="21"/>
         </w:rPr>
         <w:t>说明</w:t>
       </w:r>
       <w:r>
         <w:rPr>
-          <w:sz w:val="21"/>
+          <w:b w:val="0"/>
         </w:rPr>
         <w:t>：主材料。本周为107讲整讲素材，无跨周拆分；08线已用194/195讲展开苦集与灭谛展望，本讲用107讲专讲出世间心，无版本冲突；共读取★核心五节＋◈扩展两节（详见素材照录，照录中已注明课件首页OCR乱码行与"四十种出世间心"未展开的缺口）。</w:t>
       </w:r>
     </w:p>
     <w:p>
       <w:pPr>
-        <w:ind w:left="340"/>
-      </w:pPr>
-      <w:r>
-        <w:rPr>
-          <w:color w:val="1F3864"/>
-          <w:sz w:val="21"/>
-        </w:rPr>
-        <w:t xml:space="preserve">• </w:t>
-      </w:r>
+        <w:pStyle w:val="ListBullet"/>
+      </w:pPr>
       <w:r>
         <w:rPr>
           <w:b/>
-          <w:sz w:val="21"/>
         </w:rPr>
         <w:t>知识库出处</w:t>
       </w:r>
       <w:r>
         <w:rPr>
-          <w:sz w:val="21"/>
+          <w:b w:val="0"/>
         </w:rPr>
         <w:t>：知识库「古源尊者开示及上座部佛教资料」</w:t>
       </w:r>
     </w:p>
     <w:p>
       <w:pPr>
-        <w:ind w:left="340"/>
-      </w:pPr>
-      <w:r>
-        <w:rPr>
-          <w:color w:val="1F3864"/>
-          <w:sz w:val="21"/>
-        </w:rPr>
-        <w:t xml:space="preserve">• </w:t>
-      </w:r>
+        <w:pStyle w:val="ListBullet"/>
+      </w:pPr>
       <w:r>
         <w:rPr>
           <w:b/>
-          <w:sz w:val="21"/>
         </w:rPr>
         <w:t>media_id</w:t>
       </w:r>
       <w:r>
         <w:rPr>
-          <w:sz w:val="21"/>
+          <w:b w:val="0"/>
         </w:rPr>
         <w:t>：pdf_d0dd1c0cd17209afe241ece24bf6b7b4_c017c7f112dc027181e26b9709b934c97439961422831605</w:t>
       </w:r>
     </w:p>
     <w:p>
       <w:pPr>
-        <w:ind w:left="340"/>
-      </w:pPr>
-      <w:r>
-        <w:rPr>
-          <w:color w:val="1F3864"/>
-          <w:sz w:val="21"/>
-        </w:rPr>
-        <w:t xml:space="preserve">• </w:t>
-      </w:r>
+        <w:pStyle w:val="ListBullet"/>
+      </w:pPr>
       <w:r>
         <w:rPr>
           <w:b/>
-          <w:sz w:val="21"/>
         </w:rPr>
         <w:t>打开方式</w:t>
       </w:r>
       <w:r>
         <w:rPr>
-          <w:sz w:val="21"/>
+          <w:b w:val="0"/>
         </w:rPr>
         <w:t>：ima知识库搜索「第107讲 出世间心」即可打开</w:t>
       </w:r>
     </w:p>
     <w:p>
       <w:pPr>
-        <w:spacing w:before="40" w:after="80"/>
-        <w:ind w:left="283"/>
-        <w:shd w:val="clear" w:color="auto" w:fill="EEF2F8"/>
+        <w:ind w:left="170"/>
         <w:pBdr>
-          <w:left w:val="single" w:sz="20" w:space="6" w:color="1F3864"/>
+          <w:left w:val="single" w:sz="18" w:space="4" w:color="1F3864"/>
         </w:pBdr>
-      </w:pPr>
-      <w:r>
-        <w:rPr>
-          <w:sz w:val="20"/>
+        <w:shd w:val="clear" w:fill="F2F5FA"/>
+      </w:pPr>
+      <w:r>
+        <w:rPr>
+          <w:b w:val="0"/>
         </w:rPr>
         <w:t xml:space="preserve">📎 </w:t>
       </w:r>
       <w:r>
         <w:rPr>
           <w:b/>
-          <w:sz w:val="20"/>
         </w:rPr>
         <w:t>完整原文见《原文全集》第7周部分·材料①</w:t>
       </w:r>
       <w:r>
         <w:rPr>
-          <w:sz w:val="20"/>
+          <w:b w:val="0"/>
         </w:rPr>
         <w:t>，以下为章节完整文字（照录自本周素材文件，未删改）：</w:t>
       </w:r>
@@ -1836,13 +1931,12 @@
       <w:r>
         <w:rPr>
           <w:b/>
-          <w:sz w:val="21"/>
         </w:rPr>
         <w:t>★核心段落</w:t>
       </w:r>
       <w:r>
         <w:rPr>
-          <w:sz w:val="21"/>
+          <w:b w:val="0"/>
         </w:rPr>
         <w:t>（必读）</w:t>
       </w:r>
@@ -1851,7 +1945,6 @@
       <w:r>
         <w:rPr>
           <w:b/>
-          <w:sz w:val="21"/>
         </w:rPr>
         <w:t>一、开篇界定：什么是"出世间"——超越诸行法</w:t>
       </w:r>
@@ -1859,7 +1952,7 @@
     <w:p>
       <w:r>
         <w:rPr>
-          <w:sz w:val="21"/>
+          <w:b w:val="0"/>
         </w:rPr>
         <w:t>各位贤友好，我们今天开始学习八十九心的最后八个心，出世间的心。"啊！从世间出来"（笑）。我们前面讲的，不管是欲界、色界、无色界讲的都是世间心。到底是什么出世间心呢？我们很多人以前会理解为"出世间好像从我们这个世界里面跑出去了。出世间是不是在宇宙之外？"好多人都这样理解，认为出世间是在宇宙之外。</w:t>
       </w:r>
@@ -1867,7 +1960,7 @@
     <w:p>
       <w:r>
         <w:rPr>
-          <w:sz w:val="21"/>
+          <w:b w:val="0"/>
         </w:rPr>
         <w:t>所以我们先要搞清楚，什么是世间、出世间？在佛法里面经常讲说世间法和出世间法。世间法，就是指因缘所生法，它是依因缘和合而生，依因缘离散而灭，它有生灭相。有生灭相，是无常的、是苦的、是无我的，这是世间法。修止观，观什么呢？观的就是世间法，世间法的本质。关键是要观世间法的本质，而不是说看："噢，谁挣钱啦；噢，谁盖了房子啦；噢，谁买了豪车啦。"诸如此类…这些不是止观的观，止观的观是要观世间法的本质。世间法的本质是什么呢？世间法的本质就是无常、苦、无我；刹那生灭、受生灭的逼迫、没有主宰——这是世间法。只有通过观察世间法的本质，你才会生起对世间法的厌离。</w:t>
       </w:r>
@@ -1875,7 +1968,7 @@
     <w:p>
       <w:r>
         <w:rPr>
-          <w:sz w:val="21"/>
+          <w:b w:val="0"/>
         </w:rPr>
         <w:t>那么出世间法呢？出世间，我们先从巴利文来看。什么叫出世间？出世间叫 loka uttara，或者合起来叫 lokuttara。lokuttara 是 loka + uttara。</w:t>
       </w:r>
@@ -1883,7 +1976,7 @@
     <w:p>
       <w:r>
         <w:rPr>
-          <w:sz w:val="21"/>
+          <w:b w:val="0"/>
         </w:rPr>
         <w:t>loka 就是世间，uttara，就是超越，合起来就是超越了世间。</w:t>
       </w:r>
@@ -1891,7 +1984,7 @@
     <w:p>
       <w:r>
         <w:rPr>
-          <w:sz w:val="21"/>
+          <w:b w:val="0"/>
         </w:rPr>
         <w:t>《清净道论》提到三种世间。一种是叫空间世间。大家讲的宇宙，这是属于空间世间。在佛教的宇宙观里面有须弥山、有四大洲、有日月…这些概念。就是由这些物质所构成的世间，称为空间世间，也就是我们讲的世界、宇宙。</w:t>
       </w:r>
@@ -1899,7 +1992,7 @@
     <w:p>
       <w:r>
         <w:rPr>
-          <w:sz w:val="21"/>
+          <w:b w:val="0"/>
         </w:rPr>
         <w:t>第二个世间叫有情世间。有情世间就是我们这 31 界生命，简称为三界：欲界、色界、无色界。有地狱、恶鬼、畜生、阿修罗、人，六层欲界天、色界天和无色界，这些 31 界的生命世间叫有情世间。</w:t>
       </w:r>
@@ -1907,7 +2000,7 @@
     <w:p>
       <w:r>
         <w:rPr>
-          <w:sz w:val="21"/>
+          <w:b w:val="0"/>
         </w:rPr>
         <w:t>第三个叫行世间，行世间就是诸行法的世间。什么是行法呢？名色、五蕴、五取蕴、三种受、四种食、六内处、六外处、七识住、八世间法、九有情居、十二处、十八界…这些都是诸行法的称谓、名词，这是诸行法的世间。这里的行世间，就是指我们这个五蕴。所以佛陀讲过说："什么是世间？这个五蕴和合之身就是世间。"外在的空间世间，你是找不到头尾的，但这个五蕴世间呢，你是可以超越的，你是可以认知的。</w:t>
       </w:r>
@@ -1915,7 +2008,7 @@
     <w:p>
       <w:r>
         <w:rPr>
-          <w:sz w:val="21"/>
+          <w:b w:val="0"/>
         </w:rPr>
         <w:t>所以请大家记住，在我们佛法里面讲的出世间，是超越诸行法，超越五取蕴的这种世间。从根本上来讲，其实是心的超越，请大家记住。我们讲出世间，出世间是你的心超越了行法的世间，不会将诸行法看成常、乐、我、净的世间认知里面。因为诸行法是有为法，是无常、苦、无我的。出世间，也叫涅槃，是无为法。</w:t>
       </w:r>
@@ -1924,7 +2017,6 @@
       <w:r>
         <w:rPr>
           <w:b/>
-          <w:sz w:val="21"/>
         </w:rPr>
         <w:t>二、世间心的所缘与出世间心的所缘：道心断烦恼、果心体验解脱</w:t>
       </w:r>
@@ -1932,7 +2024,7 @@
     <w:p>
       <w:r>
         <w:rPr>
-          <w:sz w:val="21"/>
+          <w:b w:val="0"/>
         </w:rPr>
         <w:t>世间心的所缘，可以是名法，可以是色法，也可以是概念。一般情况下，如果没有定力、没有观智，我们的心的目标都是概念法：男人、女人、金银财宝、房子、车子、工作、客户、物品…各种，金银、金融、经济、政治…各种思惟、各种构想，文化、哲学，过去、现在、未来…这些基本上都是概念。当然，当我们有正念正知的时候，偶尔可以接触到一些究竟法特相。比如，你看的颜色、听的声音、闻的香、尝的味、身体的触等等，日常修四念住——身、受、心、法，可以观察到善不善心、感受、想蕴标记、无明、爱、取等名法的表征。虽然不能洞察它们的无常、苦、无我，但特相还是能够觉知的。</w:t>
       </w:r>
@@ -1940,7 +2032,7 @@
     <w:p>
       <w:r>
         <w:rPr>
-          <w:sz w:val="21"/>
+          <w:b w:val="0"/>
         </w:rPr>
         <w:t>世间心有无量无边的目标，出世间心只有一个目标——涅槃。不管你是在中国证得涅槃，还是在缅甸证得涅槃；你是两千五百年前证得涅槃，还是在四百年后证到涅槃，都是取一个目标——涅槃。取证涅槃，需要断除烦恼。断除烦恼，证悟圣道、圣果，分成四个层次，每个层次有两个阶段，就是道心和果心。</w:t>
       </w:r>
@@ -1948,7 +2040,7 @@
     <w:p>
       <w:r>
         <w:rPr>
-          <w:sz w:val="21"/>
+          <w:b w:val="0"/>
         </w:rPr>
         <w:t>因为有四道、四果：须陀洹道、斯陀含道、阿那含道和阿拉汉道，对应有四个果，所以总共就是八种出世间心（后面会讲为什么会有 40 种出世间心）。道心——是断除或者减弱烦恼的那个善心。这个善心生起来，它的作用就是断除和减弱烦恼。那跟我们世间的善心和不善心有什么区别呢？世间善心生起来的时候，是造善业、积功累德。不善心生起来了干嘛呢？它是造恶业，给未来留下苦的这种可能，给自己不断地制造苦，这是不善心的作用。而道心的作用，是断除烦恼或削弱烦恼。果心就是道心这个善心的果报。果报来得最快的就是这个果心。道心生起，下一个心识刹那，无间生起的就是果心。果心是体验由于道心斩除烦恼或削弱烦恼所带来的心的解脱的体验，那种感受。果心属于果报心。</w:t>
       </w:r>
@@ -1956,7 +2048,7 @@
     <w:p>
       <w:r>
         <w:rPr>
-          <w:sz w:val="21"/>
+          <w:b w:val="0"/>
         </w:rPr>
         <w:t>大家学佛、修行干什么？是为了生起出世间心——道心、果心。道心、果心的直接作用是断除烦恼，不是中大奖，也不是神通无边。道心、果心的受用，是你相应的烦恼被断除了或者被削弱了。</w:t>
       </w:r>
@@ -1965,7 +2057,6 @@
       <w:r>
         <w:rPr>
           <w:b/>
-          <w:sz w:val="21"/>
         </w:rPr>
         <w:t>三、怎样才能断烦恼：次第修习戒定慧，观照三相，观智成熟道心转起</w:t>
       </w:r>
@@ -1973,7 +2064,7 @@
     <w:p>
       <w:r>
         <w:rPr>
-          <w:sz w:val="21"/>
+          <w:b w:val="0"/>
         </w:rPr>
         <w:t>怎样才能断烦恼呢？次第地修习戒、定、慧。"不造一切恶，具足于诸善，净化其自心，此是诸佛教"，就是"戒定慧"三学。"戒定慧"三学分别对治违害的性烦恼、困扰性烦恼和潜伏性烦恼。那真正烦恼的去除，是要对潜伏性的烦恼下手。而潜伏性的烦恼只有在修慧的时候，通过观照世间行法，世间诸行法的无常、苦、无我，培养观智。当观智不断地修习，越来越成熟，到达观智的高级阶段，将到达行舍智。行舍智是世间最高的智慧。然后在有出离的强烈欲愿资助下，当你的五根平衡的时候，七觉支平衡的时候，道心就会转起。所以在行舍智的阶段依然是世间心的范畴。只有道心、果心生起来的时候才是属于出世间。认为观照世间法就是观照天上地下、山河大地、金银财宝……这些世间法，各种法，外面的，观察历史怎么成因啊，山河大地怎么变迁啊……你再怎么观这个东西，你也很难证悟的。能解脱，是因为观照世间法的这个五取蕴，所以佛陀才会讲："以法为洲，以自为洲。"以自为洲就是以这个身体、这个身心、这个五取蕴，它的过去、现在、未来、内在、外在、粗、细、胜、劣、远、近，这些不同的名色，五蕴、十二处、十八界、缘起去观照，才会从这种行世间里面生起厌离，你的心才会超越，我们的心才会超越。</w:t>
       </w:r>
@@ -1981,7 +2072,7 @@
     <w:p>
       <w:r>
         <w:rPr>
-          <w:sz w:val="21"/>
+          <w:b w:val="0"/>
         </w:rPr>
         <w:t>那要如何生起出世间心呢？禅修者需要不断地观照诸行法的无常相。</w:t>
       </w:r>
@@ -1989,7 +2080,7 @@
     <w:p>
       <w:r>
         <w:rPr>
-          <w:sz w:val="21"/>
+          <w:b w:val="0"/>
         </w:rPr>
         <w:t>无常相就是生灭相；苦相，苦相就是受无常逼迫的那种状态，还有无我相。</w:t>
       </w:r>
@@ -1997,7 +2088,7 @@
     <w:p>
       <w:r>
         <w:rPr>
-          <w:sz w:val="21"/>
+          <w:b w:val="0"/>
         </w:rPr>
         <w:t>在思维思惟智的阶段，有四十种修无常相、苦相和无我相的方法。"一时观照各种名法，一时观照色法，一时观照内在的名色，一时观照外在的名色，一时观照五蕴，一时观照十二处，一时观照十八界，一时观照缘起，一时观照这些行法的无常相，一时观照这些行法的苦相，一时观照这些行法的无我相"。禅修者只有这样依照经论，在老师的指导下，不断地观照诸行法。当他的观智成熟的时候就会生起道心，在道心生起的刹那，相应的烦恼就会被斩除。斩除烦恼，是真正地断烦恼，不是镇伏。断的时候，断烦恼只是一个心识刹那而已。一个道心生起，比如初果道智，一生起，你的戒禁取、有身见和怀疑，按照论教法包括你的嫉妒和悭吝，这些烦恼就同时被斩除了。在这个心识刹那之后，你就成为了一个完全不同的人了。之前你是个凡夫，这个心识刹那一过去，你就成为圣者了。这个心识刹那断除了相应烦恼以后，接着下来果心又生起，来体验解脱的味道，解脱之味。所以道心是出世间善心，果心是出世间果报心。这是我们一个基本的了解。</w:t>
       </w:r>
@@ -2006,7 +2097,6 @@
       <w:r>
         <w:rPr>
           <w:b/>
-          <w:sz w:val="21"/>
         </w:rPr>
         <w:t>四、道智与果智：akāliko 无时——出世间的因果</w:t>
       </w:r>
@@ -2014,7 +2104,7 @@
     <w:p>
       <w:r>
         <w:rPr>
-          <w:sz w:val="21"/>
+          <w:b w:val="0"/>
         </w:rPr>
         <w:t>那么我们回过头来再讲道智和果智。我们在修习法随念的时候，法随念就是 Svākkhāto bhagavatā dhammo, sandiṭṭhiko, akāliko, ehi-passiko, opanayiko, paccattaṃ veditabbo viññūhi'ti. 就是法是世尊所善说的，是自见的、无时的、来见的、导向涅槃的、是智者们可以各自证知的。佛陀所善说，前善、中善、后善，所有的教法都是这样的，不会自相矛盾的。是自见的，是你自己可以亲见的。无时的 akāliko，这个无时的，讲的就是你的巴拉密成熟的时候，道心生起，无间地，果智就生起。道心的下一个心识刹那就是果心，不用等，无需等待。无时，没有时间间隔。出世间的因果，跟我世间的因果差别就在这里面。</w:t>
       </w:r>
@@ -2022,30 +2112,28 @@
     <w:p>
       <w:r>
         <w:rPr>
-          <w:sz w:val="21"/>
+          <w:b w:val="0"/>
         </w:rPr>
         <w:t>世间因果，我们讲造一个善业，要等待各种因缘。叫异熟果报，异熟，就是要其他的时间才可能成熟。当然，道心和果心也是异熟，但是它的异熟是无间的，下一个心识刹那。那在世间的善恶，它是要等待很长时间才会产生果报。也正是因为这样，我们讲："善有善报，恶有恶报。"但很多人也都觉得造恶没有恶报，行善没有善报。为什么呢？因为它不是马上能成熟的，恶报、善报都不是立竿见影。所以我们讲："不见圣者，不闻圣法。"不听圣者教的愚痴人啊，无闻凡夫啊，他为什么喜欢造恶呢？因为他看不见造恶立即带来结果。如果造恶立即带来结果，他一定不会干。但是出世间心，只要出世间善心——道心一生起，akāliko，出世间果心就无间地生起。道心和果心缘取的对象都是涅槃。证悟涅槃，一个人证悟涅槃，就是由这个道心和果心来执行的。</w:t>
       </w:r>
     </w:p>
     <w:p>
       <w:pPr>
-        <w:spacing w:before="40" w:after="80"/>
-        <w:ind w:left="283"/>
-        <w:shd w:val="clear" w:color="auto" w:fill="EEF2F8"/>
+        <w:ind w:left="170"/>
         <w:pBdr>
-          <w:left w:val="single" w:sz="20" w:space="6" w:color="1F3864"/>
+          <w:left w:val="single" w:sz="18" w:space="4" w:color="1F3864"/>
         </w:pBdr>
+        <w:shd w:val="clear" w:fill="F2F5FA"/>
       </w:pPr>
       <w:r>
         <w:rPr>
           <w:b/>
-          <w:sz w:val="20"/>
         </w:rPr>
         <w:t>【本周朗读段 · 结束】</w:t>
       </w:r>
       <w:r>
         <w:rPr>
-          <w:sz w:val="20"/>
+          <w:b w:val="0"/>
         </w:rPr>
         <w:t>（以下为默读／选读／延伸内容，时间富余时再读）</w:t>
       </w:r>
@@ -2054,7 +2142,6 @@
       <w:r>
         <w:rPr>
           <w:b/>
-          <w:sz w:val="21"/>
         </w:rPr>
         <w:t>五、八种出世间心与五个阶段：从凡夫到阿拉汉</w:t>
       </w:r>
@@ -2062,7 +2149,7 @@
     <w:p>
       <w:r>
         <w:rPr>
-          <w:sz w:val="21"/>
+          <w:b w:val="0"/>
         </w:rPr>
         <w:t>那我们接下来看看八个出世间心。八个出世间心就是：入流道心，入流果心；一来道心，一来果心；不来道心，不来果心；阿拉汉道心，阿拉汉果心。</w:t>
       </w:r>
@@ -2070,7 +2157,7 @@
     <w:p>
       <w:r>
         <w:rPr>
-          <w:sz w:val="21"/>
+          <w:b w:val="0"/>
         </w:rPr>
         <w:t>从入流道开始，烦恼开始被部分断除。到二果的时候，所有的烦恼被进一步削弱。到三果的时候，又断除了欲贪和瞋恚。到阿拉汉道的时候，所有的烦恼全部被断除。从一个凡夫到断除所有的烦恼，至少要经历这四次的证悟。那有人会问说："你看佛陀时代有很多圣弟子啊，都是从凡夫，一个非常烦恼的凡夫，见到佛陀，听佛陀说一个四句偈，然后就证阿拉汉果了。"他是一下子就证阿拉汉果吗？不是的。他也是在听那一个四句偈的时候，在很短的时间里面，他从初果、二果、三果、四果，道心也是这样次第生起来的。只是他的时间很短而已。因为他过去累积了无数的巴拉密，就是等到听佛陀讲这句四句偈，把最后这一层窗户纸破掉。他也是按照这四个阶段来的。</w:t>
       </w:r>
@@ -2078,7 +2165,7 @@
     <w:p>
       <w:r>
         <w:rPr>
-          <w:sz w:val="21"/>
+          <w:b w:val="0"/>
         </w:rPr>
         <w:t>从一个最基本的凡夫，到完全证入阿拉汉——断除一切烦恼，其实应该讲是五个阶段。五个阶段，哪五个阶段呢？</w:t>
       </w:r>
@@ -2086,7 +2173,7 @@
     <w:p>
       <w:r>
         <w:rPr>
-          <w:sz w:val="21"/>
+          <w:b w:val="0"/>
         </w:rPr>
         <w:t>首先是，觉悟资粮的累积。在入流前，需要累积证悟的资粮的资粮。</w:t>
       </w:r>
@@ -2094,7 +2181,7 @@
     <w:p>
       <w:r>
         <w:rPr>
-          <w:sz w:val="21"/>
+          <w:b w:val="0"/>
         </w:rPr>
         <w:t>四预流支：亲近善士、听闻正法、如理作意、法随法行。亲近善士，这个善士就是佛陀或圣者；听闻正法，是佛陀所有的法；如理作意，练习每时每刻都会如理作意，把法活出来；法随法行，法，随法，法就是四道、四果，随法就是 37 道品、止观，这些就是觉悟资粮。</w:t>
       </w:r>
@@ -2102,7 +2189,7 @@
     <w:p>
       <w:r>
         <w:rPr>
-          <w:sz w:val="21"/>
+          <w:b w:val="0"/>
         </w:rPr>
         <w:t>觉悟资粮累积阶段，核心是戒、定、慧三学，展开来就是 37 道品。</w:t>
       </w:r>
@@ -2110,7 +2197,7 @@
     <w:p>
       <w:r>
         <w:rPr>
-          <w:sz w:val="21"/>
+          <w:b w:val="0"/>
         </w:rPr>
         <w:t>只有勤修戒、定、慧三学，累积 37 道品的资粮，才有可能在后面四个阶段逐渐地生起四种圣道、四种圣果心：入流道心、一来道心、不来道心、阿拉汉道心；入流果心、一来果心、不来果心、阿拉汉果心，这四种果心只会在相应的圣者心中生起。比如说，初果圣者，他只能入初果的果心，他不能入二果、三果、四果的果心。阿拉汉圣者，他也只会入阿拉汉果心，他不会跑去入初果的果心、二果的果心。他到了那个位置了，就把前面的放掉了。所以阿拉汉圣者或者其他的圣者，不会入更低的果心。</w:t>
       </w:r>
@@ -2118,7 +2205,7 @@
     <w:p>
       <w:r>
         <w:rPr>
-          <w:sz w:val="21"/>
+          <w:b w:val="0"/>
         </w:rPr>
         <w:t>那证果了，是不是他就一直都在果心里面呢？不是这样的。只有入果定的时候，才能够生起果心。就像一个禅修者，修完五自在，他也要决意入定，才可以投入禅相，然后入定。圣者也是这样，他只有修观智决意取涅槃为目标，再次把心投入涅槃的时候，才会投入果定。</w:t>
       </w:r>
@@ -2127,13 +2214,12 @@
       <w:r>
         <w:rPr>
           <w:b/>
-          <w:sz w:val="21"/>
         </w:rPr>
         <w:t>◈扩展段落</w:t>
       </w:r>
       <w:r>
         <w:rPr>
-          <w:sz w:val="21"/>
+          <w:b w:val="0"/>
         </w:rPr>
         <w:t>（时间富余时读）</w:t>
       </w:r>
@@ -2142,7 +2228,6 @@
       <w:r>
         <w:rPr>
           <w:b/>
-          <w:sz w:val="21"/>
         </w:rPr>
         <w:t>六、目标决定现在：四个关键与三解脱门</w:t>
       </w:r>
@@ -2150,7 +2235,7 @@
     <w:p>
       <w:r>
         <w:rPr>
-          <w:sz w:val="21"/>
+          <w:b w:val="0"/>
         </w:rPr>
         <w:t>有人说道心和果心目前对我们来讲似乎还没有关系，但不一定啊，不一定是很遥远啊。那遥远与不遥远呢，方法的正确与否非常非常的重要。</w:t>
       </w:r>
@@ -2158,7 +2243,7 @@
     <w:p>
       <w:r>
         <w:rPr>
-          <w:sz w:val="21"/>
+          <w:b w:val="0"/>
         </w:rPr>
         <w:t>为什么一再强调，目标决定现在。你目标不清楚了，你当下的路就是乱的，就是错的。根本不能错的，目标不能错，方向不能错。所以这里面有几个关键。</w:t>
       </w:r>
@@ -2166,7 +2251,7 @@
     <w:p>
       <w:r>
         <w:rPr>
-          <w:sz w:val="21"/>
+          <w:b w:val="0"/>
         </w:rPr>
         <w:t>第一个，我们刚才讲的：什么是超越世间？我们讲超越世间、出世间，这个世间讲的是行世间，就是诸行法的世间。不是宇宙，不是超越宇宙，不是宇宙之外有个叫涅槃的宇宙在那等着我们。</w:t>
       </w:r>
@@ -2174,7 +2259,7 @@
     <w:p>
       <w:r>
         <w:rPr>
-          <w:sz w:val="21"/>
+          <w:b w:val="0"/>
         </w:rPr>
         <w:t>第二个，什么是行法？行法是究竟法，是名法、色法、八十九种心、五十二种心所、二十八种色法，五取蕴——色受想行识、十二处、十八界、缘起，各种缘力。观察的是这个，不仅仅是你身体的动作，举手投足。所以这个要搞清楚。</w:t>
       </w:r>
@@ -2182,7 +2267,7 @@
     <w:p>
       <w:r>
         <w:rPr>
-          <w:sz w:val="21"/>
+          <w:b w:val="0"/>
         </w:rPr>
         <w:t>第三个，观察什么？观察诸行法的共相。什么是共相？无常相、苦相、无我相。无常相、苦相、无我相，不是简单地观察说："我看我家的一盆花，花谢了。哦，我看到了无常。"是不是无常？当然是无常，概念法的无常，不是行法的那种无常。行法的无常是究竟名色法的生灭。最小的时间单元是一个心识刹那，心是以一个一个心识刹那的速度在生灭，刹那刹那生灭，极其快速。你要看到，每一个心识刹那生灭的那种生灭相，这个叫无常相。色法的寿命，是名法的 17 倍，它要慢 17 倍，但也是极其快速的。看到色法极其快速地生灭、名法极其快速地生灭，你所执取的这一堆五取蕴，都是极其快速地生灭。你的意门里面呈现的不管是过去、现在、未来、内在、外在、粗、细、胜、劣、远、近。你当国王的时候也是刹那生灭，你在无色界天的时候也是刹那生灭，在地狱的时候也是刹那生灭……然后一生一生这样轮回，都在这里面生灭生灭…。生灭强烈地撞击你的意门，生灭是如此的苦迫，你不知道它为什么会如此生灭，你根本抓不住它。苦迫、无我，这种感觉要出来，你观察的是这个。</w:t>
       </w:r>
@@ -2190,7 +2275,7 @@
     <w:p>
       <w:r>
         <w:rPr>
-          <w:sz w:val="21"/>
+          <w:b w:val="0"/>
         </w:rPr>
         <w:t>南北传都讲三解脱门，三解脱门指的是什么？就是无常门、苦门、无我门。无常门也称为无相门。为什么无相呢？因为无常嘛，它那个相状总是不能够稳定。无常的就叫无相门，通过无相门进到涅槃的大门，就是观诸行法的无常，从无相门进入。苦，称为无愿门。为什么无愿呢？那么苦，你怎么会有愿待在那呢？你就不想在那待着。不会像我们很多同学说："你们老是说苦、苦、苦，我觉得挺好的嘛。"对，你挺好的，你有愿活在这样的状态里，涅槃就跟你没关系，你要无愿。无我，是空门。既然无我，没有主宰，是空。无相门、无愿门、空门，三解脱门。</w:t>
       </w:r>
@@ -2198,7 +2283,7 @@
     <w:p>
       <w:r>
         <w:rPr>
-          <w:sz w:val="21"/>
+          <w:b w:val="0"/>
         </w:rPr>
         <w:t>三解脱门，是通过观察诸行法的无常相、苦相、无我相到达的。如果，你是在观察无常相的时候道心转起了，那你是从无相门进入出世间的；如果，你是观察诸行法的苦相而道心转起，你是从无愿门进入的；如果，你是在观察诸行法的无我相而道心出起的，是通过空门进入出世间，进入涅槃界的。而不是说："啊，我只是看——'啊，一切都是空的！'…"然后你就解脱了？解脱不了的。这是第二个，很重要的。</w:t>
       </w:r>
@@ -2206,7 +2291,7 @@
     <w:p>
       <w:r>
         <w:rPr>
-          <w:sz w:val="21"/>
+          <w:b w:val="0"/>
         </w:rPr>
         <w:t>第四个，我一再讲说，睁眼四圣谛和闭眼四圣谛是要结合。睁眼四圣谛是在我们日常生活中去观照。那日常生活中起观，我们是生活在概念法的世界里的，能触及的最多是一些究竟法的特相或表征。比如说我让大家观察自己的心所，其实，那也是一种感觉而已。真正你看，根本看不见那个心所，那是名色分别智的水平。但是我们要在日常生活中去观察它、认识它、理解它。那去观察它，其实它们都是一堆一堆、一团一团的，只是某一种东西比较明显，你可以感受到。比如说大地，大地是以地界为主导的一种物质，那么你体会这个地界的时候，看这个石头就会比较明显。</w:t>
       </w:r>
@@ -2214,7 +2299,7 @@
     <w:p>
       <w:r>
         <w:rPr>
-          <w:sz w:val="21"/>
+          <w:b w:val="0"/>
         </w:rPr>
         <w:t>我们只是这样的角度。你仅仅是睁眼四圣谛，证不了涅槃的。闭眼四圣谛干嘛呢？就是你要培养定力、修观智，然后透彻看到诸行法的无常、苦、无我，而生起厌离、欲解脱。然后从三解脱门进入才能解脱。</w:t>
       </w:r>
@@ -2222,7 +2307,7 @@
     <w:p>
       <w:r>
         <w:rPr>
-          <w:sz w:val="21"/>
+          <w:b w:val="0"/>
         </w:rPr>
         <w:t>生活禅当然好。但是，单单生活禅是不够的，它只能是我们发现烦恼、观察烦恼的一个助缘。让我们在生活过程中能够看到这些现象，如理作意，心不会被烦恼带走。但是仅仅生活禅，你是证悟不了的。如果生活禅中再加上一个什么觉性啊、本性啊，那就和古印度的"真我"又结合在一起了，就把佛陀的四圣谛和这个"真我"又给纠缠在一起。那你最后是走向哪里？我们谁也不知道。所以你不是听到谁："某某在用四圣谛在讲啊。"然后他就一定是对的，换一个马甲你就不认得了。</w:t>
       </w:r>
@@ -2231,7 +2316,6 @@
       <w:r>
         <w:rPr>
           <w:b/>
-          <w:sz w:val="21"/>
         </w:rPr>
         <w:t>七、省察智验证：经论试金石与五种省察</w:t>
       </w:r>
@@ -2239,7 +2323,7 @@
     <w:p>
       <w:r>
         <w:rPr>
-          <w:sz w:val="21"/>
+          <w:b w:val="0"/>
         </w:rPr>
         <w:t>那么怎样才能够知道生起的到底是不是出世间的心路呢？或者说你是不是真的证果呢？帕奥西亚多在《智慧之光》里有些简单的描述，大家可以看。如果你经常在禅林里听禅修报告，偶尔就会听到有人来报告他已经证悟了，他觉得他证到什么样的果位。基本上我们可以观察，只要是帕奥西亚多亲自认证的弟子，他都不会："啊，你证果啦？来来来，很好！分享一下！"他不会的，"你说你证果，讲讲，什么情况"。他既不会否定你，他也不会就像说给你确定以鼓励，他不会给你认证。他要求你："你继续，继续修你的观智。"同时给你几个功课让你去检查。检查什么呢？你觉得你证悟了，到底是不是真实的呢？你要通过佛陀的经论来验证。</w:t>
       </w:r>
@@ -2247,7 +2331,7 @@
     <w:p>
       <w:r>
         <w:rPr>
-          <w:sz w:val="21"/>
+          <w:b w:val="0"/>
         </w:rPr>
         <w:t>帕奥西亚多在书里特别强调，就是导师需要一再提醒弟子，要求他们不断地检查。须陀洹或者是初果，对大部分禅修者来讲，它就是个一个名相。除非你是对经教通达，对经论通达，你才能知道须陀洹道果到底意味着什么，它有什么样的内涵。如果不通达经教的人，是不容易搞明白的。</w:t>
       </w:r>
@@ -2255,7 +2339,7 @@
     <w:p>
       <w:r>
         <w:rPr>
-          <w:sz w:val="21"/>
+          <w:b w:val="0"/>
         </w:rPr>
         <w:t>他只可能是在禅修的过程中有一种非常特殊的体验，普遍的就是说："啊！突然进入一种状态，跟禅那完全不同。"或者说，他心的不受控制了："啊！不知道怎么办？"诸如此类的。在经典里，你要去看普通经典。比如说我们看《转法轮经》，Koṇḍañña 憍陈如尊者在《转法轮经》结束的时候，就说："具寿憍陈如尊者，远离尘垢，生起法眼。"法眼什么？——一切生法，皆是灭法。就这样一句话。那接下来怎样呢？"尔时憍陈如尊者已见法、已得法、已知法、已身解法，已经度疑，已经断疑惑，已得无畏。"就这几句话。</w:t>
       </w:r>
@@ -2263,7 +2347,7 @@
     <w:p>
       <w:r>
         <w:rPr>
-          <w:sz w:val="21"/>
+          <w:b w:val="0"/>
         </w:rPr>
         <w:t>经典就是这样几句话，你不能够深入搞清楚，比如断疑，断什么疑？什么样疑惑的断除呢？四圣谛存在吗？有过去生吗？有未来生吗？有过去未来生吗？现在的果报是由过去的因产生的吗？现在的因会产生未来的果报吗？久远的过去生会令比较近的过去生生起来吗？业会产生果报吗？这些，他完全没有疑惑。这个没有疑惑，不是他在思惟上通过经教的学习认为说："佛陀这么说，大家也这么讲，我信了！"他不是就这样"我信了"。他是内心完全地明了，内心清清明明地知道就是这样。因为一个初果圣者已经完全觉悟了苦、集、灭、道——四圣谛。他内心非常笃定地说："四圣谛是真实存在的，而且是可以实证的。"他已经证得了，他已经具备了这样一种能力和智慧。他不需要说："哎？我是不是已经成为初果圣者了呢？"他不需要。</w:t>
       </w:r>
@@ -2271,7 +2355,7 @@
     <w:p>
       <w:r>
         <w:rPr>
-          <w:sz w:val="21"/>
+          <w:b w:val="0"/>
         </w:rPr>
         <w:t>对于证悟圣道、圣果的圣者，叫所缘通达。通过所缘通达而彻底地觉悟名色完全灭尽，已成就无为涅槃的灭谛，证得灭谛。以作用成就无痴通达。无痴通达什么？透彻地觉悟苦圣谛、集圣谛和道圣谛。</w:t>
       </w:r>
@@ -2279,7 +2363,7 @@
     <w:p>
       <w:r>
         <w:rPr>
-          <w:sz w:val="21"/>
+          <w:b w:val="0"/>
         </w:rPr>
         <w:t>那无痴通达的作用是干什么呢？无痴通达的作用是去除覆蔽四圣谛，令不能如实知的 moha，这个痴。那也就是说圣者能够随时、逐一地观察以过去、现在、未来，内在、外在、粗、细、胜、劣、远、近，——十一种形式存在的五蕴，集谛，还有缘起。随时逐一都可以观察它。你看，是不是具备这样的能力？还是只是禅修的时候突然有一种特殊的体验。因为一个道智生起的圣者，他的须陀洹道的智慧，已经能够把覆蔽如实知见五蕴和集谛的这种愚痴，这种身见，我们讲有身见，彻底消除了。</w:t>
       </w:r>
@@ -2287,7 +2371,7 @@
     <w:p>
       <w:r>
         <w:rPr>
-          <w:sz w:val="21"/>
+          <w:b w:val="0"/>
         </w:rPr>
         <w:t>初果圣者，自然而然地不会再认为有一个人、我，有一个常、乐、我、净的众生、物品存在。他不用作意，自然就是这样。虽然他还会有贪，还会有瞋，但是他内心很清楚。跟那个说："我知道，这个东西很好吃，我如果吃了会贪。贪不好，但是我忍不住还是要吃。"这个"忍不住还是要吃"的惯性有点类似，但是你的那个认为"这个贪不好"，是心里面的思惟。而须陀洹圣者，他是内心清清明明地观察到。</w:t>
       </w:r>
@@ -2295,7 +2379,7 @@
     <w:p>
       <w:r>
         <w:rPr>
-          <w:sz w:val="21"/>
+          <w:b w:val="0"/>
         </w:rPr>
         <w:t>所以帕奥西亚多讲说："如果你认为证得须陀洹道，你就要去检验，像找一块试金石来检验黄金的真伪。"就是：我是不是已经彻底地觉悟以过去、现在、未来，内在、外在、粗的、细的、胜的、劣的、远的、近的，十一种形式存在的苦谛呢？这些名色就是苦，dukkha。苦谛就是什么？就是无常、苦迫。那么你是不是已经能够彻底地观察到，贯穿三世，乃至很多世的缘起、它的业果。缘起一法、缘起二法、缘起三法、缘起四法、缘起五法…等更多的缘起。你是透过自己当下的那个智慧的体验，还是说："哎，我学过《阿毗达摩》，我听过帕奥西亚多讲过啊，或者听谁谁谁讲的…。"如果你是这样来理解，就会很麻烦。为什么呢？它会给自己套上一个东西说："哎？我好像是这样看到。"然后用这种文字相来让自己理解。</w:t>
       </w:r>
@@ -2303,7 +2387,7 @@
     <w:p>
       <w:r>
         <w:rPr>
-          <w:sz w:val="21"/>
+          <w:b w:val="0"/>
         </w:rPr>
         <w:t>《大因缘经》里面讲，说："所谓须陀洹者，缘作明显之后才现起。"什么意思呢？就是如果他是须陀洹，那么他必定清楚地了解，作为"缘作"paccayākāra 的这种缘起状态。那这是考验你经教诠释能力的阶段。</w:t>
       </w:r>
@@ -2311,7 +2395,7 @@
     <w:p>
       <w:r>
         <w:rPr>
-          <w:sz w:val="21"/>
+          <w:b w:val="0"/>
         </w:rPr>
         <w:t>既然须陀洹道智具有破除覆蔽四圣谛的 moha——痴的力量。那么以这个试金石检验自己之下，他就能够知道自己是不是须陀洹。帕奥西亚多教导说："你应该一而再地作决意。"举个例子讲：你决意"我要入涅槃一个小时，我愿觉悟涅槃两个小时"。然后你很快，你就能再入果定，再次见到涅槃，你在果定里面，在以涅槃为所缘的果定里面。这是一种。第二种，在《阿毗达摩概要》或者《摄阿毗达摩义论》里面讲到："智者省察道、果和涅槃，以及有或没有省察他已断与还剩下的烦恼。"就是你要能观察你的道心、你的果心和涅槃的状态，以及被你断除了多少烦恼，现在还剩下多少烦恼。这个在《阿毗达摩》里叫五种省察的速行心路过程。就是我们看到那个宝塔最顶上，道智、果智顶上有个叫省察智。省察智就是干这个活的。</w:t>
       </w:r>
@@ -2319,232 +2403,176 @@
     <w:p>
       <w:r>
         <w:rPr>
-          <w:sz w:val="21"/>
+          <w:b w:val="0"/>
         </w:rPr>
         <w:t>省察什么呢？省察五种。五种，哪五种呢？第一个是道，第二个是果，第三个是涅槃，第四个是已断的烦恼，第五个是未断的烦恼。在这五个当中，观察道、果和涅槃的心路，每一个圣者都能现起，他都能看到。但观察未断烦恼和已断烦恼的心路过程，你就必须对《阿毗达摩》有了解。为什么呢？因为你要对心、所有的心所，了然于胸，你能认得它。不然你就不知道断掉什么了。而道、果和涅槃，对于圣者来讲，是现证的。他可以去观察他的果心、观察他的道心。但是果心和道心里面长啥样？这是要有基础的。那涅槃，是一个什么状态？这个所缘你是可以描述的。对于一个不通经教的人，他可以查这三个。而对于经教通达的人，五个都能查到。</w:t>
       </w:r>
     </w:p>
     <w:p>
-      <w:pPr>
-        <w:spacing w:before="120" w:after="80"/>
-      </w:pPr>
-      <w:r>
-        <w:rPr>
-          <w:rFonts w:ascii="Microsoft YaHei" w:hAnsi="Microsoft YaHei" w:eastAsia="Microsoft YaHei"/>
+      <w:r>
+        <w:rPr>
           <w:b/>
           <w:color w:val="1F3864"/>
-          <w:sz w:val="25"/>
+          <w:sz w:val="23"/>
         </w:rPr>
         <w:t>原文材料②：《107讲-摄心12-出世间心1》（同讲口语版·三段展开）</w:t>
       </w:r>
     </w:p>
     <w:p>
       <w:pPr>
-        <w:ind w:left="340"/>
-      </w:pPr>
-      <w:r>
-        <w:rPr>
-          <w:color w:val="1F3864"/>
-          <w:sz w:val="21"/>
-        </w:rPr>
-        <w:t xml:space="preserve">• </w:t>
-      </w:r>
+        <w:pStyle w:val="ListBullet"/>
+      </w:pPr>
       <w:r>
         <w:rPr>
           <w:b/>
-          <w:sz w:val="21"/>
         </w:rPr>
         <w:t>标题</w:t>
       </w:r>
       <w:r>
         <w:rPr>
-          <w:sz w:val="21"/>
+          <w:b w:val="0"/>
         </w:rPr>
         <w:t>：《107讲-摄心12-出世间心1》（音声第107讲，取与课件不重复的三段口语展开）</w:t>
       </w:r>
     </w:p>
     <w:p>
       <w:pPr>
-        <w:ind w:left="340"/>
-      </w:pPr>
-      <w:r>
-        <w:rPr>
-          <w:color w:val="1F3864"/>
-          <w:sz w:val="21"/>
-        </w:rPr>
-        <w:t xml:space="preserve">• </w:t>
-      </w:r>
+        <w:pStyle w:val="ListBullet"/>
+      </w:pPr>
       <w:r>
         <w:rPr>
           <w:b/>
-          <w:sz w:val="21"/>
         </w:rPr>
         <w:t>文件类型</w:t>
       </w:r>
       <w:r>
         <w:rPr>
-          <w:sz w:val="21"/>
+          <w:b w:val="0"/>
         </w:rPr>
         <w:t>：音声转写（依据录音转写整理，已校对明显同音错字）</w:t>
       </w:r>
     </w:p>
     <w:p>
       <w:pPr>
-        <w:ind w:left="340"/>
-      </w:pPr>
-      <w:r>
-        <w:rPr>
-          <w:color w:val="1F3864"/>
-          <w:sz w:val="21"/>
-        </w:rPr>
-        <w:t xml:space="preserve">• </w:t>
-      </w:r>
+        <w:pStyle w:val="ListBullet"/>
+      </w:pPr>
       <w:r>
         <w:rPr>
           <w:b/>
-          <w:sz w:val="21"/>
         </w:rPr>
         <w:t>说明</w:t>
       </w:r>
       <w:r>
         <w:rPr>
-          <w:sz w:val="21"/>
+          <w:b w:val="0"/>
         </w:rPr>
         <w:t>：副材料，同讲次两版本并用——材料①已用共修版PDF课件线，本讲音声取口语独有展开段（四句偈证果与巴拉密、果定决意、导师不给印证），与课件不重复；时间码保留，朗读时跳过。</w:t>
       </w:r>
     </w:p>
     <w:p>
       <w:pPr>
-        <w:ind w:left="340"/>
-      </w:pPr>
-      <w:r>
-        <w:rPr>
-          <w:color w:val="1F3864"/>
-          <w:sz w:val="21"/>
-        </w:rPr>
-        <w:t xml:space="preserve">• </w:t>
-      </w:r>
+        <w:pStyle w:val="ListBullet"/>
+      </w:pPr>
       <w:r>
         <w:rPr>
           <w:b/>
-          <w:sz w:val="21"/>
         </w:rPr>
         <w:t>知识库出处</w:t>
       </w:r>
       <w:r>
         <w:rPr>
-          <w:sz w:val="21"/>
+          <w:b w:val="0"/>
         </w:rPr>
         <w:t>：知识库「古源尊者开示及上座部佛教资料」</w:t>
       </w:r>
     </w:p>
     <w:p>
       <w:pPr>
-        <w:ind w:left="340"/>
-      </w:pPr>
-      <w:r>
-        <w:rPr>
-          <w:color w:val="1F3864"/>
-          <w:sz w:val="21"/>
-        </w:rPr>
-        <w:t xml:space="preserve">• </w:t>
-      </w:r>
+        <w:pStyle w:val="ListBullet"/>
+      </w:pPr>
       <w:r>
         <w:rPr>
           <w:b/>
-          <w:sz w:val="21"/>
         </w:rPr>
         <w:t>media_id</w:t>
       </w:r>
       <w:r>
         <w:rPr>
-          <w:sz w:val="21"/>
+          <w:b w:val="0"/>
         </w:rPr>
         <w:t>：soundrecording_d0dd1c0cd17209afe241ece24bf6b7b4_0dadfd9d8ae0395f35f0d9c61289e03d7439961422831605</w:t>
       </w:r>
     </w:p>
     <w:p>
       <w:pPr>
-        <w:ind w:left="340"/>
-      </w:pPr>
-      <w:r>
-        <w:rPr>
-          <w:color w:val="1F3864"/>
-          <w:sz w:val="21"/>
-        </w:rPr>
-        <w:t xml:space="preserve">• </w:t>
-      </w:r>
+        <w:pStyle w:val="ListBullet"/>
+      </w:pPr>
       <w:r>
         <w:rPr>
           <w:b/>
-          <w:sz w:val="21"/>
         </w:rPr>
         <w:t>打开方式</w:t>
       </w:r>
       <w:r>
         <w:rPr>
-          <w:sz w:val="21"/>
+          <w:b w:val="0"/>
         </w:rPr>
         <w:t>：ima知识库搜索「107讲 摄心 出世间心」即可打开</w:t>
       </w:r>
     </w:p>
     <w:p>
       <w:pPr>
-        <w:spacing w:before="40" w:after="80"/>
-        <w:ind w:left="283"/>
-        <w:shd w:val="clear" w:color="auto" w:fill="EEF2F8"/>
+        <w:ind w:left="170"/>
         <w:pBdr>
-          <w:left w:val="single" w:sz="20" w:space="6" w:color="1F3864"/>
+          <w:left w:val="single" w:sz="18" w:space="4" w:color="1F3864"/>
         </w:pBdr>
-      </w:pPr>
-      <w:r>
-        <w:rPr>
-          <w:sz w:val="20"/>
+        <w:shd w:val="clear" w:fill="F2F5FA"/>
+      </w:pPr>
+      <w:r>
+        <w:rPr>
+          <w:b w:val="0"/>
         </w:rPr>
         <w:t>🗺️ 主持人导读：三段口语都是"有人会问……"的问答式展开，最贴近我们的日常疑问——凭什么是他听一个偈子就证果？圣者会一直待在果定里吗？有人自称证果怎么办？朗读时语气放自然，像听老师聊天一样即可。</w:t>
       </w:r>
     </w:p>
     <w:p>
       <w:pPr>
-        <w:spacing w:before="40" w:after="80"/>
-        <w:ind w:left="283"/>
-        <w:shd w:val="clear" w:color="auto" w:fill="EEF2F8"/>
+        <w:ind w:left="170"/>
         <w:pBdr>
-          <w:left w:val="single" w:sz="20" w:space="6" w:color="1F3864"/>
+          <w:left w:val="single" w:sz="18" w:space="4" w:color="1F3864"/>
         </w:pBdr>
-      </w:pPr>
-      <w:r>
-        <w:rPr>
-          <w:sz w:val="20"/>
+        <w:shd w:val="clear" w:fill="F2F5FA"/>
+      </w:pPr>
+      <w:r>
+        <w:rPr>
+          <w:b w:val="0"/>
         </w:rPr>
         <w:t xml:space="preserve">📎 </w:t>
       </w:r>
       <w:r>
         <w:rPr>
           <w:b/>
-          <w:sz w:val="20"/>
         </w:rPr>
         <w:t>完整原文见《原文全集》第7周部分·材料②</w:t>
       </w:r>
       <w:r>
         <w:rPr>
-          <w:sz w:val="20"/>
+          <w:b w:val="0"/>
         </w:rPr>
         <w:t>，以下为章节完整文字（照录自本周素材文件，未删改；时间码与（ ）整理注记朗读时跳过）：</w:t>
       </w:r>
     </w:p>
     <w:p>
       <w:pPr>
-        <w:spacing w:before="40" w:after="80"/>
-        <w:ind w:left="283"/>
-        <w:shd w:val="clear" w:color="auto" w:fill="EEF2F8"/>
+        <w:ind w:left="170"/>
         <w:pBdr>
-          <w:left w:val="single" w:sz="20" w:space="6" w:color="1F3864"/>
+          <w:left w:val="single" w:sz="18" w:space="4" w:color="1F3864"/>
         </w:pBdr>
-      </w:pPr>
-      <w:r>
-        <w:rPr>
-          <w:sz w:val="20"/>
+        <w:shd w:val="clear" w:fill="F2F5FA"/>
+      </w:pPr>
+      <w:r>
+        <w:rPr>
+          <w:b w:val="0"/>
         </w:rPr>
         <w:t>📝 照录说明：以下三段依据录音转写整理，已校对明显同音错字（校对项详见素材照录文件材料②"转写说明"），口语语气词酌情保留——朗读时请读"意思"，不必逐字复刻语气词。</w:t>
       </w:r>
@@ -2553,13 +2581,12 @@
       <w:r>
         <w:rPr>
           <w:b/>
-          <w:sz w:val="21"/>
         </w:rPr>
         <w:t>★核心段落</w:t>
       </w:r>
       <w:r>
         <w:rPr>
-          <w:sz w:val="21"/>
+          <w:b w:val="0"/>
         </w:rPr>
         <w:t>（必读）</w:t>
       </w:r>
@@ -2568,7 +2595,6 @@
       <w:r>
         <w:rPr>
           <w:b/>
-          <w:sz w:val="21"/>
         </w:rPr>
         <w:t>展开段A：听一个四句偈就证阿拉汉果？——巴拉密与五个阶段</w:t>
       </w:r>
@@ -2576,7 +2602,7 @@
     <w:p>
       <w:r>
         <w:rPr>
-          <w:sz w:val="21"/>
+          <w:b w:val="0"/>
         </w:rPr>
         <w:t>[00:41:38.900-00:42:47.880] 有人会问：你看，佛陀时代，有很多圣弟子，都是从凡夫——一个非常烦恼的凡夫，见到佛陀，听佛陀说一个四句偈，然后就证阿拉汉果了。那他就是一下子就证阿拉汉果吗？不是的。他也是在听了那一个四句偈的时候，在很短的时间里面，从初果、二果、三果、四果，道心次第生起来的，只是他的时间很短而已。为什么？因为他过去累积了无数的巴拉密，就等到这一下听佛陀讲这个四句偈，把最后这一层窗户纸破掉。</w:t>
       </w:r>
@@ -2584,7 +2610,7 @@
     <w:p>
       <w:r>
         <w:rPr>
-          <w:sz w:val="21"/>
+          <w:b w:val="0"/>
         </w:rPr>
         <w:t>[00:42:28.960] 他也是按照这四个阶段来的。从一个最基本的凡夫，我们要想到完全证入阿拉汉、断除一切烦恼……</w:t>
       </w:r>
@@ -2592,7 +2618,7 @@
     <w:p>
       <w:r>
         <w:rPr>
-          <w:sz w:val="21"/>
+          <w:b w:val="0"/>
         </w:rPr>
         <w:t>[00:42:47.880] 除了这四个阶段，其实应该讲是五个阶段。五个阶段？哪五个阶段呢？首先是觉悟资粮的累积。以前我们也听过，这叫资粮道或者资粮位。这个我们跟那个不同，资粮是每一个人都要的。在入流之前，你是需要累积证悟的资粮的，即觉悟的资粮。我们讲这个四预流支——亲近善士、听闻正法、如理作意、法随法行，这是一个偈颂，它基本上陈述出来的所有的……亲近善士，这个善士就是圣者。听闻正法，就是佛陀所有的法。如理作意，就是每时每刻你会如理作意，把法活出来。</w:t>
       </w:r>
@@ -2601,13 +2627,12 @@
       <w:r>
         <w:rPr>
           <w:b/>
-          <w:sz w:val="21"/>
         </w:rPr>
         <w:t>◈扩展段落</w:t>
       </w:r>
       <w:r>
         <w:rPr>
-          <w:sz w:val="21"/>
+          <w:b w:val="0"/>
         </w:rPr>
         <w:t>（时间富余时读）</w:t>
       </w:r>
@@ -2616,7 +2641,6 @@
       <w:r>
         <w:rPr>
           <w:b/>
-          <w:sz w:val="21"/>
         </w:rPr>
         <w:t>展开段B：圣者不会入更低的果心；果定要决意投入</w:t>
       </w:r>
@@ -2624,7 +2648,7 @@
     <w:p>
       <w:r>
         <w:rPr>
-          <w:sz w:val="21"/>
+          <w:b w:val="0"/>
         </w:rPr>
         <w:t>[00:45:01.150-00:46:34.210] 阿拉汉果心。这四种果心，只会在相应的圣者心中生起。比如初果圣者，他只能入初果的果心，不能入二果、三果、四果的果心。阿拉汉圣者，也只会入阿拉汉果心，不会跑去入初果的果心、二果的果心。他到了那个位置，就把前面的放掉了。所以阿拉汉圣者或者更高的圣者，不会入更低的果心。我们说证果了，是不是他就一直都在果心里面呢？不是这样的，只有入果定的时候，才能够生起果心。</w:t>
       </w:r>
@@ -2632,7 +2656,7 @@
     <w:p>
       <w:r>
         <w:rPr>
-          <w:sz w:val="21"/>
+          <w:b w:val="0"/>
         </w:rPr>
         <w:t>[00:46:21.750] 就像一个禅修者，他修完五自在，也要决意入定，才可以投入禅相，然后才能入定。</w:t>
       </w:r>
@@ -2640,7 +2664,7 @@
     <w:p>
       <w:r>
         <w:rPr>
-          <w:sz w:val="21"/>
+          <w:b w:val="0"/>
         </w:rPr>
         <w:t>[00:46:34.210] 圣者也是这样，他只有以决意取涅槃为目标，再次把心投入涅槃的时候，才会投入果定。</w:t>
       </w:r>
@@ -2649,7 +2673,6 @@
       <w:r>
         <w:rPr>
           <w:b/>
-          <w:sz w:val="21"/>
         </w:rPr>
         <w:t>展开段C：有人自称证果怎么办——导师不给印证，用经论检验</w:t>
       </w:r>
@@ -2657,7 +2680,7 @@
     <w:p>
       <w:r>
         <w:rPr>
-          <w:sz w:val="21"/>
+          <w:b w:val="0"/>
         </w:rPr>
         <w:t>[00:47:25.880-00:48:55.960] 如果你经常在禅林里面听禅修报告，偶尔就会听到有些人来报告他已经证悟了，他觉得他证到什么样的果位。那么基本上我们可以观察，只要是帕奥西亚多亲自认证的弟子，他都不会说："哦，你证果啦，来来来，很好，分享一下！"也不会说："哦，你说你证果，你讲讲，什么情况啊。"他既不会否定你，也不会说给你确定、鼓励你，他不会给你认证。他要求你："你继续，继续修你的观智。"同时给你几个功课，让你去检查。检查什么呢？你觉得你证悟了，好，那这个到底是不是真实的呢？你要通过佛陀的经论来验证。</w:t>
       </w:r>
@@ -2665,7 +2688,7 @@
     <w:p>
       <w:r>
         <w:rPr>
-          <w:sz w:val="21"/>
+          <w:b w:val="0"/>
         </w:rPr>
         <w:t>[00:48:39.960] 帕奥西亚多在书里面特别强调，导师需要一再地提醒弟子，要求他们不断地检查。</w:t>
       </w:r>
@@ -2673,216 +2696,161 @@
     <w:p>
       <w:r>
         <w:rPr>
-          <w:sz w:val="21"/>
+          <w:b w:val="0"/>
         </w:rPr>
         <w:t>[00:48:55.960] 须陀洹或者初果，对大部分的禅修者来讲，就是一个名相。除非你对经教通达、对经论通达，才能知道须陀洹道果到底意味着什么，它有什么样的内涵。如果不通达经教，就不容易搞明白。他只可能是在禅修的过程中，有一种非常特殊的体验。普遍就是说："突然间有一种状态，跟禅那完全不同。"或者说，他的心不受控制了："不知道怎么办？"诸如此类的。</w:t>
       </w:r>
     </w:p>
     <w:p>
-      <w:pPr>
-        <w:spacing w:before="120" w:after="80"/>
-      </w:pPr>
-      <w:r>
-        <w:rPr>
-          <w:rFonts w:ascii="Microsoft YaHei" w:hAnsi="Microsoft YaHei" w:eastAsia="Microsoft YaHei"/>
+      <w:r>
+        <w:rPr>
           <w:b/>
           <w:color w:val="1F3864"/>
-          <w:sz w:val="25"/>
+          <w:sz w:val="23"/>
         </w:rPr>
         <w:t>原文材料③：《无碍解道 Paṭisambhidāmaggapāḷi.pdf》（七十三种智与四任务）◈扩展</w:t>
       </w:r>
     </w:p>
     <w:p>
       <w:pPr>
-        <w:ind w:left="340"/>
-      </w:pPr>
-      <w:r>
-        <w:rPr>
-          <w:color w:val="1F3864"/>
-          <w:sz w:val="21"/>
-        </w:rPr>
-        <w:t xml:space="preserve">• </w:t>
-      </w:r>
+        <w:pStyle w:val="ListBullet"/>
+      </w:pPr>
       <w:r>
         <w:rPr>
           <w:b/>
-          <w:sz w:val="21"/>
         </w:rPr>
         <w:t>标题</w:t>
       </w:r>
       <w:r>
         <w:rPr>
-          <w:sz w:val="21"/>
+          <w:b w:val="0"/>
         </w:rPr>
         <w:t>：《无碍解道 Paṭisambhidāmaggapāḷi.pdf》（小部《分别道论》：母论·七十三种智；智慧论第19段；五智释；道智释；果智释；四谛智二重解说）</w:t>
       </w:r>
     </w:p>
     <w:p>
       <w:pPr>
-        <w:ind w:left="340"/>
-      </w:pPr>
-      <w:r>
-        <w:rPr>
-          <w:color w:val="1F3864"/>
-          <w:sz w:val="21"/>
-        </w:rPr>
-        <w:t xml:space="preserve">• </w:t>
-      </w:r>
+        <w:pStyle w:val="ListBullet"/>
+      </w:pPr>
       <w:r>
         <w:rPr>
           <w:b/>
-          <w:sz w:val="21"/>
         </w:rPr>
         <w:t>文件类型</w:t>
       </w:r>
       <w:r>
         <w:rPr>
-          <w:sz w:val="21"/>
+          <w:b w:val="0"/>
         </w:rPr>
         <w:t>：PDF课件原文（经论译本；原译文档自带声明"本书内容由deepseek翻译生成，未经校对，仅供参考"，如实保留）</w:t>
       </w:r>
     </w:p>
     <w:p>
       <w:pPr>
-        <w:ind w:left="340"/>
-      </w:pPr>
-      <w:r>
-        <w:rPr>
-          <w:color w:val="1F3864"/>
-          <w:sz w:val="21"/>
-        </w:rPr>
-        <w:t xml:space="preserve">• </w:t>
-      </w:r>
+        <w:pStyle w:val="ListBullet"/>
+      </w:pPr>
       <w:r>
         <w:rPr>
           <w:b/>
-          <w:sz w:val="21"/>
         </w:rPr>
         <w:t>说明</w:t>
       </w:r>
       <w:r>
         <w:rPr>
-          <w:sz w:val="21"/>
+          <w:b w:val="0"/>
         </w:rPr>
         <w:t>：◈扩展段——七十三种智：从入流到阿拉汉的阶位智慧、遍知断除修习亲证四任务。时间富余时选读；以下为节选与照录（各节均为连续照录，节选处已注明），全条见素材照录文件材料③。</w:t>
       </w:r>
     </w:p>
     <w:p>
       <w:pPr>
-        <w:ind w:left="340"/>
-      </w:pPr>
-      <w:r>
-        <w:rPr>
-          <w:color w:val="1F3864"/>
-          <w:sz w:val="21"/>
-        </w:rPr>
-        <w:t xml:space="preserve">• </w:t>
-      </w:r>
+        <w:pStyle w:val="ListBullet"/>
+      </w:pPr>
       <w:r>
         <w:rPr>
           <w:b/>
-          <w:sz w:val="21"/>
         </w:rPr>
         <w:t>知识库出处</w:t>
       </w:r>
       <w:r>
         <w:rPr>
-          <w:sz w:val="21"/>
+          <w:b w:val="0"/>
         </w:rPr>
         <w:t>：知识库「古源尊者开示及上座部佛教资料」</w:t>
       </w:r>
     </w:p>
     <w:p>
       <w:pPr>
-        <w:ind w:left="340"/>
-      </w:pPr>
-      <w:r>
-        <w:rPr>
-          <w:color w:val="1F3864"/>
-          <w:sz w:val="21"/>
-        </w:rPr>
-        <w:t xml:space="preserve">• </w:t>
-      </w:r>
+        <w:pStyle w:val="ListBullet"/>
+      </w:pPr>
       <w:r>
         <w:rPr>
           <w:b/>
-          <w:sz w:val="21"/>
         </w:rPr>
         <w:t>media_id</w:t>
       </w:r>
       <w:r>
         <w:rPr>
-          <w:sz w:val="21"/>
+          <w:b w:val="0"/>
         </w:rPr>
         <w:t>：pdf_d0dd1c0cd17209afe241ece24bf6b7b4_5d7119d335744ae2bb2e498fe044be177439961422831605</w:t>
       </w:r>
     </w:p>
     <w:p>
       <w:pPr>
-        <w:ind w:left="340"/>
-      </w:pPr>
-      <w:r>
-        <w:rPr>
-          <w:color w:val="1F3864"/>
-          <w:sz w:val="21"/>
-        </w:rPr>
-        <w:t xml:space="preserve">• </w:t>
-      </w:r>
+        <w:pStyle w:val="ListBullet"/>
+      </w:pPr>
       <w:r>
         <w:rPr>
           <w:b/>
-          <w:sz w:val="21"/>
         </w:rPr>
         <w:t>打开方式</w:t>
       </w:r>
       <w:r>
         <w:rPr>
-          <w:sz w:val="21"/>
+          <w:b w:val="0"/>
         </w:rPr>
         <w:t>：ima知识库搜索「无碍解道」即可打开</w:t>
       </w:r>
     </w:p>
     <w:p>
       <w:pPr>
-        <w:spacing w:before="40" w:after="80"/>
-        <w:ind w:left="283"/>
-        <w:shd w:val="clear" w:color="auto" w:fill="EEF2F8"/>
+        <w:ind w:left="170"/>
         <w:pBdr>
-          <w:left w:val="single" w:sz="20" w:space="6" w:color="1F3864"/>
+          <w:left w:val="single" w:sz="18" w:space="4" w:color="1F3864"/>
         </w:pBdr>
-      </w:pPr>
-      <w:r>
-        <w:rPr>
-          <w:sz w:val="20"/>
+        <w:shd w:val="clear" w:fill="F2F5FA"/>
+      </w:pPr>
+      <w:r>
+        <w:rPr>
+          <w:b w:val="0"/>
         </w:rPr>
         <w:t>🗺️ 主持人导读：这是本周的"经论纵深"——两千多年前，佛陀的圣弟子们就是用这样逐条简别的方式把"智"数得清清楚楚。读不完整没关系，重点读两处：①"八种应证知"（入流道……阿罗汉果定，正好对应本周八种出世间心）；②四谛智那段"苦应遍知、集应断除、灭应证得、道应修习"——四任务一句话。</w:t>
       </w:r>
     </w:p>
     <w:p>
       <w:pPr>
-        <w:spacing w:before="40" w:after="80"/>
-        <w:ind w:left="283"/>
-        <w:shd w:val="clear" w:color="auto" w:fill="EEF2F8"/>
+        <w:ind w:left="170"/>
         <w:pBdr>
-          <w:left w:val="single" w:sz="20" w:space="6" w:color="1F3864"/>
+          <w:left w:val="single" w:sz="18" w:space="4" w:color="1F3864"/>
         </w:pBdr>
-      </w:pPr>
-      <w:r>
-        <w:rPr>
-          <w:sz w:val="20"/>
+        <w:shd w:val="clear" w:fill="F2F5FA"/>
+      </w:pPr>
+      <w:r>
+        <w:rPr>
+          <w:b w:val="0"/>
         </w:rPr>
         <w:t xml:space="preserve">📎 </w:t>
       </w:r>
       <w:r>
         <w:rPr>
           <w:b/>
-          <w:sz w:val="20"/>
         </w:rPr>
         <w:t>完整原文见《原文全集》第7周部分·材料③</w:t>
       </w:r>
       <w:r>
         <w:rPr>
-          <w:sz w:val="20"/>
+          <w:b w:val="0"/>
         </w:rPr>
         <w:t>，以下为章节完整文字（照录自本周素材文件，未删改）：</w:t>
       </w:r>
@@ -2891,13 +2859,12 @@
       <w:r>
         <w:rPr>
           <w:b/>
-          <w:sz w:val="21"/>
         </w:rPr>
         <w:t>◈扩展段落</w:t>
       </w:r>
       <w:r>
         <w:rPr>
-          <w:sz w:val="21"/>
+          <w:b w:val="0"/>
         </w:rPr>
         <w:t>（时间富余时读）</w:t>
       </w:r>
@@ -2906,1648 +2873,1151 @@
       <w:r>
         <w:rPr>
           <w:b/>
-          <w:sz w:val="21"/>
         </w:rPr>
         <w:t>母论·七十三种智（全条照录）</w:t>
       </w:r>
     </w:p>
     <w:p>
       <w:pPr>
-        <w:spacing w:before="40" w:after="80"/>
-        <w:ind w:left="283"/>
-        <w:shd w:val="clear" w:color="auto" w:fill="EEF2F8"/>
+        <w:ind w:left="170"/>
         <w:pBdr>
-          <w:left w:val="single" w:sz="20" w:space="6" w:color="1F3864"/>
+          <w:left w:val="single" w:sz="18" w:space="4" w:color="1F3864"/>
         </w:pBdr>
-      </w:pPr>
-      <w:r>
-        <w:rPr>
-          <w:sz w:val="20"/>
+        <w:shd w:val="clear" w:fill="F2F5FA"/>
+      </w:pPr>
+      <w:r>
+        <w:rPr>
+          <w:b w:val="0"/>
         </w:rPr>
         <w:t>礼敬世尊、阿罗汉、正等正觉者</w:t>
       </w:r>
     </w:p>
     <w:p>
       <w:pPr>
-        <w:ind w:left="340"/>
-      </w:pPr>
+        <w:pStyle w:val="ListNumber"/>
+      </w:pPr>
+      <w:r>
+        <w:rPr>
+          <w:b w:val="0"/>
+        </w:rPr>
+        <w:t>听闻专注是智慧，听闻所生为智识。</w:t>
+      </w:r>
+    </w:p>
+    <w:p>
+      <w:r>
+        <w:rPr>
+          <w:b w:val="0"/>
+        </w:rPr>
+        <w:t>听闻戒律生智慧，戒行圆满得真知。</w:t>
+      </w:r>
+    </w:p>
+    <w:p>
+      <w:pPr>
+        <w:pStyle w:val="ListNumber"/>
+      </w:pPr>
+      <w:r>
+        <w:rPr>
+          <w:b w:val="0"/>
+        </w:rPr>
+        <w:t>调伏心后专注于止息，智慧即是由修习禅定所生的智。</w:t>
+      </w:r>
+    </w:p>
+    <w:p>
+      <w:pPr>
+        <w:pStyle w:val="ListNumber"/>
+      </w:pPr>
+      <w:r>
+        <w:rPr>
+          <w:b w:val="0"/>
+        </w:rPr>
+        <w:t>于缘把握中，慧为法住智。</w:t>
+      </w:r>
+    </w:p>
+    <w:p>
+      <w:pPr>
+        <w:pStyle w:val="ListNumber"/>
+      </w:pPr>
+      <w:r>
+        <w:rPr>
+          <w:b w:val="0"/>
+        </w:rPr>
+        <w:t>对于过去、未来、现在诸法的简要确定之慧，是为观智。</w:t>
+      </w:r>
+    </w:p>
+    <w:p>
+      <w:pPr>
+        <w:pStyle w:val="ListNumber"/>
+      </w:pPr>
+      <w:r>
+        <w:rPr>
+          <w:b w:val="0"/>
+        </w:rPr>
+        <w:t>观察现前诸法的变异为慧，观察生灭为智。</w:t>
+      </w:r>
+    </w:p>
+    <w:p>
+      <w:pPr>
+        <w:pStyle w:val="ListNumber"/>
+      </w:pPr>
+      <w:r>
+        <w:rPr>
+          <w:b w:val="0"/>
+        </w:rPr>
+        <w:t>观察所缘，观照坏灭，智慧即观智。</w:t>
+      </w:r>
+    </w:p>
+    <w:p>
+      <w:pPr>
+        <w:pStyle w:val="ListNumber"/>
+      </w:pPr>
+      <w:r>
+        <w:rPr>
+          <w:b w:val="0"/>
+        </w:rPr>
+        <w:t>在怖畏生起处有智慧，在过患中有智识。</w:t>
+      </w:r>
+    </w:p>
+    <w:p>
+      <w:pPr>
+        <w:pStyle w:val="ListNumber"/>
+      </w:pPr>
+      <w:r>
+        <w:rPr>
+          <w:b w:val="0"/>
+        </w:rPr>
+        <w:t>欲解脱者以智慧观察而住，于诸行中舍离执着，此即智慧之知见。</w:t>
+      </w:r>
+    </w:p>
+    <w:p>
+      <w:pPr>
+        <w:pStyle w:val="ListNumber"/>
+      </w:pPr>
+      <w:r>
+        <w:rPr>
+          <w:b w:val="0"/>
+        </w:rPr>
+        <w:t>对外在事物的出离与转向之慧是种姓智。</w:t>
+      </w:r>
+    </w:p>
+    <w:p>
+      <w:pPr>
+        <w:pStyle w:val="ListNumber"/>
+      </w:pPr>
+      <w:r>
+        <w:rPr>
+          <w:b w:val="0"/>
+        </w:rPr>
+        <w:t>智慧于出离两边之道中生起正智。</w:t>
+      </w:r>
+    </w:p>
+    <w:p>
+      <w:pPr>
+        <w:pStyle w:val="ListNumber"/>
+      </w:pPr>
+      <w:r>
+        <w:rPr>
+          <w:b w:val="0"/>
+        </w:rPr>
+        <w:t>修习止息得智慧，果证之中生正知。</w:t>
+      </w:r>
+    </w:p>
+    <w:p>
+      <w:pPr>
+        <w:pStyle w:val="ListNumber"/>
+      </w:pPr>
+      <w:r>
+        <w:rPr>
+          <w:b w:val="0"/>
+        </w:rPr>
+        <w:t>观察断除轮回的智慧是解脱之智。</w:t>
+      </w:r>
+    </w:p>
+    <w:p>
+      <w:pPr>
+        <w:pStyle w:val="ListNumber"/>
+      </w:pPr>
+      <w:r>
+        <w:rPr>
+          <w:b w:val="0"/>
+        </w:rPr>
+        <w:t>当正法现前时，智慧生起于观照，明觉生起于省察。</w:t>
+      </w:r>
+    </w:p>
+    <w:p>
+      <w:pPr>
+        <w:pStyle w:val="ListNumber"/>
+      </w:pPr>
+      <w:r>
+        <w:rPr>
+          <w:b w:val="0"/>
+        </w:rPr>
+        <w:t>于内部分别中，智慧是诸法差别之智。</w:t>
+      </w:r>
+    </w:p>
+    <w:p>
+      <w:pPr>
+        <w:pStyle w:val="ListNumber"/>
+      </w:pPr>
+      <w:r>
+        <w:rPr>
+          <w:b w:val="0"/>
+        </w:rPr>
+        <w:t>于外境安立智慧，是境界无边的智。</w:t>
+      </w:r>
+    </w:p>
+    <w:p>
+      <w:pPr>
+        <w:pStyle w:val="ListNumber"/>
+      </w:pPr>
+      <w:r>
+        <w:rPr>
+          <w:b w:val="0"/>
+        </w:rPr>
+        <w:t>在行持的安立中，智慧是了知行持种种差别的智。</w:t>
+      </w:r>
+    </w:p>
+    <w:p>
+      <w:pPr>
+        <w:pStyle w:val="ListNumber"/>
+      </w:pPr>
+      <w:r>
+        <w:rPr>
+          <w:b w:val="0"/>
+        </w:rPr>
+        <w:t>在四种法的抉择中，智慧是境界差异的认知。</w:t>
+      </w:r>
+    </w:p>
+    <w:p>
+      <w:pPr>
+        <w:pStyle w:val="ListNumber"/>
+      </w:pPr>
+      <w:r>
+        <w:rPr>
+          <w:b w:val="0"/>
+        </w:rPr>
+        <w:t>在九种法的区分中，智慧是对诸法差异性的认知。</w:t>
+      </w:r>
+    </w:p>
+    <w:p>
+      <w:pPr>
+        <w:pStyle w:val="ListNumber"/>
+      </w:pPr>
+      <w:r>
+        <w:rPr>
+          <w:b w:val="0"/>
+        </w:rPr>
+        <w:t>神通智慧于所知境界为智。</w:t>
+      </w:r>
+    </w:p>
+    <w:p>
+      <w:pPr>
+        <w:pStyle w:val="ListNumber"/>
+      </w:pPr>
+      <w:r>
+        <w:rPr>
+          <w:b w:val="0"/>
+        </w:rPr>
+        <w:t>遍知慧是于审察处的智。</w:t>
+      </w:r>
+    </w:p>
+    <w:p>
+      <w:pPr>
+        <w:pStyle w:val="ListNumber"/>
+      </w:pPr>
+      <w:r>
+        <w:rPr>
+          <w:b w:val="0"/>
+        </w:rPr>
+        <w:t>于舍弃中智慧，于施舍处为智。</w:t>
+      </w:r>
+    </w:p>
+    <w:p>
+      <w:pPr>
+        <w:pStyle w:val="ListNumber"/>
+      </w:pPr>
+      <w:r>
+        <w:rPr>
+          <w:b w:val="0"/>
+        </w:rPr>
+        <w:t>修慧与智同一味。</w:t>
+      </w:r>
+    </w:p>
+    <w:p>
+      <w:pPr>
+        <w:pStyle w:val="ListNumber"/>
+      </w:pPr>
+      <w:r>
+        <w:rPr>
+          <w:b w:val="0"/>
+        </w:rPr>
+        <w:t>真实智是触处之知。</w:t>
+      </w:r>
+    </w:p>
+    <w:p>
+      <w:pPr>
+        <w:pStyle w:val="ListNumber"/>
+      </w:pPr>
+      <w:r>
+        <w:rPr>
+          <w:b w:val="0"/>
+        </w:rPr>
+        <w:t>于义无碍是慧，于义无碍智是智。</w:t>
+      </w:r>
+    </w:p>
+    <w:p>
+      <w:pPr>
+        <w:pStyle w:val="ListNumber"/>
+      </w:pPr>
+      <w:r>
+        <w:rPr>
+          <w:b w:val="0"/>
+        </w:rPr>
+        <w:t>于法无执为慧，于法无碍为智。</w:t>
+      </w:r>
+    </w:p>
+    <w:p>
+      <w:pPr>
+        <w:pStyle w:val="ListNumber"/>
+      </w:pPr>
+      <w:r>
+        <w:rPr>
+          <w:b w:val="0"/>
+        </w:rPr>
+        <w:t>语词差异的智慧是语词无碍解的智。</w:t>
+      </w:r>
+    </w:p>
+    <w:p>
+      <w:pPr>
+        <w:pStyle w:val="ListNumber"/>
+      </w:pPr>
+      <w:r>
+        <w:rPr>
+          <w:b w:val="0"/>
+        </w:rPr>
+        <w:t>智慧在种种辩才中显现，此即辩才无碍智。</w:t>
+      </w:r>
+    </w:p>
+    <w:p>
+      <w:pPr>
+        <w:pStyle w:val="ListNumber"/>
+      </w:pPr>
+      <w:r>
+        <w:rPr>
+          <w:b w:val="0"/>
+        </w:rPr>
+        <w:t>住所的多样是智慧，住所的意义是知识。</w:t>
+      </w:r>
+    </w:p>
+    <w:p>
+      <w:pPr>
+        <w:pStyle w:val="ListNumber"/>
+      </w:pPr>
+      <w:r>
+        <w:rPr>
+          <w:b w:val="0"/>
+        </w:rPr>
+        <w:t>于诸等至差别中的智慧是等至义的智。</w:t>
+      </w:r>
+    </w:p>
+    <w:p>
+      <w:pPr>
+        <w:pStyle w:val="ListNumber"/>
+      </w:pPr>
+      <w:r>
+        <w:rPr>
+          <w:b w:val="0"/>
+        </w:rPr>
+        <w:t>关于住所与禅定的种种智慧，是了知住所与禅定本质的智慧。</w:t>
+      </w:r>
+    </w:p>
+    <w:p>
+      <w:pPr>
+        <w:pStyle w:val="ListNumber"/>
+      </w:pPr>
+      <w:r>
+        <w:rPr>
+          <w:b w:val="0"/>
+        </w:rPr>
+        <w:t>由于心不散乱而得清净，在断除烦恼时智慧生起，于无间定中得证正智。</w:t>
+      </w:r>
+    </w:p>
+    <w:p>
+      <w:pPr>
+        <w:pStyle w:val="ListNumber"/>
+      </w:pPr>
+      <w:r>
+        <w:rPr>
+          <w:b w:val="0"/>
+        </w:rPr>
+        <w:t>以见为依止，寂静得住处，胜解于善法，智慧住无诤。</w:t>
+      </w:r>
+    </w:p>
+    <w:p>
+      <w:pPr>
+        <w:pStyle w:val="ListNumber"/>
+      </w:pPr>
+      <w:r>
+        <w:rPr>
+          <w:b w:val="0"/>
+        </w:rPr>
+        <w:t>具备两种力量，三种行的止息，十六种智行，九种定行，智慧成就灭尽定的智。</w:t>
+      </w:r>
+    </w:p>
+    <w:p>
+      <w:pPr>
+        <w:pStyle w:val="ListNumber"/>
+      </w:pPr>
+      <w:r>
+        <w:rPr>
+          <w:b w:val="0"/>
+        </w:rPr>
+        <w:t>正知者于流转灭尽时的智慧，是涅槃智。</w:t>
+      </w:r>
+    </w:p>
+    <w:p>
+      <w:pPr>
+        <w:pStyle w:val="ListNumber"/>
+      </w:pPr>
+      <w:r>
+        <w:rPr>
+          <w:b w:val="0"/>
+        </w:rPr>
+        <w:t>一切法正断与灭尽不现前的智慧，是平等顶智。</w:t>
+      </w:r>
+    </w:p>
+    <w:p>
+      <w:pPr>
+        <w:pStyle w:val="ListNumber"/>
+      </w:pPr>
+      <w:r>
+        <w:rPr>
+          <w:b w:val="0"/>
+        </w:rPr>
+        <w:t>种种威力灭尽的智慧，是简择智。</w:t>
+      </w:r>
+    </w:p>
+    <w:p>
+      <w:pPr>
+        <w:pStyle w:val="ListNumber"/>
+      </w:pPr>
+      <w:r>
+        <w:rPr>
+          <w:b w:val="0"/>
+        </w:rPr>
+        <w:t>不退缩、精进、勇猛的智慧，是精进起始智。</w:t>
+      </w:r>
+    </w:p>
+    <w:p>
+      <w:pPr>
+        <w:pStyle w:val="ListNumber"/>
+      </w:pPr>
+      <w:r>
+        <w:rPr>
+          <w:b w:val="0"/>
+        </w:rPr>
+        <w:t>种种法开示的智慧，是义现观智。</w:t>
+      </w:r>
+    </w:p>
+    <w:p>
+      <w:pPr>
+        <w:pStyle w:val="ListNumber"/>
+      </w:pPr>
+      <w:r>
+        <w:rPr>
+          <w:b w:val="0"/>
+        </w:rPr>
+        <w:t>一切法一性摄、种种性、一异通达的智慧，是见清净智。</w:t>
+      </w:r>
+    </w:p>
+    <w:p>
+      <w:pPr>
+        <w:pStyle w:val="ListNumber"/>
+      </w:pPr>
+      <w:r>
+        <w:rPr>
+          <w:b w:val="0"/>
+        </w:rPr>
+        <w:t>了知的智慧，是忍智。</w:t>
+      </w:r>
+    </w:p>
+    <w:p>
+      <w:pPr>
+        <w:pStyle w:val="ListNumber"/>
+      </w:pPr>
+      <w:r>
+        <w:rPr>
+          <w:b w:val="0"/>
+        </w:rPr>
+        <w:t>触证的智慧，是遍观察智。</w:t>
+      </w:r>
+    </w:p>
+    <w:p>
+      <w:pPr>
+        <w:pStyle w:val="ListNumber"/>
+      </w:pPr>
+      <w:r>
+        <w:rPr>
+          <w:b w:val="0"/>
+        </w:rPr>
+        <w:t>调伏的智慧，是分住智。</w:t>
+      </w:r>
+    </w:p>
+    <w:p>
+      <w:pPr>
+        <w:pStyle w:val="ListNumber"/>
+      </w:pPr>
+      <w:r>
+        <w:rPr>
+          <w:b w:val="0"/>
+        </w:rPr>
+        <w:t>增上的智慧，是想转智。</w:t>
+      </w:r>
+    </w:p>
+    <w:p>
+      <w:pPr>
+        <w:pStyle w:val="ListNumber"/>
+      </w:pPr>
+      <w:r>
+        <w:rPr>
+          <w:b w:val="0"/>
+        </w:rPr>
+        <w:t>种种性的智慧，是心转智。</w:t>
+      </w:r>
+    </w:p>
+    <w:p>
+      <w:pPr>
+        <w:pStyle w:val="ListNumber"/>
+      </w:pPr>
+      <w:r>
+        <w:rPr>
+          <w:b w:val="0"/>
+        </w:rPr>
+        <w:t>决意的智慧，是心转智。</w:t>
+      </w:r>
+    </w:p>
+    <w:p>
+      <w:pPr>
+        <w:pStyle w:val="ListNumber"/>
+      </w:pPr>
+      <w:r>
+        <w:rPr>
+          <w:b w:val="0"/>
+        </w:rPr>
+        <w:t>空性的智慧，是智转智。</w:t>
+      </w:r>
+    </w:p>
+    <w:p>
+      <w:pPr>
+        <w:pStyle w:val="ListNumber"/>
+      </w:pPr>
+      <w:r>
+        <w:rPr>
+          <w:b w:val="0"/>
+        </w:rPr>
+        <w:t>舍离的智慧，是解脱转智。</w:t>
+      </w:r>
+    </w:p>
+    <w:p>
+      <w:pPr>
+        <w:pStyle w:val="ListNumber"/>
+      </w:pPr>
+      <w:r>
+        <w:rPr>
+          <w:b w:val="0"/>
+        </w:rPr>
+        <w:t>真实义的智慧，是谛转智。</w:t>
+      </w:r>
+    </w:p>
+    <w:p>
+      <w:pPr>
+        <w:pStyle w:val="ListNumber"/>
+      </w:pPr>
+      <w:r>
+        <w:rPr>
+          <w:b w:val="0"/>
+        </w:rPr>
+        <w:t>身与心一境性，乐想与轻想，决意成就的智慧，是神变智。</w:t>
+      </w:r>
+    </w:p>
+    <w:p>
+      <w:pPr>
+        <w:pStyle w:val="ListNumber"/>
+      </w:pPr>
+      <w:r>
+        <w:rPr>
+          <w:b w:val="0"/>
+        </w:rPr>
+        <w:t>寻思流注种种一异音声相的遍观察的智慧，是耳界清净智。</w:t>
+      </w:r>
+    </w:p>
+    <w:p>
+      <w:pPr>
+        <w:pStyle w:val="ListNumber"/>
+      </w:pPr>
+      <w:r>
+        <w:rPr>
+          <w:b w:val="0"/>
+        </w:rPr>
+        <w:t>三种心流注，根净种种一异识行的遍观察的智慧，是他心智。</w:t>
+      </w:r>
+    </w:p>
+    <w:p>
+      <w:pPr>
+        <w:pStyle w:val="ListNumber"/>
+      </w:pPr>
+      <w:r>
+        <w:rPr>
+          <w:b w:val="0"/>
+        </w:rPr>
+        <w:t>缘起流转法种种一异业流注的遍观察的智慧，是宿命随念智。</w:t>
+      </w:r>
+    </w:p>
+    <w:p>
+      <w:pPr>
+        <w:pStyle w:val="ListNumber"/>
+      </w:pPr>
+      <w:r>
+        <w:rPr>
+          <w:b w:val="0"/>
+        </w:rPr>
+        <w:t>光明种种一异色相现观的智慧，是天眼智。</w:t>
+      </w:r>
+    </w:p>
+    <w:p>
+      <w:pPr>
+        <w:pStyle w:val="ListNumber"/>
+      </w:pPr>
+      <w:r>
+        <w:rPr>
+          <w:b w:val="0"/>
+        </w:rPr>
+        <w:t>六十四种行相，三种根自在的智慧，是漏尽智。</w:t>
+      </w:r>
+    </w:p>
+    <w:p>
+      <w:pPr>
+        <w:pStyle w:val="ListNumber"/>
+      </w:pPr>
+      <w:r>
+        <w:rPr>
+          <w:b w:val="0"/>
+        </w:rPr>
+        <w:t>遍知的智慧，是苦智。</w:t>
+      </w:r>
+    </w:p>
+    <w:p>
+      <w:pPr>
+        <w:pStyle w:val="ListNumber"/>
+      </w:pPr>
+      <w:r>
+        <w:rPr>
+          <w:b w:val="0"/>
+        </w:rPr>
+        <w:t>断除的智慧，是集智。</w:t>
+      </w:r>
+    </w:p>
+    <w:p>
+      <w:pPr>
+        <w:pStyle w:val="ListNumber"/>
+      </w:pPr>
+      <w:r>
+        <w:rPr>
+          <w:b w:val="0"/>
+        </w:rPr>
+        <w:t>现证的智慧，是灭智。</w:t>
+      </w:r>
+    </w:p>
+    <w:p>
+      <w:pPr>
+        <w:pStyle w:val="ListNumber"/>
+      </w:pPr>
+      <w:r>
+        <w:rPr>
+          <w:b w:val="0"/>
+        </w:rPr>
+        <w:t>修习的智慧，是道智。</w:t>
+      </w:r>
+    </w:p>
+    <w:p>
+      <w:pPr>
+        <w:pStyle w:val="ListNumber"/>
+      </w:pPr>
+      <w:r>
+        <w:rPr>
+          <w:b w:val="0"/>
+        </w:rPr>
+        <w:t>苦智。</w:t>
+      </w:r>
+    </w:p>
+    <w:p>
+      <w:pPr>
+        <w:pStyle w:val="ListNumber"/>
+      </w:pPr>
+      <w:r>
+        <w:rPr>
+          <w:b w:val="0"/>
+        </w:rPr>
+        <w:t>苦集智。</w:t>
+      </w:r>
+    </w:p>
+    <w:p>
+      <w:pPr>
+        <w:pStyle w:val="ListNumber"/>
+      </w:pPr>
+      <w:r>
+        <w:rPr>
+          <w:b w:val="0"/>
+        </w:rPr>
+        <w:t>苦灭智。</w:t>
+      </w:r>
+    </w:p>
+    <w:p>
+      <w:pPr>
+        <w:pStyle w:val="ListNumber"/>
+      </w:pPr>
+      <w:r>
+        <w:rPr>
+          <w:b w:val="0"/>
+        </w:rPr>
+        <w:t>趣苦灭道的智。</w:t>
+      </w:r>
+    </w:p>
+    <w:p>
+      <w:pPr>
+        <w:pStyle w:val="ListNumber"/>
+      </w:pPr>
+      <w:r>
+        <w:rPr>
+          <w:b w:val="0"/>
+        </w:rPr>
+        <w:t>义无碍解智。</w:t>
+      </w:r>
+    </w:p>
+    <w:p>
+      <w:pPr>
+        <w:pStyle w:val="ListNumber"/>
+      </w:pPr>
+      <w:r>
+        <w:rPr>
+          <w:b w:val="0"/>
+        </w:rPr>
+        <w:t>法无碍解智。</w:t>
+      </w:r>
+    </w:p>
+    <w:p>
+      <w:pPr>
+        <w:pStyle w:val="ListNumber"/>
+      </w:pPr>
+      <w:r>
+        <w:rPr>
+          <w:b w:val="0"/>
+        </w:rPr>
+        <w:t>词无碍解智。</w:t>
+      </w:r>
+    </w:p>
+    <w:p>
+      <w:pPr>
+        <w:pStyle w:val="ListNumber"/>
+      </w:pPr>
+      <w:r>
+        <w:rPr>
+          <w:b w:val="0"/>
+        </w:rPr>
+        <w:t>辩无碍解智。</w:t>
+      </w:r>
+    </w:p>
+    <w:p>
+      <w:pPr>
+        <w:pStyle w:val="ListNumber"/>
+      </w:pPr>
+      <w:r>
+        <w:rPr>
+          <w:b w:val="0"/>
+        </w:rPr>
+        <w:t>根上下智。</w:t>
+      </w:r>
+    </w:p>
+    <w:p>
+      <w:r>
+        <w:rPr>
+          <w:b w:val="0"/>
+        </w:rPr>
+        <w:t>众生之愿与习，智者能知。</w:t>
+      </w:r>
+    </w:p>
+    <w:p>
+      <w:pPr>
+        <w:pStyle w:val="ListNumber"/>
+      </w:pPr>
+      <w:r>
+        <w:rPr>
+          <w:b w:val="0"/>
+        </w:rPr>
+        <w:t>双神变智。</w:t>
+      </w:r>
+    </w:p>
+    <w:p>
+      <w:pPr>
+        <w:pStyle w:val="ListNumber"/>
+      </w:pPr>
+      <w:r>
+        <w:rPr>
+          <w:b w:val="0"/>
+        </w:rPr>
+        <w:t>大悲定智。</w:t>
+      </w:r>
+    </w:p>
+    <w:p>
+      <w:r>
+        <w:rPr>
+          <w:b w:val="0"/>
+        </w:rPr>
+        <w:t>一切智。</w:t>
+      </w:r>
+    </w:p>
+    <w:p>
+      <w:pPr>
+        <w:pStyle w:val="ListNumber"/>
+      </w:pPr>
+      <w:r>
+        <w:rPr>
+          <w:b w:val="0"/>
+        </w:rPr>
+        <w:t>无碍智。</w:t>
+      </w:r>
+    </w:p>
+    <w:p>
+      <w:r>
+        <w:rPr>
+          <w:b w:val="0"/>
+        </w:rPr>
+        <w:t>这七十三种智慧。在这七十三种智慧中，六十七种智慧是与声闻共通的；六种智慧是不与声闻共通的。</w:t>
+      </w:r>
+    </w:p>
+    <w:p>
+      <w:r>
+        <w:rPr>
+          <w:b w:val="0"/>
+        </w:rPr>
+        <w:t>（编者注：母论共73条，此处全条照录；时间有限时朗读可只读第5-12、56-63条与结说，朗读时编者注跳过。）</w:t>
+      </w:r>
+    </w:p>
+    <w:p>
       <w:r>
         <w:rPr>
           <w:b/>
-          <w:sz w:val="21"/>
-        </w:rPr>
-        <w:t xml:space="preserve">1. </w:t>
-      </w:r>
-      <w:r>
-        <w:rPr>
-          <w:sz w:val="21"/>
-        </w:rPr>
-        <w:t>听闻专注是智慧，听闻所生为智识。</w:t>
-      </w:r>
-    </w:p>
-    <w:p>
-      <w:r>
-        <w:rPr>
-          <w:sz w:val="21"/>
-        </w:rPr>
-        <w:t>听闻戒律生智慧，戒行圆满得真知。</w:t>
-      </w:r>
-    </w:p>
-    <w:p>
-      <w:pPr>
-        <w:ind w:left="340"/>
-      </w:pPr>
+        </w:rPr>
+        <w:t>智慧论·第19段：八种应证知——从入流到阿拉汉的阶位智慧</w:t>
+      </w:r>
+    </w:p>
+    <w:p>
+      <w:r>
+        <w:rPr>
+          <w:b w:val="0"/>
+        </w:rPr>
+        <w:t>入流道应证知；入流果定应证知；一来道应证知；一来果定应证知；不还道应证知；不还果定应证知；阿罗汉道应证知；阿罗汉果定应证知。</w:t>
+      </w:r>
+    </w:p>
+    <w:p>
+      <w:r>
+        <w:rPr>
+          <w:b w:val="0"/>
+        </w:rPr>
+        <w:t>信根当知为决意之义，精进根当知为勤策之义，念根当知为现起之义，定根当知为不散乱之义，慧根当知为见照之义。不信不能动摇是信力当知，懈怠不能动摇是精进力当知，放逸不能动摇是念力当知，掉举不能动摇是定力当知，无明不能动摇是慧力当知。念觉支当知为现起之义，择法觉支当知为简择之义，精进觉支当知为勤策之义，喜觉支当知为遍满之义，轻安觉支当知为寂止之义，定觉支当知为不散乱之义，舍觉支当知为审察之义。</w:t>
+      </w:r>
+    </w:p>
+    <w:p>
+      <w:r>
+        <w:rPr>
+          <w:b w:val="0"/>
+        </w:rPr>
+        <w:t>以见之故，正见当知；以决意之故，正思惟当知；以摄受之故，正语当知；以发起之故，正业当知；以清净之故，正命当知；以精勤之故，正精进当知；以安住之故，正念当知；以不散乱之故，正定当知。</w:t>
+      </w:r>
+    </w:p>
+    <w:p>
+      <w:r>
+        <w:rPr>
+          <w:b w:val="0"/>
+        </w:rPr>
+        <w:t>以主宰义故，诸根当知；以不动摇义故，诸力当知；以出离义故，觉支当知；以因义故，道当知；以安住义故，念处当知；以精勤义故，正勤当知；以成就义故，神足当知；以真实义故，四谛当知；以不散乱义故，止当知；以观察义故，观当知；以一味义故，止观当知；以不超越义故，双运当知。</w:t>
+      </w:r>
+    </w:p>
+    <w:p>
+      <w:r>
+        <w:rPr>
+          <w:b w:val="0"/>
+        </w:rPr>
+        <w:t>以戒律之义当知清净戒；以不散乱之义当知清净心；以见之义当知清净见；以解脱之义当知解脱；以通达之义当知智慧；以舍离之义当知解脱；以断除之义当知灭尽智；以寂灭之义当知无生智。</w:t>
+      </w:r>
+    </w:p>
+    <w:p>
       <w:r>
         <w:rPr>
           <w:b/>
-          <w:sz w:val="21"/>
-        </w:rPr>
-        <w:t xml:space="preserve">3. </w:t>
-      </w:r>
-      <w:r>
-        <w:rPr>
-          <w:sz w:val="21"/>
-        </w:rPr>
-        <w:t>调伏心后专注于止息，智慧即是由修习禅定所生的智。</w:t>
-      </w:r>
-    </w:p>
-    <w:p>
-      <w:pPr>
-        <w:ind w:left="340"/>
-      </w:pPr>
+        </w:rPr>
+        <w:t>五智释（第75段）：遍知·断除·修习·现证·审察五慧——四任务的展开</w:t>
+      </w:r>
+    </w:p>
+    <w:p>
+      <w:r>
+        <w:rPr>
+          <w:b w:val="0"/>
+        </w:rPr>
+        <w:t>如何理解"遍知慧"是了知义的智，"审察慧"是抉择义的智，"断除慧"是舍离义的智，"修习慧"是一味义的智，"现证慧"是触证义的智？凡被遍知的诸法，即是被了知的诸法；凡被审察的诸法，即是被抉择的诸法；凡被断除的诸法，即是被舍离的诸法；凡被修习的诸法，即是一味的诸法；凡被现证的诸法，即是被触证的诸法。此即了知义的智，觉知义的慧。故说："遍知慧是了知义的智，审察慧是抉择义的智，断除慧是舍离义的智，修习慧是一味义的智，现证慧是触证义的智"。</w:t>
+      </w:r>
+    </w:p>
+    <w:p>
       <w:r>
         <w:rPr>
           <w:b/>
-          <w:sz w:val="21"/>
-        </w:rPr>
-        <w:t xml:space="preserve">4. </w:t>
-      </w:r>
-      <w:r>
-        <w:rPr>
-          <w:sz w:val="21"/>
-        </w:rPr>
-        <w:t>于缘把握中，慧为法住智。</w:t>
-      </w:r>
-    </w:p>
-    <w:p>
-      <w:pPr>
-        <w:ind w:left="340"/>
-      </w:pPr>
+        </w:rPr>
+        <w:t>第十一 道智释（第61段，节选）：道中双出离转起的智慧</w:t>
+      </w:r>
+    </w:p>
+    <w:p>
+      <w:r>
+        <w:rPr>
+          <w:b w:val="0"/>
+        </w:rPr>
+        <w:t>如何理解"智慧在道中作为双出离转起的知识"？在须陀洹道刹那，正见以见性从邪见中出离，亦从随烦恼及诸蕴中出离，更从一切外相中出离。因此说："智慧在道中作为双出离转起的知识"。正思维以专注性从邪思维中出离，亦从随烦恼及诸蕴中出离，更从一切外相中出离。因此说："智慧在道中作为双出离转起的知识"。</w:t>
+      </w:r>
+    </w:p>
+    <w:p>
+      <w:r>
+        <w:rPr>
+          <w:b w:val="0"/>
+        </w:rPr>
+        <w:t>正语以不执取之义而远离邪语，并远离随顺之烦恼与蕴，亦远离一切外相。因此说——"于两边出离与开显之慧，是道上的智"。</w:t>
+      </w:r>
+    </w:p>
+    <w:p>
+      <w:r>
+        <w:rPr>
+          <w:b w:val="0"/>
+        </w:rPr>
+        <w:t>正业从邪业中生起，随顺烦恼与蕴而生起，亦从一切外相中生起。是故说——"双重生起开显慧，道中智为慧"。</w:t>
+      </w:r>
+    </w:p>
+    <w:p>
+      <w:r>
+        <w:rPr>
+          <w:b w:val="0"/>
+        </w:rPr>
+        <w:t>正命以清净为义，邪命则远离之，随顺烦恼与蕴亦远离之，对外一切相亦远离之。是故说——"双离生灭之慧，道中智明"。</w:t>
+      </w:r>
+    </w:p>
+    <w:p>
+      <w:r>
+        <w:rPr>
+          <w:b w:val="0"/>
+        </w:rPr>
+        <w:t>正精进以精进为特性，从邪精进中出离，从随烦恼及蕴中出离，从一切外相中出离。因此说——"双出离智慧是道智"。</w:t>
+      </w:r>
+    </w:p>
+    <w:p>
+      <w:r>
+        <w:rPr>
+          <w:b w:val="0"/>
+        </w:rPr>
+        <w:t>正念以近住之义，从邪念中出离，亦从随烦恼及诸蕴中出离，更从一切外相中出离。是故说——"双出离开显慧，于道中智为知"。</w:t>
+      </w:r>
+    </w:p>
+    <w:p>
+      <w:r>
+        <w:rPr>
+          <w:b w:val="0"/>
+        </w:rPr>
+        <w:t>以不散乱为正定，从邪定中出离，亦从随烦恼及蕴中出离，更从一切外相中出离。故说："双出离转的智慧是道智"。</w:t>
+      </w:r>
+    </w:p>
+    <w:p>
+      <w:r>
+        <w:rPr>
+          <w:b w:val="0"/>
+        </w:rPr>
+        <w:t>一来道现观时，以正见为见...以不散乱为正定，从粗的欲贪结、嗔恚结中出离，从粗的欲贪随眠、嗔恚随眠中出离，亦从随烦恼及诸蕴中出离，更从一切外相中出离。故说："双出离转的智慧是道智"。</w:t>
+      </w:r>
+    </w:p>
+    <w:p>
+      <w:r>
+        <w:rPr>
+          <w:b w:val="0"/>
+        </w:rPr>
+        <w:t>不还道现观时，以正见为见...以不散乱为正定，从微细的欲贪结、嗔恚结中出离，从微细的欲贪随眠、嗔恚随眠中出离，亦从随烦恼及诸蕴中出离，更从一切外相中出离。故说："双出离转的智慧是道智"。</w:t>
+      </w:r>
+    </w:p>
+    <w:p>
+      <w:r>
+        <w:rPr>
+          <w:b w:val="0"/>
+        </w:rPr>
+        <w:t>阿罗汉道现观时，以正见为见...以不散乱为正定，从色贪、无色贪、慢、掉举、无明、慢随眠、有贪随眠、无明随眠中出离，亦从随烦恼及诸蕴中出离，更从一切外相中出离。故说："双出离转的智慧是道智"。</w:t>
+      </w:r>
+    </w:p>
+    <w:p>
+      <w:r>
+        <w:rPr>
+          <w:b w:val="0"/>
+        </w:rPr>
+        <w:t>62.</w:t>
+      </w:r>
+    </w:p>
+    <w:p>
+      <w:r>
+        <w:rPr>
+          <w:b w:val="0"/>
+        </w:rPr>
+        <w:t>未生令烧尽，已生令寂灭，是名为禅定；禅定解脱善，于诸异见不动摇。</w:t>
+      </w:r>
+    </w:p>
+    <w:p>
+      <w:r>
+        <w:rPr>
+          <w:b w:val="0"/>
+        </w:rPr>
+        <w:t>既得定而后观，观已复入定；止观双运时，平等俱行进。</w:t>
+      </w:r>
+    </w:p>
+    <w:p>
+      <w:r>
+        <w:rPr>
+          <w:b w:val="0"/>
+        </w:rPr>
+        <w:t>诸行是苦，灭为乐，如是正见；双出离智慧，触证涅槃门。</w:t>
+      </w:r>
+    </w:p>
+    <w:p>
+      <w:r>
+        <w:rPr>
+          <w:b w:val="0"/>
+        </w:rPr>
+        <w:t>善知解脱行，通达一异相；二智具足者，于诸异见不动摇。</w:t>
+      </w:r>
+    </w:p>
+    <w:p>
+      <w:r>
+        <w:rPr>
+          <w:b w:val="0"/>
+        </w:rPr>
+        <w:t>以知为智，以了为慧。故说："双出离转的智慧是道智"。</w:t>
+      </w:r>
+    </w:p>
+    <w:p>
+      <w:r>
+        <w:rPr>
+          <w:b w:val="0"/>
+        </w:rPr>
+        <w:t>第十一道智品。</w:t>
+      </w:r>
+    </w:p>
+    <w:p>
       <w:r>
         <w:rPr>
           <w:b/>
-          <w:sz w:val="21"/>
-        </w:rPr>
-        <w:t xml:space="preserve">5. </w:t>
-      </w:r>
-      <w:r>
-        <w:rPr>
-          <w:sz w:val="21"/>
-        </w:rPr>
-        <w:t>对于过去、未来、现在诸法的简要确定之慧，是为观智。</w:t>
-      </w:r>
-    </w:p>
-    <w:p>
-      <w:pPr>
-        <w:ind w:left="340"/>
-      </w:pPr>
+        </w:rPr>
+        <w:t>第十二 果智释（第63段，节选）：修习止息而证得果智</w:t>
+      </w:r>
+    </w:p>
+    <w:p>
+      <w:r>
+        <w:rPr>
+          <w:b w:val="0"/>
+        </w:rPr>
+        <w:t>如何通过修习止息而证得果智？在须陀洹道刹那，正见以观照之义从邪见中出离，亦从随烦恼及诸蕴中出离，更从一切外相中出离。此因修习止息而生正见。此即道之果。</w:t>
+      </w:r>
+    </w:p>
+    <w:p>
+      <w:r>
+        <w:rPr>
+          <w:b w:val="0"/>
+        </w:rPr>
+        <w:t>以专注之义，正思维从邪思维中出离，亦从随烦恼及诸蕴中出离，更从一切外相中出离。此因修习止息而生正思维。此即道之果。</w:t>
+      </w:r>
+    </w:p>
+    <w:p>
+      <w:r>
+        <w:rPr>
+          <w:b w:val="0"/>
+        </w:rPr>
+        <w:t>以摄受之义，正语从邪语中出离，亦从随烦恼及诸蕴中出离，更从一切外相中出离。此因修习止息而生正语。此即道之果。</w:t>
+      </w:r>
+    </w:p>
+    <w:p>
+      <w:r>
+        <w:rPr>
+          <w:b w:val="0"/>
+        </w:rPr>
+        <w:t>以生起之义，正业从邪业中出离，亦从随烦恼及诸蕴中出离，更从一切外相中生出离。此因修习止息而生正业。此即道之果。</w:t>
+      </w:r>
+    </w:p>
+    <w:p>
+      <w:r>
+        <w:rPr>
+          <w:b w:val="0"/>
+        </w:rPr>
+        <w:t>以清净之义，正命从邪命中出离，亦从随烦恼及诸蕴中出离，更从一切外相中出离。此因修习止息而生正命。此即道之果。</w:t>
+      </w:r>
+    </w:p>
+    <w:p>
+      <w:r>
+        <w:rPr>
+          <w:b w:val="0"/>
+        </w:rPr>
+        <w:t>以精勤之义，正精进从邪精进中出离，从随烦恼及蕴中出离，从一切外相中出离。此因修习止息而生正精进。此即道之果。</w:t>
+      </w:r>
+    </w:p>
+    <w:p>
+      <w:r>
+        <w:rPr>
+          <w:b w:val="0"/>
+        </w:rPr>
+        <w:t>以安住之义，正念从邪念中出离，亦从随烦恼及诸蕴中出离，更从一切外相中出离。此因修习止息而生正念。此即道之果。</w:t>
+      </w:r>
+    </w:p>
+    <w:p>
+      <w:r>
+        <w:rPr>
+          <w:b w:val="0"/>
+        </w:rPr>
+        <w:t>以不散乱之义，正定从邪定中出离，亦从随烦恼及蕴中出离，更从一切外相中出离。此因修习止息而生正定。此即道之果。</w:t>
+      </w:r>
+    </w:p>
+    <w:p>
+      <w:r>
+        <w:rPr>
+          <w:b w:val="0"/>
+        </w:rPr>
+        <w:t>一来道现观时，以正见为见义...乃至以不散乱为正定，粗重的欲贪结、瞋恚结、粗重的欲贪随眠、瞋恚随眠皆断除，并断除随之而起的烦恼与蕴聚，亦断除外在一切相。因修习止息而生正定。此乃道果。</w:t>
+      </w:r>
+    </w:p>
+    <w:p>
+      <w:r>
+        <w:rPr>
+          <w:b w:val="0"/>
+        </w:rPr>
+        <w:t>不还道现观时，以正见为见义...乃至以不散乱为正定，微细的欲贪结、瞋恚结、微细的欲贪随眠、瞋恚随眠皆断除，并断除随之而起的烦恼与蕴聚，亦断除外在一切相。因修习止息而生正定。此乃道果。</w:t>
+      </w:r>
+    </w:p>
+    <w:p>
+      <w:r>
+        <w:rPr>
+          <w:b w:val="0"/>
+        </w:rPr>
+        <w:t>阿罗汉道现观时，以正见为见义...乃至以不散乱为正定，色贪、无色贪、慢、掉举、无明、慢随眠、有贪随眠、无明随眠皆断除，并断除随之而起的烦恼与蕴聚，亦断除外在一切相。因修习止息而生正定。此乃道果。以了知为智，以通达为慧。故说："修习止息之慧于果位生智"。</w:t>
+      </w:r>
+    </w:p>
+    <w:p>
+      <w:r>
+        <w:rPr>
+          <w:b w:val="0"/>
+        </w:rPr>
+        <w:t>第十二 果智释毕。</w:t>
+      </w:r>
+    </w:p>
+    <w:p>
       <w:r>
         <w:rPr>
           <w:b/>
-          <w:sz w:val="21"/>
-        </w:rPr>
-        <w:t xml:space="preserve">6. </w:t>
-      </w:r>
-      <w:r>
-        <w:rPr>
-          <w:sz w:val="21"/>
-        </w:rPr>
-        <w:t>观察现前诸法的变异为慧，观察生灭为智。</w:t>
-      </w:r>
-    </w:p>
-    <w:p>
-      <w:pPr>
-        <w:ind w:left="340"/>
-      </w:pPr>
-      <w:r>
-        <w:rPr>
-          <w:b/>
-          <w:sz w:val="21"/>
-        </w:rPr>
-        <w:t xml:space="preserve">7. </w:t>
-      </w:r>
-      <w:r>
-        <w:rPr>
-          <w:sz w:val="21"/>
-        </w:rPr>
-        <w:t>观察所缘，观照坏灭，智慧即观智。</w:t>
-      </w:r>
-    </w:p>
-    <w:p>
-      <w:pPr>
-        <w:ind w:left="340"/>
-      </w:pPr>
-      <w:r>
-        <w:rPr>
-          <w:b/>
-          <w:sz w:val="21"/>
-        </w:rPr>
-        <w:t xml:space="preserve">8. </w:t>
-      </w:r>
-      <w:r>
-        <w:rPr>
-          <w:sz w:val="21"/>
-        </w:rPr>
-        <w:t>在怖畏生起处有智慧，在过患中有智识。</w:t>
-      </w:r>
-    </w:p>
-    <w:p>
-      <w:pPr>
-        <w:ind w:left="340"/>
-      </w:pPr>
-      <w:r>
-        <w:rPr>
-          <w:b/>
-          <w:sz w:val="21"/>
-        </w:rPr>
-        <w:t xml:space="preserve">9. </w:t>
-      </w:r>
-      <w:r>
-        <w:rPr>
-          <w:sz w:val="21"/>
-        </w:rPr>
-        <w:t>欲解脱者以智慧观察而住，于诸行中舍离执着，此即智慧之知见。</w:t>
-      </w:r>
-    </w:p>
-    <w:p>
-      <w:pPr>
-        <w:ind w:left="340"/>
-      </w:pPr>
-      <w:r>
-        <w:rPr>
-          <w:b/>
-          <w:sz w:val="21"/>
-        </w:rPr>
-        <w:t xml:space="preserve">10. </w:t>
-      </w:r>
-      <w:r>
-        <w:rPr>
-          <w:sz w:val="21"/>
-        </w:rPr>
-        <w:t>对外在事物的出离与转向之慧是种姓智。</w:t>
-      </w:r>
-    </w:p>
-    <w:p>
-      <w:pPr>
-        <w:ind w:left="340"/>
-      </w:pPr>
-      <w:r>
-        <w:rPr>
-          <w:b/>
-          <w:sz w:val="21"/>
-        </w:rPr>
-        <w:t xml:space="preserve">11. </w:t>
-      </w:r>
-      <w:r>
-        <w:rPr>
-          <w:sz w:val="21"/>
-        </w:rPr>
-        <w:t>智慧于出离两边之道中生起正智。</w:t>
-      </w:r>
-    </w:p>
-    <w:p>
-      <w:pPr>
-        <w:ind w:left="340"/>
-      </w:pPr>
-      <w:r>
-        <w:rPr>
-          <w:b/>
-          <w:sz w:val="21"/>
-        </w:rPr>
-        <w:t xml:space="preserve">12. </w:t>
-      </w:r>
-      <w:r>
-        <w:rPr>
-          <w:sz w:val="21"/>
-        </w:rPr>
-        <w:t>修习止息得智慧，果证之中生正知。</w:t>
-      </w:r>
-    </w:p>
-    <w:p>
-      <w:pPr>
-        <w:ind w:left="340"/>
-      </w:pPr>
-      <w:r>
-        <w:rPr>
-          <w:b/>
-          <w:sz w:val="21"/>
-        </w:rPr>
-        <w:t xml:space="preserve">13. </w:t>
-      </w:r>
-      <w:r>
-        <w:rPr>
-          <w:sz w:val="21"/>
-        </w:rPr>
-        <w:t>观察断除轮回的智慧是解脱之智。</w:t>
-      </w:r>
-    </w:p>
-    <w:p>
-      <w:pPr>
-        <w:ind w:left="340"/>
-      </w:pPr>
-      <w:r>
-        <w:rPr>
-          <w:b/>
-          <w:sz w:val="21"/>
-        </w:rPr>
-        <w:t xml:space="preserve">14. </w:t>
-      </w:r>
-      <w:r>
-        <w:rPr>
-          <w:sz w:val="21"/>
-        </w:rPr>
-        <w:t>当正法现前时，智慧生起于观照，明觉生起于省察。</w:t>
-      </w:r>
-    </w:p>
-    <w:p>
-      <w:pPr>
-        <w:ind w:left="340"/>
-      </w:pPr>
-      <w:r>
-        <w:rPr>
-          <w:b/>
-          <w:sz w:val="21"/>
-        </w:rPr>
-        <w:t xml:space="preserve">15. </w:t>
-      </w:r>
-      <w:r>
-        <w:rPr>
-          <w:sz w:val="21"/>
-        </w:rPr>
-        <w:t>于内部分别中，智慧是诸法差别之智。</w:t>
-      </w:r>
-    </w:p>
-    <w:p>
-      <w:pPr>
-        <w:ind w:left="340"/>
-      </w:pPr>
-      <w:r>
-        <w:rPr>
-          <w:b/>
-          <w:sz w:val="21"/>
-        </w:rPr>
-        <w:t xml:space="preserve">16. </w:t>
-      </w:r>
-      <w:r>
-        <w:rPr>
-          <w:sz w:val="21"/>
-        </w:rPr>
-        <w:t>于外境安立智慧，是境界无边的智。</w:t>
-      </w:r>
-    </w:p>
-    <w:p>
-      <w:pPr>
-        <w:ind w:left="340"/>
-      </w:pPr>
-      <w:r>
-        <w:rPr>
-          <w:b/>
-          <w:sz w:val="21"/>
-        </w:rPr>
-        <w:t xml:space="preserve">17. </w:t>
-      </w:r>
-      <w:r>
-        <w:rPr>
-          <w:sz w:val="21"/>
-        </w:rPr>
-        <w:t>在行持的安立中，智慧是了知行持种种差别的智。</w:t>
-      </w:r>
-    </w:p>
-    <w:p>
-      <w:pPr>
-        <w:ind w:left="340"/>
-      </w:pPr>
-      <w:r>
-        <w:rPr>
-          <w:b/>
-          <w:sz w:val="21"/>
-        </w:rPr>
-        <w:t xml:space="preserve">18. </w:t>
-      </w:r>
-      <w:r>
-        <w:rPr>
-          <w:sz w:val="21"/>
-        </w:rPr>
-        <w:t>在四种法的抉择中，智慧是境界差异的认知。</w:t>
-      </w:r>
-    </w:p>
-    <w:p>
-      <w:pPr>
-        <w:ind w:left="340"/>
-      </w:pPr>
-      <w:r>
-        <w:rPr>
-          <w:b/>
-          <w:sz w:val="21"/>
-        </w:rPr>
-        <w:t xml:space="preserve">19. </w:t>
-      </w:r>
-      <w:r>
-        <w:rPr>
-          <w:sz w:val="21"/>
-        </w:rPr>
-        <w:t>在九种法的区分中，智慧是对诸法差异性的认知。</w:t>
-      </w:r>
-    </w:p>
-    <w:p>
-      <w:pPr>
-        <w:ind w:left="340"/>
-      </w:pPr>
-      <w:r>
-        <w:rPr>
-          <w:b/>
-          <w:sz w:val="21"/>
-        </w:rPr>
-        <w:t xml:space="preserve">20. </w:t>
-      </w:r>
-      <w:r>
-        <w:rPr>
-          <w:sz w:val="21"/>
-        </w:rPr>
-        <w:t>神通智慧于所知境界为智。</w:t>
-      </w:r>
-    </w:p>
-    <w:p>
-      <w:pPr>
-        <w:ind w:left="340"/>
-      </w:pPr>
-      <w:r>
-        <w:rPr>
-          <w:b/>
-          <w:sz w:val="21"/>
-        </w:rPr>
-        <w:t xml:space="preserve">21. </w:t>
-      </w:r>
-      <w:r>
-        <w:rPr>
-          <w:sz w:val="21"/>
-        </w:rPr>
-        <w:t>遍知慧是于审察处的智。</w:t>
-      </w:r>
-    </w:p>
-    <w:p>
-      <w:pPr>
-        <w:ind w:left="340"/>
-      </w:pPr>
-      <w:r>
-        <w:rPr>
-          <w:b/>
-          <w:sz w:val="21"/>
-        </w:rPr>
-        <w:t xml:space="preserve">22. </w:t>
-      </w:r>
-      <w:r>
-        <w:rPr>
-          <w:sz w:val="21"/>
-        </w:rPr>
-        <w:t>于舍弃中智慧，于施舍处为智。</w:t>
-      </w:r>
-    </w:p>
-    <w:p>
-      <w:pPr>
-        <w:ind w:left="340"/>
-      </w:pPr>
-      <w:r>
-        <w:rPr>
-          <w:b/>
-          <w:sz w:val="21"/>
-        </w:rPr>
-        <w:t xml:space="preserve">23. </w:t>
-      </w:r>
-      <w:r>
-        <w:rPr>
-          <w:sz w:val="21"/>
-        </w:rPr>
-        <w:t>修慧与智同一味。</w:t>
-      </w:r>
-    </w:p>
-    <w:p>
-      <w:pPr>
-        <w:ind w:left="340"/>
-      </w:pPr>
-      <w:r>
-        <w:rPr>
-          <w:b/>
-          <w:sz w:val="21"/>
-        </w:rPr>
-        <w:t xml:space="preserve">24. </w:t>
-      </w:r>
-      <w:r>
-        <w:rPr>
-          <w:sz w:val="21"/>
-        </w:rPr>
-        <w:t>真实智是触处之知。</w:t>
-      </w:r>
-    </w:p>
-    <w:p>
-      <w:pPr>
-        <w:ind w:left="340"/>
-      </w:pPr>
-      <w:r>
-        <w:rPr>
-          <w:b/>
-          <w:sz w:val="21"/>
-        </w:rPr>
-        <w:t xml:space="preserve">25. </w:t>
-      </w:r>
-      <w:r>
-        <w:rPr>
-          <w:sz w:val="21"/>
-        </w:rPr>
-        <w:t>于义无碍是慧，于义无碍智是智。</w:t>
-      </w:r>
-    </w:p>
-    <w:p>
-      <w:pPr>
-        <w:ind w:left="340"/>
-      </w:pPr>
-      <w:r>
-        <w:rPr>
-          <w:b/>
-          <w:sz w:val="21"/>
-        </w:rPr>
-        <w:t xml:space="preserve">26. </w:t>
-      </w:r>
-      <w:r>
-        <w:rPr>
-          <w:sz w:val="21"/>
-        </w:rPr>
-        <w:t>于法无执为慧，于法无碍为智。</w:t>
-      </w:r>
-    </w:p>
-    <w:p>
-      <w:pPr>
-        <w:ind w:left="340"/>
-      </w:pPr>
-      <w:r>
-        <w:rPr>
-          <w:b/>
-          <w:sz w:val="21"/>
-        </w:rPr>
-        <w:t xml:space="preserve">27. </w:t>
-      </w:r>
-      <w:r>
-        <w:rPr>
-          <w:sz w:val="21"/>
-        </w:rPr>
-        <w:t>语词差异的智慧是语词无碍解的智。</w:t>
-      </w:r>
-    </w:p>
-    <w:p>
-      <w:pPr>
-        <w:ind w:left="340"/>
-      </w:pPr>
-      <w:r>
-        <w:rPr>
-          <w:b/>
-          <w:sz w:val="21"/>
-        </w:rPr>
-        <w:t xml:space="preserve">28. </w:t>
-      </w:r>
-      <w:r>
-        <w:rPr>
-          <w:sz w:val="21"/>
-        </w:rPr>
-        <w:t>智慧在种种辩才中显现，此即辩才无碍智。</w:t>
-      </w:r>
-    </w:p>
-    <w:p>
-      <w:pPr>
-        <w:ind w:left="340"/>
-      </w:pPr>
-      <w:r>
-        <w:rPr>
-          <w:b/>
-          <w:sz w:val="21"/>
-        </w:rPr>
-        <w:t xml:space="preserve">29. </w:t>
-      </w:r>
-      <w:r>
-        <w:rPr>
-          <w:sz w:val="21"/>
-        </w:rPr>
-        <w:t>住所的多样是智慧，住所的意义是知识。</w:t>
-      </w:r>
-    </w:p>
-    <w:p>
-      <w:pPr>
-        <w:ind w:left="340"/>
-      </w:pPr>
-      <w:r>
-        <w:rPr>
-          <w:b/>
-          <w:sz w:val="21"/>
-        </w:rPr>
-        <w:t xml:space="preserve">30. </w:t>
-      </w:r>
-      <w:r>
-        <w:rPr>
-          <w:sz w:val="21"/>
-        </w:rPr>
-        <w:t>于诸等至差别中的智慧是等至义的智。</w:t>
-      </w:r>
-    </w:p>
-    <w:p>
-      <w:pPr>
-        <w:ind w:left="340"/>
-      </w:pPr>
-      <w:r>
-        <w:rPr>
-          <w:b/>
-          <w:sz w:val="21"/>
-        </w:rPr>
-        <w:t xml:space="preserve">31. </w:t>
-      </w:r>
-      <w:r>
-        <w:rPr>
-          <w:sz w:val="21"/>
-        </w:rPr>
-        <w:t>关于住所与禅定的种种智慧，是了知住所与禅定本质的智慧。</w:t>
-      </w:r>
-    </w:p>
-    <w:p>
-      <w:pPr>
-        <w:ind w:left="340"/>
-      </w:pPr>
-      <w:r>
-        <w:rPr>
-          <w:b/>
-          <w:sz w:val="21"/>
-        </w:rPr>
-        <w:t xml:space="preserve">32. </w:t>
-      </w:r>
-      <w:r>
-        <w:rPr>
-          <w:sz w:val="21"/>
-        </w:rPr>
-        <w:t>由于心不散乱而得清净，在断除烦恼时智慧生起，于无间定中得证正智。</w:t>
-      </w:r>
-    </w:p>
-    <w:p>
-      <w:pPr>
-        <w:ind w:left="340"/>
-      </w:pPr>
-      <w:r>
-        <w:rPr>
-          <w:b/>
-          <w:sz w:val="21"/>
-        </w:rPr>
-        <w:t xml:space="preserve">33. </w:t>
-      </w:r>
-      <w:r>
-        <w:rPr>
-          <w:sz w:val="21"/>
-        </w:rPr>
-        <w:t>以见为依止，寂静得住处，胜解于善法，智慧住无诤。</w:t>
-      </w:r>
-    </w:p>
-    <w:p>
-      <w:pPr>
-        <w:ind w:left="340"/>
-      </w:pPr>
-      <w:r>
-        <w:rPr>
-          <w:b/>
-          <w:sz w:val="21"/>
-        </w:rPr>
-        <w:t xml:space="preserve">34. </w:t>
-      </w:r>
-      <w:r>
-        <w:rPr>
-          <w:sz w:val="21"/>
-        </w:rPr>
-        <w:t>具备两种力量，三种行的止息，十六种智行，九种定行，智慧成就灭尽定的智。</w:t>
-      </w:r>
-    </w:p>
-    <w:p>
-      <w:pPr>
-        <w:ind w:left="340"/>
-      </w:pPr>
-      <w:r>
-        <w:rPr>
-          <w:b/>
-          <w:sz w:val="21"/>
-        </w:rPr>
-        <w:t xml:space="preserve">35. </w:t>
-      </w:r>
-      <w:r>
-        <w:rPr>
-          <w:sz w:val="21"/>
-        </w:rPr>
-        <w:t>正知者于流转灭尽时的智慧，是涅槃智。</w:t>
-      </w:r>
-    </w:p>
-    <w:p>
-      <w:pPr>
-        <w:ind w:left="340"/>
-      </w:pPr>
-      <w:r>
-        <w:rPr>
-          <w:b/>
-          <w:sz w:val="21"/>
-        </w:rPr>
-        <w:t xml:space="preserve">36. </w:t>
-      </w:r>
-      <w:r>
-        <w:rPr>
-          <w:sz w:val="21"/>
-        </w:rPr>
-        <w:t>一切法正断与灭尽不现前的智慧，是平等顶智。</w:t>
-      </w:r>
-    </w:p>
-    <w:p>
-      <w:pPr>
-        <w:ind w:left="340"/>
-      </w:pPr>
-      <w:r>
-        <w:rPr>
-          <w:b/>
-          <w:sz w:val="21"/>
-        </w:rPr>
-        <w:t xml:space="preserve">37. </w:t>
-      </w:r>
-      <w:r>
-        <w:rPr>
-          <w:sz w:val="21"/>
-        </w:rPr>
-        <w:t>种种威力灭尽的智慧，是简择智。</w:t>
-      </w:r>
-    </w:p>
-    <w:p>
-      <w:pPr>
-        <w:ind w:left="340"/>
-      </w:pPr>
-      <w:r>
-        <w:rPr>
-          <w:b/>
-          <w:sz w:val="21"/>
-        </w:rPr>
-        <w:t xml:space="preserve">38. </w:t>
-      </w:r>
-      <w:r>
-        <w:rPr>
-          <w:sz w:val="21"/>
-        </w:rPr>
-        <w:t>不退缩、精进、勇猛的智慧，是精进起始智。</w:t>
-      </w:r>
-    </w:p>
-    <w:p>
-      <w:pPr>
-        <w:ind w:left="340"/>
-      </w:pPr>
-      <w:r>
-        <w:rPr>
-          <w:b/>
-          <w:sz w:val="21"/>
-        </w:rPr>
-        <w:t xml:space="preserve">39. </w:t>
-      </w:r>
-      <w:r>
-        <w:rPr>
-          <w:sz w:val="21"/>
-        </w:rPr>
-        <w:t>种种法开示的智慧，是义现观智。</w:t>
-      </w:r>
-    </w:p>
-    <w:p>
-      <w:pPr>
-        <w:ind w:left="340"/>
-      </w:pPr>
-      <w:r>
-        <w:rPr>
-          <w:b/>
-          <w:sz w:val="21"/>
-        </w:rPr>
-        <w:t xml:space="preserve">40. </w:t>
-      </w:r>
-      <w:r>
-        <w:rPr>
-          <w:sz w:val="21"/>
-        </w:rPr>
-        <w:t>一切法一性摄、种种性、一异通达的智慧，是见清净智。</w:t>
-      </w:r>
-    </w:p>
-    <w:p>
-      <w:pPr>
-        <w:ind w:left="340"/>
-      </w:pPr>
-      <w:r>
-        <w:rPr>
-          <w:b/>
-          <w:sz w:val="21"/>
-        </w:rPr>
-        <w:t xml:space="preserve">41. </w:t>
-      </w:r>
-      <w:r>
-        <w:rPr>
-          <w:sz w:val="21"/>
-        </w:rPr>
-        <w:t>了知的智慧，是忍智。</w:t>
-      </w:r>
-    </w:p>
-    <w:p>
-      <w:pPr>
-        <w:ind w:left="340"/>
-      </w:pPr>
-      <w:r>
-        <w:rPr>
-          <w:b/>
-          <w:sz w:val="21"/>
-        </w:rPr>
-        <w:t xml:space="preserve">42. </w:t>
-      </w:r>
-      <w:r>
-        <w:rPr>
-          <w:sz w:val="21"/>
-        </w:rPr>
-        <w:t>触证的智慧，是遍观察智。</w:t>
-      </w:r>
-    </w:p>
-    <w:p>
-      <w:pPr>
-        <w:ind w:left="340"/>
-      </w:pPr>
-      <w:r>
-        <w:rPr>
-          <w:b/>
-          <w:sz w:val="21"/>
-        </w:rPr>
-        <w:t xml:space="preserve">43. </w:t>
-      </w:r>
-      <w:r>
-        <w:rPr>
-          <w:sz w:val="21"/>
-        </w:rPr>
-        <w:t>调伏的智慧，是分住智。</w:t>
-      </w:r>
-    </w:p>
-    <w:p>
-      <w:pPr>
-        <w:ind w:left="340"/>
-      </w:pPr>
-      <w:r>
-        <w:rPr>
-          <w:b/>
-          <w:sz w:val="21"/>
-        </w:rPr>
-        <w:t xml:space="preserve">44. </w:t>
-      </w:r>
-      <w:r>
-        <w:rPr>
-          <w:sz w:val="21"/>
-        </w:rPr>
-        <w:t>增上的智慧，是想转智。</w:t>
-      </w:r>
-    </w:p>
-    <w:p>
-      <w:pPr>
-        <w:ind w:left="340"/>
-      </w:pPr>
-      <w:r>
-        <w:rPr>
-          <w:b/>
-          <w:sz w:val="21"/>
-        </w:rPr>
-        <w:t xml:space="preserve">45. </w:t>
-      </w:r>
-      <w:r>
-        <w:rPr>
-          <w:sz w:val="21"/>
-        </w:rPr>
-        <w:t>种种性的智慧，是心转智。</w:t>
-      </w:r>
-    </w:p>
-    <w:p>
-      <w:pPr>
-        <w:ind w:left="340"/>
-      </w:pPr>
-      <w:r>
-        <w:rPr>
-          <w:b/>
-          <w:sz w:val="21"/>
-        </w:rPr>
-        <w:t xml:space="preserve">46. </w:t>
-      </w:r>
-      <w:r>
-        <w:rPr>
-          <w:sz w:val="21"/>
-        </w:rPr>
-        <w:t>决意的智慧，是心转智。</w:t>
-      </w:r>
-    </w:p>
-    <w:p>
-      <w:pPr>
-        <w:ind w:left="340"/>
-      </w:pPr>
-      <w:r>
-        <w:rPr>
-          <w:b/>
-          <w:sz w:val="21"/>
-        </w:rPr>
-        <w:t xml:space="preserve">47. </w:t>
-      </w:r>
-      <w:r>
-        <w:rPr>
-          <w:sz w:val="21"/>
-        </w:rPr>
-        <w:t>空性的智慧，是智转智。</w:t>
-      </w:r>
-    </w:p>
-    <w:p>
-      <w:pPr>
-        <w:ind w:left="340"/>
-      </w:pPr>
-      <w:r>
-        <w:rPr>
-          <w:b/>
-          <w:sz w:val="21"/>
-        </w:rPr>
-        <w:t xml:space="preserve">48. </w:t>
-      </w:r>
-      <w:r>
-        <w:rPr>
-          <w:sz w:val="21"/>
-        </w:rPr>
-        <w:t>舍离的智慧，是解脱转智。</w:t>
-      </w:r>
-    </w:p>
-    <w:p>
-      <w:pPr>
-        <w:ind w:left="340"/>
-      </w:pPr>
-      <w:r>
-        <w:rPr>
-          <w:b/>
-          <w:sz w:val="21"/>
-        </w:rPr>
-        <w:t xml:space="preserve">49. </w:t>
-      </w:r>
-      <w:r>
-        <w:rPr>
-          <w:sz w:val="21"/>
-        </w:rPr>
-        <w:t>真实义的智慧，是谛转智。</w:t>
-      </w:r>
-    </w:p>
-    <w:p>
-      <w:pPr>
-        <w:ind w:left="340"/>
-      </w:pPr>
-      <w:r>
-        <w:rPr>
-          <w:b/>
-          <w:sz w:val="21"/>
-        </w:rPr>
-        <w:t xml:space="preserve">50. </w:t>
-      </w:r>
-      <w:r>
-        <w:rPr>
-          <w:sz w:val="21"/>
-        </w:rPr>
-        <w:t>身与心一境性，乐想与轻想，决意成就的智慧，是神变智。</w:t>
-      </w:r>
-    </w:p>
-    <w:p>
-      <w:pPr>
-        <w:ind w:left="340"/>
-      </w:pPr>
-      <w:r>
-        <w:rPr>
-          <w:b/>
-          <w:sz w:val="21"/>
-        </w:rPr>
-        <w:t xml:space="preserve">51. </w:t>
-      </w:r>
-      <w:r>
-        <w:rPr>
-          <w:sz w:val="21"/>
-        </w:rPr>
-        <w:t>寻思流注种种一异音声相的遍观察的智慧，是耳界清净智。</w:t>
-      </w:r>
-    </w:p>
-    <w:p>
-      <w:pPr>
-        <w:ind w:left="340"/>
-      </w:pPr>
-      <w:r>
-        <w:rPr>
-          <w:b/>
-          <w:sz w:val="21"/>
-        </w:rPr>
-        <w:t xml:space="preserve">52. </w:t>
-      </w:r>
-      <w:r>
-        <w:rPr>
-          <w:sz w:val="21"/>
-        </w:rPr>
-        <w:t>三种心流注，根净种种一异识行的遍观察的智慧，是他心智。</w:t>
-      </w:r>
-    </w:p>
-    <w:p>
-      <w:pPr>
-        <w:ind w:left="340"/>
-      </w:pPr>
-      <w:r>
-        <w:rPr>
-          <w:b/>
-          <w:sz w:val="21"/>
-        </w:rPr>
-        <w:t xml:space="preserve">53. </w:t>
-      </w:r>
-      <w:r>
-        <w:rPr>
-          <w:sz w:val="21"/>
-        </w:rPr>
-        <w:t>缘起流转法种种一异业流注的遍观察的智慧，是宿命随念智。</w:t>
-      </w:r>
-    </w:p>
-    <w:p>
-      <w:pPr>
-        <w:ind w:left="340"/>
-      </w:pPr>
-      <w:r>
-        <w:rPr>
-          <w:b/>
-          <w:sz w:val="21"/>
-        </w:rPr>
-        <w:t xml:space="preserve">54. </w:t>
-      </w:r>
-      <w:r>
-        <w:rPr>
-          <w:sz w:val="21"/>
-        </w:rPr>
-        <w:t>光明种种一异色相现观的智慧，是天眼智。</w:t>
-      </w:r>
-    </w:p>
-    <w:p>
-      <w:pPr>
-        <w:ind w:left="340"/>
-      </w:pPr>
-      <w:r>
-        <w:rPr>
-          <w:b/>
-          <w:sz w:val="21"/>
-        </w:rPr>
-        <w:t xml:space="preserve">55. </w:t>
-      </w:r>
-      <w:r>
-        <w:rPr>
-          <w:sz w:val="21"/>
-        </w:rPr>
-        <w:t>六十四种行相，三种根自在的智慧，是漏尽智。</w:t>
-      </w:r>
-    </w:p>
-    <w:p>
-      <w:pPr>
-        <w:ind w:left="340"/>
-      </w:pPr>
-      <w:r>
-        <w:rPr>
-          <w:b/>
-          <w:sz w:val="21"/>
-        </w:rPr>
-        <w:t xml:space="preserve">56. </w:t>
-      </w:r>
-      <w:r>
-        <w:rPr>
-          <w:sz w:val="21"/>
-        </w:rPr>
-        <w:t>遍知的智慧，是苦智。</w:t>
-      </w:r>
-    </w:p>
-    <w:p>
-      <w:pPr>
-        <w:ind w:left="340"/>
-      </w:pPr>
-      <w:r>
-        <w:rPr>
-          <w:b/>
-          <w:sz w:val="21"/>
-        </w:rPr>
-        <w:t xml:space="preserve">57. </w:t>
-      </w:r>
-      <w:r>
-        <w:rPr>
-          <w:sz w:val="21"/>
-        </w:rPr>
-        <w:t>断除的智慧，是集智。</w:t>
-      </w:r>
-    </w:p>
-    <w:p>
-      <w:pPr>
-        <w:ind w:left="340"/>
-      </w:pPr>
-      <w:r>
-        <w:rPr>
-          <w:b/>
-          <w:sz w:val="21"/>
-        </w:rPr>
-        <w:t xml:space="preserve">58. </w:t>
-      </w:r>
-      <w:r>
-        <w:rPr>
-          <w:sz w:val="21"/>
-        </w:rPr>
-        <w:t>现证的智慧，是灭智。</w:t>
-      </w:r>
-    </w:p>
-    <w:p>
-      <w:pPr>
-        <w:ind w:left="340"/>
-      </w:pPr>
-      <w:r>
-        <w:rPr>
-          <w:b/>
-          <w:sz w:val="21"/>
-        </w:rPr>
-        <w:t xml:space="preserve">59. </w:t>
-      </w:r>
-      <w:r>
-        <w:rPr>
-          <w:sz w:val="21"/>
-        </w:rPr>
-        <w:t>修习的智慧，是道智。</w:t>
-      </w:r>
-    </w:p>
-    <w:p>
-      <w:pPr>
-        <w:ind w:left="340"/>
-      </w:pPr>
-      <w:r>
-        <w:rPr>
-          <w:b/>
-          <w:sz w:val="21"/>
-        </w:rPr>
-        <w:t xml:space="preserve">60. </w:t>
-      </w:r>
-      <w:r>
-        <w:rPr>
-          <w:sz w:val="21"/>
-        </w:rPr>
-        <w:t>苦智。</w:t>
-      </w:r>
-    </w:p>
-    <w:p>
-      <w:pPr>
-        <w:ind w:left="340"/>
-      </w:pPr>
-      <w:r>
-        <w:rPr>
-          <w:b/>
-          <w:sz w:val="21"/>
-        </w:rPr>
-        <w:t xml:space="preserve">61. </w:t>
-      </w:r>
-      <w:r>
-        <w:rPr>
-          <w:sz w:val="21"/>
-        </w:rPr>
-        <w:t>苦集智。</w:t>
-      </w:r>
-    </w:p>
-    <w:p>
-      <w:pPr>
-        <w:ind w:left="340"/>
-      </w:pPr>
-      <w:r>
-        <w:rPr>
-          <w:b/>
-          <w:sz w:val="21"/>
-        </w:rPr>
-        <w:t xml:space="preserve">62. </w:t>
-      </w:r>
-      <w:r>
-        <w:rPr>
-          <w:sz w:val="21"/>
-        </w:rPr>
-        <w:t>苦灭智。</w:t>
-      </w:r>
-    </w:p>
-    <w:p>
-      <w:pPr>
-        <w:ind w:left="340"/>
-      </w:pPr>
-      <w:r>
-        <w:rPr>
-          <w:b/>
-          <w:sz w:val="21"/>
-        </w:rPr>
-        <w:t xml:space="preserve">63. </w:t>
-      </w:r>
-      <w:r>
-        <w:rPr>
-          <w:sz w:val="21"/>
-        </w:rPr>
-        <w:t>趣苦灭道的智。</w:t>
-      </w:r>
-    </w:p>
-    <w:p>
-      <w:pPr>
-        <w:ind w:left="340"/>
-      </w:pPr>
-      <w:r>
-        <w:rPr>
-          <w:b/>
-          <w:sz w:val="21"/>
-        </w:rPr>
-        <w:t xml:space="preserve">64. </w:t>
-      </w:r>
-      <w:r>
-        <w:rPr>
-          <w:sz w:val="21"/>
-        </w:rPr>
-        <w:t>义无碍解智。</w:t>
-      </w:r>
-    </w:p>
-    <w:p>
-      <w:pPr>
-        <w:ind w:left="340"/>
-      </w:pPr>
-      <w:r>
-        <w:rPr>
-          <w:b/>
-          <w:sz w:val="21"/>
-        </w:rPr>
-        <w:t xml:space="preserve">65. </w:t>
-      </w:r>
-      <w:r>
-        <w:rPr>
-          <w:sz w:val="21"/>
-        </w:rPr>
-        <w:t>法无碍解智。</w:t>
-      </w:r>
-    </w:p>
-    <w:p>
-      <w:pPr>
-        <w:ind w:left="340"/>
-      </w:pPr>
-      <w:r>
-        <w:rPr>
-          <w:b/>
-          <w:sz w:val="21"/>
-        </w:rPr>
-        <w:t xml:space="preserve">66. </w:t>
-      </w:r>
-      <w:r>
-        <w:rPr>
-          <w:sz w:val="21"/>
-        </w:rPr>
-        <w:t>词无碍解智。</w:t>
-      </w:r>
-    </w:p>
-    <w:p>
-      <w:pPr>
-        <w:ind w:left="340"/>
-      </w:pPr>
-      <w:r>
-        <w:rPr>
-          <w:b/>
-          <w:sz w:val="21"/>
-        </w:rPr>
-        <w:t xml:space="preserve">67. </w:t>
-      </w:r>
-      <w:r>
-        <w:rPr>
-          <w:sz w:val="21"/>
-        </w:rPr>
-        <w:t>辩无碍解智。</w:t>
-      </w:r>
-    </w:p>
-    <w:p>
-      <w:pPr>
-        <w:ind w:left="340"/>
-      </w:pPr>
-      <w:r>
-        <w:rPr>
-          <w:b/>
-          <w:sz w:val="21"/>
-        </w:rPr>
-        <w:t xml:space="preserve">68. </w:t>
-      </w:r>
-      <w:r>
-        <w:rPr>
-          <w:sz w:val="21"/>
-        </w:rPr>
-        <w:t>根上下智。</w:t>
-      </w:r>
-    </w:p>
-    <w:p>
-      <w:r>
-        <w:rPr>
-          <w:sz w:val="21"/>
-        </w:rPr>
-        <w:t>众生之愿与习，智者能知。</w:t>
-      </w:r>
-    </w:p>
-    <w:p>
-      <w:pPr>
-        <w:ind w:left="340"/>
-      </w:pPr>
-      <w:r>
-        <w:rPr>
-          <w:b/>
-          <w:sz w:val="21"/>
-        </w:rPr>
-        <w:t xml:space="preserve">70. </w:t>
-      </w:r>
-      <w:r>
-        <w:rPr>
-          <w:sz w:val="21"/>
-        </w:rPr>
-        <w:t>双神变智。</w:t>
-      </w:r>
-    </w:p>
-    <w:p>
-      <w:pPr>
-        <w:ind w:left="340"/>
-      </w:pPr>
-      <w:r>
-        <w:rPr>
-          <w:b/>
-          <w:sz w:val="21"/>
-        </w:rPr>
-        <w:t xml:space="preserve">71. </w:t>
-      </w:r>
-      <w:r>
-        <w:rPr>
-          <w:sz w:val="21"/>
-        </w:rPr>
-        <w:t>大悲定智。</w:t>
-      </w:r>
-    </w:p>
-    <w:p>
-      <w:r>
-        <w:rPr>
-          <w:sz w:val="21"/>
-        </w:rPr>
-        <w:t>一切智。</w:t>
-      </w:r>
-    </w:p>
-    <w:p>
-      <w:pPr>
-        <w:ind w:left="340"/>
-      </w:pPr>
-      <w:r>
-        <w:rPr>
-          <w:b/>
-          <w:sz w:val="21"/>
-        </w:rPr>
-        <w:t xml:space="preserve">73. </w:t>
-      </w:r>
-      <w:r>
-        <w:rPr>
-          <w:sz w:val="21"/>
-        </w:rPr>
-        <w:t>无碍智。</w:t>
-      </w:r>
-    </w:p>
-    <w:p>
-      <w:r>
-        <w:rPr>
-          <w:sz w:val="21"/>
-        </w:rPr>
-        <w:t>这七十三种智慧。在这七十三种智慧中，六十七种智慧是与声闻共通的；六种智慧是不与声闻共通的。</w:t>
-      </w:r>
-    </w:p>
-    <w:p>
-      <w:r>
-        <w:rPr>
-          <w:sz w:val="21"/>
-        </w:rPr>
-        <w:t>（编者注：母论共73条，此处全条照录；时间有限时朗读可只读第5-12、56-63条与结说，朗读时编者注跳过。）</w:t>
-      </w:r>
-    </w:p>
-    <w:p>
-      <w:r>
-        <w:rPr>
-          <w:b/>
-          <w:sz w:val="21"/>
-        </w:rPr>
-        <w:t>智慧论·第19段：八种应证知——从入流到阿拉汉的阶位智慧</w:t>
-      </w:r>
-    </w:p>
-    <w:p>
-      <w:r>
-        <w:rPr>
-          <w:sz w:val="21"/>
-        </w:rPr>
-        <w:t>入流道应证知；入流果定应证知；一来道应证知；一来果定应证知；不还道应证知；不还果定应证知；阿罗汉道应证知；阿罗汉果定应证知。</w:t>
-      </w:r>
-    </w:p>
-    <w:p>
-      <w:r>
-        <w:rPr>
-          <w:sz w:val="21"/>
-        </w:rPr>
-        <w:t>信根当知为决意之义，精进根当知为勤策之义，念根当知为现起之义，定根当知为不散乱之义，慧根当知为见照之义。不信不能动摇是信力当知，懈怠不能动摇是精进力当知，放逸不能动摇是念力当知，掉举不能动摇是定力当知，无明不能动摇是慧力当知。念觉支当知为现起之义，择法觉支当知为简择之义，精进觉支当知为勤策之义，喜觉支当知为遍满之义，轻安觉支当知为寂止之义，定觉支当知为不散乱之义，舍觉支当知为审察之义。</w:t>
-      </w:r>
-    </w:p>
-    <w:p>
-      <w:r>
-        <w:rPr>
-          <w:sz w:val="21"/>
-        </w:rPr>
-        <w:t>以见之故，正见当知；以决意之故，正思惟当知；以摄受之故，正语当知；以发起之故，正业当知；以清净之故，正命当知；以精勤之故，正精进当知；以安住之故，正念当知；以不散乱之故，正定当知。</w:t>
-      </w:r>
-    </w:p>
-    <w:p>
-      <w:r>
-        <w:rPr>
-          <w:sz w:val="21"/>
-        </w:rPr>
-        <w:t>以主宰义故，诸根当知；以不动摇义故，诸力当知；以出离义故，觉支当知；以因义故，道当知；以安住义故，念处当知；以精勤义故，正勤当知；以成就义故，神足当知；以真实义故，四谛当知；以不散乱义故，止当知；以观察义故，观当知；以一味义故，止观当知；以不超越义故，双运当知。</w:t>
-      </w:r>
-    </w:p>
-    <w:p>
-      <w:r>
-        <w:rPr>
-          <w:sz w:val="21"/>
-        </w:rPr>
-        <w:t>以戒律之义当知清净戒；以不散乱之义当知清净心；以见之义当知清净见；以解脱之义当知解脱；以通达之义当知智慧；以舍离之义当知解脱；以断除之义当知灭尽智；以寂灭之义当知无生智。</w:t>
-      </w:r>
-    </w:p>
-    <w:p>
-      <w:r>
-        <w:rPr>
-          <w:b/>
-          <w:sz w:val="21"/>
-        </w:rPr>
-        <w:t>五智释（第75段）：遍知·断除·修习·现证·审察五慧——四任务的展开</w:t>
-      </w:r>
-    </w:p>
-    <w:p>
-      <w:r>
-        <w:rPr>
-          <w:sz w:val="21"/>
-        </w:rPr>
-        <w:t>如何理解"遍知慧"是了知义的智，"审察慧"是抉择义的智，"断除慧"是舍离义的智，"修习慧"是一味义的智，"现证慧"是触证义的智？凡被遍知的诸法，即是被了知的诸法；凡被审察的诸法，即是被抉择的诸法；凡被断除的诸法，即是被舍离的诸法；凡被修习的诸法，即是一味的诸法；凡被现证的诸法，即是被触证的诸法。此即了知义的智，觉知义的慧。故说："遍知慧是了知义的智，审察慧是抉择义的智，断除慧是舍离义的智，修习慧是一味义的智，现证慧是触证义的智"。</w:t>
-      </w:r>
-    </w:p>
-    <w:p>
-      <w:r>
-        <w:rPr>
-          <w:b/>
-          <w:sz w:val="21"/>
-        </w:rPr>
-        <w:t>第十一 道智释（第61段，节选）：道中双出离转起的智慧</w:t>
-      </w:r>
-    </w:p>
-    <w:p>
-      <w:r>
-        <w:rPr>
-          <w:sz w:val="21"/>
-        </w:rPr>
-        <w:t>如何理解"智慧在道中作为双出离转起的知识"？在须陀洹道刹那，正见以见性从邪见中出离，亦从随烦恼及诸蕴中出离，更从一切外相中出离。因此说："智慧在道中作为双出离转起的知识"。正思维以专注性从邪思维中出离，亦从随烦恼及诸蕴中出离，更从一切外相中出离。因此说："智慧在道中作为双出离转起的知识"。</w:t>
-      </w:r>
-    </w:p>
-    <w:p>
-      <w:r>
-        <w:rPr>
-          <w:sz w:val="21"/>
-        </w:rPr>
-        <w:t>正语以不执取之义而远离邪语，并远离随顺之烦恼与蕴，亦远离一切外相。因此说——"于两边出离与开显之慧，是道上的智"。</w:t>
-      </w:r>
-    </w:p>
-    <w:p>
-      <w:r>
-        <w:rPr>
-          <w:sz w:val="21"/>
-        </w:rPr>
-        <w:t>正业从邪业中生起，随顺烦恼与蕴而生起，亦从一切外相中生起。是故说——"双重生起开显慧，道中智为慧"。</w:t>
-      </w:r>
-    </w:p>
-    <w:p>
-      <w:r>
-        <w:rPr>
-          <w:sz w:val="21"/>
-        </w:rPr>
-        <w:t>正命以清净为义，邪命则远离之，随顺烦恼与蕴亦远离之，对外一切相亦远离之。是故说——"双离生灭之慧，道中智明"。</w:t>
-      </w:r>
-    </w:p>
-    <w:p>
-      <w:r>
-        <w:rPr>
-          <w:sz w:val="21"/>
-        </w:rPr>
-        <w:t>正精进以精进为特性，从邪精进中出离，从随烦恼及蕴中出离，从一切外相中出离。因此说——"双出离智慧是道智"。</w:t>
-      </w:r>
-    </w:p>
-    <w:p>
-      <w:r>
-        <w:rPr>
-          <w:sz w:val="21"/>
-        </w:rPr>
-        <w:t>正念以近住之义，从邪念中出离，亦从随烦恼及诸蕴中出离，更从一切外相中出离。是故说——"双出离开显慧，于道中智为知"。</w:t>
-      </w:r>
-    </w:p>
-    <w:p>
-      <w:r>
-        <w:rPr>
-          <w:sz w:val="21"/>
-        </w:rPr>
-        <w:t>以不散乱为正定，从邪定中出离，亦从随烦恼及蕴中出离，更从一切外相中出离。故说："双出离转的智慧是道智"。</w:t>
-      </w:r>
-    </w:p>
-    <w:p>
-      <w:r>
-        <w:rPr>
-          <w:sz w:val="21"/>
-        </w:rPr>
-        <w:t>一来道现观时，以正见为见...以不散乱为正定，从粗的欲贪结、嗔恚结中出离，从粗的欲贪随眠、嗔恚随眠中出离，亦从随烦恼及诸蕴中出离，更从一切外相中出离。故说："双出离转的智慧是道智"。</w:t>
-      </w:r>
-    </w:p>
-    <w:p>
-      <w:r>
-        <w:rPr>
-          <w:sz w:val="21"/>
-        </w:rPr>
-        <w:t>不还道现观时，以正见为见...以不散乱为正定，从微细的欲贪结、嗔恚结中出离，从微细的欲贪随眠、嗔恚随眠中出离，亦从随烦恼及诸蕴中出离，更从一切外相中出离。故说："双出离转的智慧是道智"。</w:t>
-      </w:r>
-    </w:p>
-    <w:p>
-      <w:r>
-        <w:rPr>
-          <w:sz w:val="21"/>
-        </w:rPr>
-        <w:t>阿罗汉道现观时，以正见为见...以不散乱为正定，从色贪、无色贪、慢、掉举、无明、慢随眠、有贪随眠、无明随眠中出离，亦从随烦恼及诸蕴中出离，更从一切外相中出离。故说："双出离转的智慧是道智"。</w:t>
-      </w:r>
-    </w:p>
-    <w:p>
-      <w:r>
-        <w:rPr>
-          <w:sz w:val="21"/>
-        </w:rPr>
-        <w:t>62.</w:t>
-      </w:r>
-    </w:p>
-    <w:p>
-      <w:r>
-        <w:rPr>
-          <w:sz w:val="21"/>
-        </w:rPr>
-        <w:t>未生令烧尽，已生令寂灭，是名为禅定；禅定解脱善，于诸异见不动摇。</w:t>
-      </w:r>
-    </w:p>
-    <w:p>
-      <w:r>
-        <w:rPr>
-          <w:sz w:val="21"/>
-        </w:rPr>
-        <w:t>既得定而后观，观已复入定；止观双运时，平等俱行进。</w:t>
-      </w:r>
-    </w:p>
-    <w:p>
-      <w:r>
-        <w:rPr>
-          <w:sz w:val="21"/>
-        </w:rPr>
-        <w:t>诸行是苦，灭为乐，如是正见；双出离智慧，触证涅槃门。</w:t>
-      </w:r>
-    </w:p>
-    <w:p>
-      <w:r>
-        <w:rPr>
-          <w:sz w:val="21"/>
-        </w:rPr>
-        <w:t>善知解脱行，通达一异相；二智具足者，于诸异见不动摇。</w:t>
-      </w:r>
-    </w:p>
-    <w:p>
-      <w:r>
-        <w:rPr>
-          <w:sz w:val="21"/>
-        </w:rPr>
-        <w:t>以知为智，以了为慧。故说："双出离转的智慧是道智"。</w:t>
-      </w:r>
-    </w:p>
-    <w:p>
-      <w:r>
-        <w:rPr>
-          <w:sz w:val="21"/>
-        </w:rPr>
-        <w:t>第十一道智品。</w:t>
-      </w:r>
-    </w:p>
-    <w:p>
-      <w:r>
-        <w:rPr>
-          <w:b/>
-          <w:sz w:val="21"/>
-        </w:rPr>
-        <w:t>第十二 果智释（第63段，节选）：修习止息而证得果智</w:t>
-      </w:r>
-    </w:p>
-    <w:p>
-      <w:r>
-        <w:rPr>
-          <w:sz w:val="21"/>
-        </w:rPr>
-        <w:t>如何通过修习止息而证得果智？在须陀洹道刹那，正见以观照之义从邪见中出离，亦从随烦恼及诸蕴中出离，更从一切外相中出离。此因修习止息而生正见。此即道之果。</w:t>
-      </w:r>
-    </w:p>
-    <w:p>
-      <w:r>
-        <w:rPr>
-          <w:sz w:val="21"/>
-        </w:rPr>
-        <w:t>以专注之义，正思维从邪思维中出离，亦从随烦恼及诸蕴中出离，更从一切外相中出离。此因修习止息而生正思维。此即道之果。</w:t>
-      </w:r>
-    </w:p>
-    <w:p>
-      <w:r>
-        <w:rPr>
-          <w:sz w:val="21"/>
-        </w:rPr>
-        <w:t>以摄受之义，正语从邪语中出离，亦从随烦恼及诸蕴中出离，更从一切外相中出离。此因修习止息而生正语。此即道之果。</w:t>
-      </w:r>
-    </w:p>
-    <w:p>
-      <w:r>
-        <w:rPr>
-          <w:sz w:val="21"/>
-        </w:rPr>
-        <w:t>以生起之义，正业从邪业中出离，亦从随烦恼及诸蕴中出离，更从一切外相中生出离。此因修习止息而生正业。此即道之果。</w:t>
-      </w:r>
-    </w:p>
-    <w:p>
-      <w:r>
-        <w:rPr>
-          <w:sz w:val="21"/>
-        </w:rPr>
-        <w:t>以清净之义，正命从邪命中出离，亦从随烦恼及诸蕴中出离，更从一切外相中出离。此因修习止息而生正命。此即道之果。</w:t>
-      </w:r>
-    </w:p>
-    <w:p>
-      <w:r>
-        <w:rPr>
-          <w:sz w:val="21"/>
-        </w:rPr>
-        <w:t>以精勤之义，正精进从邪精进中出离，从随烦恼及蕴中出离，从一切外相中出离。此因修习止息而生正精进。此即道之果。</w:t>
-      </w:r>
-    </w:p>
-    <w:p>
-      <w:r>
-        <w:rPr>
-          <w:sz w:val="21"/>
-        </w:rPr>
-        <w:t>以安住之义，正念从邪念中出离，亦从随烦恼及诸蕴中出离，更从一切外相中出离。此因修习止息而生正念。此即道之果。</w:t>
-      </w:r>
-    </w:p>
-    <w:p>
-      <w:r>
-        <w:rPr>
-          <w:sz w:val="21"/>
-        </w:rPr>
-        <w:t>以不散乱之义，正定从邪定中出离，亦从随烦恼及蕴中出离，更从一切外相中出离。此因修习止息而生正定。此即道之果。</w:t>
-      </w:r>
-    </w:p>
-    <w:p>
-      <w:r>
-        <w:rPr>
-          <w:sz w:val="21"/>
-        </w:rPr>
-        <w:t>一来道现观时，以正见为见义...乃至以不散乱为正定，粗重的欲贪结、瞋恚结、粗重的欲贪随眠、瞋恚随眠皆断除，并断除随之而起的烦恼与蕴聚，亦断除外在一切相。因修习止息而生正定。此乃道果。</w:t>
-      </w:r>
-    </w:p>
-    <w:p>
-      <w:r>
-        <w:rPr>
-          <w:sz w:val="21"/>
-        </w:rPr>
-        <w:t>不还道现观时，以正见为见义...乃至以不散乱为正定，微细的欲贪结、瞋恚结、微细的欲贪随眠、瞋恚随眠皆断除，并断除随之而起的烦恼与蕴聚，亦断除外在一切相。因修习止息而生正定。此乃道果。</w:t>
-      </w:r>
-    </w:p>
-    <w:p>
-      <w:r>
-        <w:rPr>
-          <w:sz w:val="21"/>
-        </w:rPr>
-        <w:t>阿罗汉道现观时，以正见为见义...乃至以不散乱为正定，色贪、无色贪、慢、掉举、无明、慢随眠、有贪随眠、无明随眠皆断除，并断除随之而起的烦恼与蕴聚，亦断除外在一切相。因修习止息而生正定。此乃道果。以了知为智，以通达为慧。故说："修习止息之慧于果位生智"。</w:t>
-      </w:r>
-    </w:p>
-    <w:p>
-      <w:r>
-        <w:rPr>
-          <w:sz w:val="21"/>
-        </w:rPr>
-        <w:t>第十二 果智释毕。</w:t>
-      </w:r>
-    </w:p>
-    <w:p>
-      <w:r>
-        <w:rPr>
-          <w:b/>
-          <w:sz w:val="21"/>
         </w:rPr>
         <w:t>第63 四谛智二重解说（第108-109段）：苦谛遍知·集谛断除·灭谛证得·道谛修习</w:t>
       </w:r>
@@ -4555,25 +4025,18 @@
     <w:p>
       <w:r>
         <w:rPr>
-          <w:sz w:val="21"/>
+          <w:b w:val="0"/>
         </w:rPr>
         <w:t>如何理解"苦谛中智慧即遍知智，集谛中智慧即断除智，灭谛中智慧即证得智，道谛中智慧即修习智"？苦的压迫性、有为性、热恼性、变易性是应遍知的；集的累积性、因缘性、缠缚性、障碍性是应断除的；灭的出离性、远离性、无为性、不死性是应证得的；道的导向性、因由性、见法性、主导性是应修习的。以了知为智，以彻见为慧。故说："苦谛中智慧即遍知智，集谛中智慧即断除智，灭谛中智慧即证得智，道谛中智慧即修习智"。</w:t>
       </w:r>
     </w:p>
     <w:p>
       <w:pPr>
-        <w:ind w:left="340"/>
-      </w:pPr>
-      <w:r>
-        <w:rPr>
-          <w:b/>
-          <w:sz w:val="21"/>
-        </w:rPr>
-        <w:t xml:space="preserve">109. </w:t>
-      </w:r>
-      <w:r>
-        <w:rPr>
-          <w:sz w:val="21"/>
+        <w:pStyle w:val="ListNumber"/>
+      </w:pPr>
+      <w:r>
+        <w:rPr>
+          <w:b w:val="0"/>
         </w:rPr>
         <w:t>如何理解苦智、集智、灭智、道智？具足道分者的智慧即是苦智、集智、灭智、道智。</w:t>
       </w:r>
@@ -4581,7 +4044,7 @@
     <w:p>
       <w:r>
         <w:rPr>
-          <w:sz w:val="21"/>
+          <w:b w:val="0"/>
         </w:rPr>
         <w:t>其中什么是苦智？缘苦生起的慧解、审察、抉择、法观察、觉察、细察、反观、聪慧、善巧、明辨、思惟、考察、广慧、锐智、引导、观照、正知、鞭策、智慧、慧根、慧力、慧剑、慧光、慧明、慧灯、慧宝、无痴、法抉择、正见——此称为苦智。缘集生起的...缘灭生起的...缘道生起的慧解...正见——此称为道智。以了知为智，以彻见为慧。故说："苦智、集智、灭智、道智"。</w:t>
       </w:r>
@@ -4589,21 +4052,17 @@
     <w:p>
       <w:r>
         <w:rPr>
-          <w:sz w:val="21"/>
+          <w:b w:val="0"/>
         </w:rPr>
         <w:t>第六十三 四谛智二重解说终</w:t>
       </w:r>
     </w:p>
     <w:p>
-      <w:pPr>
-        <w:spacing w:before="160" w:after="80"/>
-      </w:pPr>
-      <w:r>
-        <w:rPr>
-          <w:rFonts w:ascii="Microsoft YaHei" w:hAnsi="Microsoft YaHei" w:eastAsia="Microsoft YaHei"/>
+      <w:r>
+        <w:rPr>
           <w:b/>
           <w:color w:val="1F3864"/>
-          <w:sz w:val="28"/>
+          <w:sz w:val="26"/>
         </w:rPr>
         <w:t>💬 第一轮分享（20 min）</w:t>
       </w:r>
@@ -4612,75 +4071,127 @@
       <w:r>
         <w:rPr>
           <w:b/>
-          <w:sz w:val="21"/>
         </w:rPr>
         <w:t>主持人开场</w:t>
       </w:r>
       <w:r>
         <w:rPr>
-          <w:sz w:val="21"/>
+          <w:b w:val="0"/>
         </w:rPr>
         <w:t>：我们读完了今天的原文。不用急着理解全部名词，只需要说真话：哪一句、哪一个画面、哪一个词，留在了你心里？请每位伙伴用1-3分钟，说说自己的第一感受。没有"标准答案"，今晚只有真话与倾听。</w:t>
       </w:r>
     </w:p>
     <w:p>
       <w:pPr>
-        <w:spacing w:before="40" w:after="80"/>
-        <w:ind w:left="283"/>
-        <w:shd w:val="clear" w:color="auto" w:fill="EEF2F8"/>
+        <w:ind w:left="170"/>
         <w:pBdr>
-          <w:left w:val="single" w:sz="20" w:space="6" w:color="1F3864"/>
+          <w:left w:val="single" w:sz="18" w:space="4" w:color="1F3864"/>
         </w:pBdr>
-      </w:pPr>
-      <w:r>
-        <w:rPr>
-          <w:sz w:val="20"/>
+        <w:shd w:val="clear" w:fill="F2F5FA"/>
+      </w:pPr>
+      <w:r>
+        <w:rPr>
+          <w:b w:val="0"/>
         </w:rPr>
         <w:t>主持人注意：本周分享可能有人说出"我也有过那种体验""我好像也……"之类的话——照常倾听、不追问、不验证，分享结束后自然过渡到下一位即可。若有人表达"听着很好但我这辈子无缘"的退缩，也照常接住："今天原文里正好有一句送给这个想法——'但不一定啊，不一定是很遥远啊。'我们先听完再聊。"</w:t>
       </w:r>
     </w:p>
     <w:p>
       <w:pPr>
-        <w:spacing w:before="40" w:after="80"/>
-        <w:ind w:left="283"/>
-        <w:shd w:val="clear" w:color="auto" w:fill="EEF2F8"/>
+        <w:ind w:left="170"/>
         <w:pBdr>
-          <w:left w:val="single" w:sz="20" w:space="6" w:color="1F3864"/>
+          <w:left w:val="single" w:sz="18" w:space="4" w:color="1F3864"/>
         </w:pBdr>
-      </w:pPr>
-      <w:r>
-        <w:rPr>
-          <w:sz w:val="20"/>
-        </w:rPr>
-        <w:t>参考方向（提示即可，不逐条问）： ① 原文说"出世间心只有一个目标——涅槃"，还说很多人以为出世间是"跑到宇宙之外"。听完这段，你对"出世间"的印象有变化吗？ ② "道心断烦恼，果心体验解脱"——生活中有没有某个瞬间，你感到一个烦恼忽然松开了（哪怕只松开一下）？那是什么感觉？ ③ "道心、果心的直接作用是断除烦恼，不是中大奖，也不是神通无边。"这句话对你学佛的期待有什么触动？ ④ （备用）"五个阶段"里，第一阶段是"觉悟资粮的累积"。听到这里，你想到自己最近在累积什么吗？</w:t>
-      </w:r>
-    </w:p>
-    <w:p>
-      <w:pPr>
-        <w:spacing w:before="160" w:after="80"/>
-      </w:pPr>
-      <w:r>
-        <w:rPr>
-          <w:rFonts w:ascii="Microsoft YaHei" w:hAnsi="Microsoft YaHei" w:eastAsia="Microsoft YaHei"/>
+        <w:shd w:val="clear" w:fill="F2F5FA"/>
+      </w:pPr>
+      <w:r>
+        <w:rPr>
+          <w:b w:val="0"/>
+        </w:rPr>
+        <w:t>参考方向（提示即可，不逐条问）：</w:t>
+      </w:r>
+    </w:p>
+    <w:p>
+      <w:pPr>
+        <w:ind w:left="170"/>
+        <w:pBdr>
+          <w:left w:val="single" w:sz="18" w:space="4" w:color="1F3864"/>
+        </w:pBdr>
+        <w:shd w:val="clear" w:fill="F2F5FA"/>
+      </w:pPr>
+      <w:r>
+        <w:rPr>
+          <w:b w:val="0"/>
+        </w:rPr>
+        <w:t>① 原文说"出世间心只有一个目标——涅槃"，还说很多人以为出世间是"跑到宇宙之外"。听完这段，你对"出世间"的印象有变化吗？</w:t>
+      </w:r>
+    </w:p>
+    <w:p>
+      <w:pPr>
+        <w:ind w:left="170"/>
+        <w:pBdr>
+          <w:left w:val="single" w:sz="18" w:space="4" w:color="1F3864"/>
+        </w:pBdr>
+        <w:shd w:val="clear" w:fill="F2F5FA"/>
+      </w:pPr>
+      <w:r>
+        <w:rPr>
+          <w:b w:val="0"/>
+        </w:rPr>
+        <w:t>② "道心断烦恼，果心体验解脱"——生活中有没有某个瞬间，你感到一个烦恼忽然松开了（哪怕只松开一下）？那是什么感觉？</w:t>
+      </w:r>
+    </w:p>
+    <w:p>
+      <w:pPr>
+        <w:ind w:left="170"/>
+        <w:pBdr>
+          <w:left w:val="single" w:sz="18" w:space="4" w:color="1F3864"/>
+        </w:pBdr>
+        <w:shd w:val="clear" w:fill="F2F5FA"/>
+      </w:pPr>
+      <w:r>
+        <w:rPr>
+          <w:b w:val="0"/>
+        </w:rPr>
+        <w:t>③ "道心、果心的直接作用是断除烦恼，不是中大奖，也不是神通无边。"这句话对你学佛的期待有什么触动？</w:t>
+      </w:r>
+    </w:p>
+    <w:p>
+      <w:pPr>
+        <w:ind w:left="170"/>
+        <w:pBdr>
+          <w:left w:val="single" w:sz="18" w:space="4" w:color="1F3864"/>
+        </w:pBdr>
+        <w:shd w:val="clear" w:fill="F2F5FA"/>
+      </w:pPr>
+      <w:r>
+        <w:rPr>
+          <w:b w:val="0"/>
+        </w:rPr>
+        <w:t>④ （备用）"五个阶段"里，第一阶段是"觉悟资粮的累积"。听到这里，你想到自己最近在累积什么吗？</w:t>
+      </w:r>
+    </w:p>
+    <w:p>
+      <w:r>
+        <w:rPr>
           <w:b/>
           <w:color w:val="1F3864"/>
-          <w:sz w:val="28"/>
+          <w:sz w:val="26"/>
         </w:rPr>
         <w:t>🎯 主题讨论（35 min）</w:t>
       </w:r>
     </w:p>
     <w:p>
       <w:pPr>
-        <w:spacing w:before="40" w:after="80"/>
-        <w:ind w:left="283"/>
-        <w:shd w:val="clear" w:color="auto" w:fill="EEF2F8"/>
+        <w:ind w:left="170"/>
         <w:pBdr>
-          <w:left w:val="single" w:sz="20" w:space="6" w:color="1F3864"/>
+          <w:left w:val="single" w:sz="18" w:space="4" w:color="1F3864"/>
         </w:pBdr>
-      </w:pPr>
-      <w:r>
-        <w:rPr>
-          <w:sz w:val="20"/>
+        <w:shd w:val="clear" w:fill="F2F5FA"/>
+      </w:pPr>
+      <w:r>
+        <w:rPr>
+          <w:b w:val="0"/>
         </w:rPr>
         <w:t>🎯 主持人操作提示：三个问题递进——①看清地图（次第），②对准位置（机制），③守住边界（印证与比较）。每题先请大家回原文找一句话作答，再谈自己的观察；问题③至少留8分钟，它是本周心理安全的落点。</w:t>
       </w:r>
@@ -4689,115 +4200,128 @@
       <w:r>
         <w:rPr>
           <w:b/>
-          <w:sz w:val="21"/>
         </w:rPr>
         <w:t>讨论问题①：第5周我们预告"四双八辈"归本周详展。今天107讲用"四道四果八种出世间心"正面回答了它——四个道心、四个果心，对应从入流到阿拉汉的八个圣者位次。请结合原文说说：为什么说"从凡夫到断除所有烦恼，至少要经历这四次的证悟"？而佛陀时代的圣弟子"听一个四句偈就证阿拉汉"，又是怎么一回事？</w:t>
       </w:r>
     </w:p>
-    <w:p>
-      <w:r>
-        <w:rPr>
-          <w:sz w:val="21"/>
-        </w:rPr>
-        <w:t>&lt;引导提示：请大家回到原文两个关键处——"他也是在听那一个四句偈的时候，在很短的时间里面，他从初果、二果、三果、四果，道心也是这样次第生起来的"；以及"因为他过去累积了无数的巴拉密，就是等到听佛陀讲这句四句偈，把最后这一层窗户纸破掉"。引导大家看到：看似"一步登天"，实则次第宛然；我们看不见的是他人漫长的巴拉密积累。可对照音声段A"资粮是每一个人都要的"一句展开。若大家谈得起劲，可追问一句："这个'窗户纸'的比喻，对我们理解'顿'与'渐'有什么帮助？"——注意只作开放式引导，不给出标准答案。&gt;</w:t>
-      </w:r>
-    </w:p>
+    <w:p/>
     <w:p>
       <w:r>
         <w:rPr>
           <w:b/>
-          <w:sz w:val="21"/>
         </w:rPr>
         <w:t>讨论问题②：原文把断烦恼的机制讲得非常具体：次第修习戒定慧→观照诸行法的无常、苦、无我→观智成熟至行舍智→五根平衡、七觉支平衡→道心转起。对照我们前六周学的内容（三种断、十二道分、三十七道品），它们在这条链上各处在什么位置？今天的"我"能为这条链做什么？</w:t>
       </w:r>
     </w:p>
-    <w:p>
-      <w:r>
-        <w:rPr>
-          <w:sz w:val="21"/>
-        </w:rPr>
-        <w:t>&lt;引导提示：这是一个"把地图拼起来"的问题。可以让大家各说一段：持戒对应什么（镇伏断/彼分断，详见第4周）、修止修观对应什么、觉支平衡靠什么（详见第6周七觉支）。注意把落点收在"当下能做的"——四预流支、如理作意、每日小步，避免空谈"什么时候证果"。如果有人把话题引向"我修到行舍智了吗"，温和拉回："原文说行舍智是世间最高的智慧，那是很后面的位置。我们先把链条上前面的环节做扎实。"切不可对任何人的进度下判断。&gt;</w:t>
-      </w:r>
-    </w:p>
+    <w:p/>
     <w:p>
       <w:r>
         <w:rPr>
           <w:b/>
-          <w:sz w:val="21"/>
         </w:rPr>
         <w:t>讨论问题③：音声段C和原文第七节都讲了同一个场景：有人向导师报告"我证果了"，导师不给认证，只说"你继续，继续修你的观智"，并要求用经论检验。我们读书会该如何对待"证悟"这个话题？如果身边有人宣称证了什么、或请你印证，怎么办？</w:t>
       </w:r>
     </w:p>
-    <w:p>
-      <w:r>
-        <w:rPr>
-          <w:sz w:val="21"/>
-        </w:rPr>
-        <w:t>&lt;引导提示：这是本周心理安全的落点。引导大家读出原文的三层意思：导师不给印证；验证靠经论试金石（省察智五种）；真正的圣者"不需要问'我是不是初果'"。顺势确立本会约定：不印证、不比较、不宣称——读书会的定位是结缘、正见与方向感。若有人分享特殊体验，先接纳倾听，再温和拉回"回到原文与生活观察"。收束时可请大家一起把这句话读一遍："你继续，继续修你的观智。"让这句话成为本讲带回家的一句话。&gt;</w:t>
-      </w:r>
-    </w:p>
-    <w:p>
-      <w:pPr>
-        <w:spacing w:before="40" w:after="80"/>
-        <w:ind w:left="283"/>
-        <w:shd w:val="clear" w:color="auto" w:fill="EEF2F8"/>
+    <w:p/>
+    <w:p>
+      <w:pPr>
+        <w:ind w:left="170"/>
         <w:pBdr>
-          <w:left w:val="single" w:sz="20" w:space="6" w:color="1F3864"/>
+          <w:left w:val="single" w:sz="18" w:space="4" w:color="1F3864"/>
         </w:pBdr>
+        <w:shd w:val="clear" w:fill="F2F5FA"/>
       </w:pPr>
       <w:r>
         <w:rPr>
           <w:b/>
-          <w:sz w:val="20"/>
         </w:rPr>
         <w:t>分层追问</w:t>
       </w:r>
       <w:r>
         <w:rPr>
-          <w:sz w:val="20"/>
-        </w:rPr>
-        <w:t>（可视时间取用，由浅入深）： - 【现象】道果与涅槃的证悟原理，你听懂了多少？哪一步最不清晰？ - 【影响】把「证悟」想得太远，对当下的修行有什么影响？ - 【应对】这周你愿意怎么把「远景」落回到今天的一个动作上？</w:t>
-      </w:r>
-    </w:p>
-    <w:p>
-      <w:pPr>
-        <w:spacing w:before="160" w:after="80"/>
-      </w:pPr>
-      <w:r>
-        <w:rPr>
-          <w:rFonts w:ascii="Microsoft YaHei" w:hAnsi="Microsoft YaHei" w:eastAsia="Microsoft YaHei"/>
+          <w:b w:val="0"/>
+        </w:rPr>
+        <w:t>（可视时间取用，由浅入深）：</w:t>
+      </w:r>
+    </w:p>
+    <w:p>
+      <w:pPr>
+        <w:ind w:left="170"/>
+        <w:pBdr>
+          <w:left w:val="single" w:sz="18" w:space="4" w:color="1F3864"/>
+        </w:pBdr>
+        <w:shd w:val="clear" w:fill="F2F5FA"/>
+      </w:pPr>
+      <w:r>
+        <w:rPr>
+          <w:b w:val="0"/>
+        </w:rPr>
+        <w:t>- 【现象】道果与涅槃的证悟原理，你听懂了多少？哪一步最不清晰？</w:t>
+      </w:r>
+    </w:p>
+    <w:p>
+      <w:pPr>
+        <w:ind w:left="170"/>
+        <w:pBdr>
+          <w:left w:val="single" w:sz="18" w:space="4" w:color="1F3864"/>
+        </w:pBdr>
+        <w:shd w:val="clear" w:fill="F2F5FA"/>
+      </w:pPr>
+      <w:r>
+        <w:rPr>
+          <w:b w:val="0"/>
+        </w:rPr>
+        <w:t>- 【影响】把「证悟」想得太远，对当下的修行有什么影响？</w:t>
+      </w:r>
+    </w:p>
+    <w:p>
+      <w:pPr>
+        <w:ind w:left="170"/>
+        <w:pBdr>
+          <w:left w:val="single" w:sz="18" w:space="4" w:color="1F3864"/>
+        </w:pBdr>
+        <w:shd w:val="clear" w:fill="F2F5FA"/>
+      </w:pPr>
+      <w:r>
+        <w:rPr>
+          <w:b w:val="0"/>
+        </w:rPr>
+        <w:t>- 【应对】这周你愿意怎么把「远景」落回到今天的一个动作上？</w:t>
+      </w:r>
+    </w:p>
+    <w:p>
+      <w:r>
+        <w:rPr>
           <w:b/>
           <w:color w:val="1F3864"/>
-          <w:sz w:val="28"/>
+          <w:sz w:val="26"/>
         </w:rPr>
         <w:t>🧘 禅修练习（15 min）</w:t>
       </w:r>
     </w:p>
     <w:p>
       <w:pPr>
-        <w:spacing w:before="40" w:after="80"/>
-        <w:ind w:left="283"/>
-        <w:shd w:val="clear" w:color="auto" w:fill="EEF2F8"/>
+        <w:ind w:left="170"/>
         <w:pBdr>
-          <w:left w:val="single" w:sz="20" w:space="6" w:color="1F3864"/>
+          <w:left w:val="single" w:sz="18" w:space="4" w:color="1F3864"/>
         </w:pBdr>
-      </w:pPr>
-      <w:r>
-        <w:rPr>
-          <w:sz w:val="20"/>
+        <w:shd w:val="clear" w:fill="F2F5FA"/>
+      </w:pPr>
+      <w:r>
+        <w:rPr>
+          <w:b w:val="0"/>
         </w:rPr>
         <w:t xml:space="preserve">⚠️ </w:t>
       </w:r>
       <w:r>
         <w:rPr>
           <w:b/>
-          <w:sz w:val="20"/>
         </w:rPr>
         <w:t>禅修禁忌提示</w:t>
       </w:r>
       <w:r>
         <w:rPr>
-          <w:sz w:val="20"/>
+          <w:b w:val="0"/>
         </w:rPr>
         <w:t>：若你正处在严重抑郁、焦虑、创伤后应激，或精神类疾病的发作／用药期，或正经历强烈的情绪危机，请先咨询医生或心理师，再决定是否练习；练习中若出现明显不适（如心悸、胸闷、情绪失控），请立即停止，睁开眼睛，把注意力放回呼吸与身体，必要时离场休息。</w:t>
       </w:r>
@@ -4806,29 +4330,27 @@
       <w:r>
         <w:rPr>
           <w:b/>
-          <w:sz w:val="21"/>
         </w:rPr>
         <w:t>本周练习</w:t>
       </w:r>
       <w:r>
         <w:rPr>
-          <w:sz w:val="21"/>
+          <w:b w:val="0"/>
         </w:rPr>
         <w:t>：观生灭·寂静随念（与"三解脱门·无相门"呼应的坐禅引导）</w:t>
       </w:r>
     </w:p>
     <w:p>
       <w:pPr>
-        <w:spacing w:before="40" w:after="80"/>
-        <w:ind w:left="283"/>
-        <w:shd w:val="clear" w:color="auto" w:fill="EEF2F8"/>
+        <w:ind w:left="170"/>
         <w:pBdr>
-          <w:left w:val="single" w:sz="20" w:space="6" w:color="1F3864"/>
+          <w:left w:val="single" w:sz="18" w:space="4" w:color="1F3864"/>
         </w:pBdr>
-      </w:pPr>
-      <w:r>
-        <w:rPr>
-          <w:sz w:val="20"/>
+        <w:shd w:val="clear" w:fill="F2F5FA"/>
+      </w:pPr>
+      <w:r>
+        <w:rPr>
+          <w:b w:val="0"/>
         </w:rPr>
         <w:t>🧘 练习要领（给主持人的两句说明，不照读）：①全程只引导"观察生灭"与"方向感"两个动作，不引导任何人去"求证悟""见涅槃"——本周练习的目标是安放方向感，不是制造体验；②结束后若有人报告特殊体验，按📌特别提醒第2、6条处理。</w:t>
       </w:r>
@@ -4837,139 +4359,127 @@
       <w:r>
         <w:rPr>
           <w:b/>
-          <w:sz w:val="21"/>
         </w:rPr>
         <w:t>主持人引导语</w:t>
       </w:r>
       <w:r>
         <w:rPr>
-          <w:sz w:val="21"/>
+          <w:b w:val="0"/>
         </w:rPr>
         <w:t>（照读即可）：</w:t>
       </w:r>
     </w:p>
     <w:p>
       <w:pPr>
-        <w:spacing w:before="40" w:after="80"/>
-        <w:ind w:left="283"/>
-        <w:shd w:val="clear" w:color="auto" w:fill="EEF2F8"/>
+        <w:ind w:left="170"/>
         <w:pBdr>
-          <w:left w:val="single" w:sz="20" w:space="6" w:color="1F3864"/>
+          <w:left w:val="single" w:sz="18" w:space="4" w:color="1F3864"/>
         </w:pBdr>
-      </w:pPr>
-      <w:r>
-        <w:rPr>
-          <w:sz w:val="20"/>
+        <w:shd w:val="clear" w:fill="F2F5FA"/>
+      </w:pPr>
+      <w:r>
+        <w:rPr>
+          <w:b w:val="0"/>
         </w:rPr>
         <w:t>请大家舒适地坐好，脊背自然端正，闭上眼睛。先做三次深长的呼吸，然后让呼吸回到自然。（停顿）不用着急，我们有一整个练习的时间，慢慢来。</w:t>
       </w:r>
     </w:p>
     <w:p>
       <w:pPr>
-        <w:spacing w:before="40" w:after="80"/>
-        <w:ind w:left="283"/>
-        <w:shd w:val="clear" w:color="auto" w:fill="EEF2F8"/>
+        <w:ind w:left="170"/>
         <w:pBdr>
-          <w:left w:val="single" w:sz="20" w:space="6" w:color="1F3864"/>
+          <w:left w:val="single" w:sz="18" w:space="4" w:color="1F3864"/>
         </w:pBdr>
-      </w:pPr>
-      <w:r>
-        <w:rPr>
-          <w:sz w:val="20"/>
+        <w:shd w:val="clear" w:fill="F2F5FA"/>
+      </w:pPr>
+      <w:r>
+        <w:rPr>
+          <w:b w:val="0"/>
         </w:rPr>
         <w:t>现在，把注意力放在呼吸上。不用控制它，只是知道它——气息进来，知道；气息出去，知道。（停顿30秒）</w:t>
       </w:r>
     </w:p>
     <w:p>
       <w:pPr>
-        <w:spacing w:before="40" w:after="80"/>
-        <w:ind w:left="283"/>
-        <w:shd w:val="clear" w:color="auto" w:fill="EEF2F8"/>
+        <w:ind w:left="170"/>
         <w:pBdr>
-          <w:left w:val="single" w:sz="20" w:space="6" w:color="1F3864"/>
+          <w:left w:val="single" w:sz="18" w:space="4" w:color="1F3864"/>
         </w:pBdr>
-      </w:pPr>
-      <w:r>
-        <w:rPr>
-          <w:sz w:val="20"/>
+        <w:shd w:val="clear" w:fill="F2F5FA"/>
+      </w:pPr>
+      <w:r>
+        <w:rPr>
+          <w:b w:val="0"/>
         </w:rPr>
         <w:t>接下来，试着留意一点：每一个呼吸、每一个身体的感受、每一个念头，它们都是生起又灭去的。气息来了又走；痒来了又消失；一个念头冒出来，又不见了。不用去找，只是允许自己注意到这个"生起—灭去"。（停顿1分钟）</w:t>
       </w:r>
     </w:p>
     <w:p>
       <w:pPr>
-        <w:spacing w:before="40" w:after="80"/>
-        <w:ind w:left="283"/>
-        <w:shd w:val="clear" w:color="auto" w:fill="EEF2F8"/>
+        <w:ind w:left="170"/>
         <w:pBdr>
-          <w:left w:val="single" w:sz="20" w:space="6" w:color="1F3864"/>
+          <w:left w:val="single" w:sz="18" w:space="4" w:color="1F3864"/>
         </w:pBdr>
-      </w:pPr>
-      <w:r>
-        <w:rPr>
-          <w:sz w:val="20"/>
+        <w:shd w:val="clear" w:fill="F2F5FA"/>
+      </w:pPr>
+      <w:r>
+        <w:rPr>
+          <w:b w:val="0"/>
         </w:rPr>
         <w:t>原文告诉我们，这就是诸行法的无常相——刹那刹那的生灭，抓不住，也留不下。当心里对这种生灭有一点感受的时候，可以在心里轻轻地带一句话："这些都在生灭。"不评判，不挽留，也不推开。（停顿1分钟）</w:t>
       </w:r>
     </w:p>
     <w:p>
       <w:pPr>
-        <w:spacing w:before="40" w:after="80"/>
-        <w:ind w:left="283"/>
-        <w:shd w:val="clear" w:color="auto" w:fill="EEF2F8"/>
+        <w:ind w:left="170"/>
         <w:pBdr>
-          <w:left w:val="single" w:sz="20" w:space="6" w:color="1F3864"/>
+          <w:left w:val="single" w:sz="18" w:space="4" w:color="1F3864"/>
         </w:pBdr>
-      </w:pPr>
-      <w:r>
-        <w:rPr>
-          <w:sz w:val="20"/>
+        <w:shd w:val="clear" w:fill="F2F5FA"/>
+      </w:pPr>
+      <w:r>
+        <w:rPr>
+          <w:b w:val="0"/>
         </w:rPr>
         <w:t>如果心里冒出任何念头——可能是今天的事，可能是刚才读到的某句话——没有关系，让它们像呼吸一样来，像呼吸一样走。这也是在观同一个东西：生起，灭去。（停顿1分钟）</w:t>
       </w:r>
     </w:p>
     <w:p>
       <w:pPr>
-        <w:spacing w:before="40" w:after="80"/>
-        <w:ind w:left="283"/>
-        <w:shd w:val="clear" w:color="auto" w:fill="EEF2F8"/>
+        <w:ind w:left="170"/>
         <w:pBdr>
-          <w:left w:val="single" w:sz="20" w:space="6" w:color="1F3864"/>
+          <w:left w:val="single" w:sz="18" w:space="4" w:color="1F3864"/>
         </w:pBdr>
-      </w:pPr>
-      <w:r>
-        <w:rPr>
-          <w:sz w:val="20"/>
+        <w:shd w:val="clear" w:fill="F2F5FA"/>
+      </w:pPr>
+      <w:r>
+        <w:rPr>
+          <w:b w:val="0"/>
         </w:rPr>
         <w:t>最后，我们做一次寂静随念。在心里安静地默念："涅槃——贪的止息，瞋的止息，痴的止息。愿我以戒定慧为路，一步一步走向苦的止息。"不需要想象涅槃是什么样子，只是让这个方向在心里立起来，像远处的灯塔。今天我们读了那么多关于道心果心的文字，此刻只需要一个安静的愿望就够了。（停顿1分钟）</w:t>
       </w:r>
     </w:p>
     <w:p>
       <w:pPr>
-        <w:spacing w:before="40" w:after="80"/>
-        <w:ind w:left="283"/>
-        <w:shd w:val="clear" w:color="auto" w:fill="EEF2F8"/>
+        <w:ind w:left="170"/>
         <w:pBdr>
-          <w:left w:val="single" w:sz="20" w:space="6" w:color="1F3864"/>
+          <w:left w:val="single" w:sz="18" w:space="4" w:color="1F3864"/>
         </w:pBdr>
-      </w:pPr>
-      <w:r>
-        <w:rPr>
-          <w:sz w:val="20"/>
+        <w:shd w:val="clear" w:fill="F2F5FA"/>
+      </w:pPr>
+      <w:r>
+        <w:rPr>
+          <w:b w:val="0"/>
         </w:rPr>
         <w:t>好的。现在慢慢把注意力带回呼吸，动动手指、脚趾，轻轻睁开眼睛。这个练习不是要"证得"什么，只是每一次都把方向感放回心里——这正是今天原文说的"目标决定现在"。如果你刚才什么特别的感觉都没有，那就对了——安安静静的练习，本来就是这样；方向感不需要特效，它只需要重复。</w:t>
       </w:r>
     </w:p>
     <w:p>
-      <w:pPr>
-        <w:spacing w:before="160" w:after="80"/>
-      </w:pPr>
-      <w:r>
-        <w:rPr>
-          <w:rFonts w:ascii="Microsoft YaHei" w:hAnsi="Microsoft YaHei" w:eastAsia="Microsoft YaHei"/>
+      <w:r>
+        <w:rPr>
           <w:b/>
           <w:color w:val="1F3864"/>
-          <w:sz w:val="28"/>
+          <w:sz w:val="26"/>
         </w:rPr>
         <w:t>📚 扩展内容包（时间富余时使用）</w:t>
       </w:r>
@@ -4978,39 +4488,36 @@
       <w:r>
         <w:rPr>
           <w:b/>
-          <w:sz w:val="21"/>
         </w:rPr>
         <w:t>扩展一：四双八辈速查表（主持人参考梳理，非经文原文）</w:t>
       </w:r>
     </w:p>
     <w:p>
       <w:pPr>
-        <w:spacing w:before="40" w:after="80"/>
-        <w:ind w:left="283"/>
-        <w:shd w:val="clear" w:color="auto" w:fill="EEF2F8"/>
+        <w:ind w:left="170"/>
         <w:pBdr>
-          <w:left w:val="single" w:sz="20" w:space="6" w:color="1F3864"/>
+          <w:left w:val="single" w:sz="18" w:space="4" w:color="1F3864"/>
         </w:pBdr>
-      </w:pPr>
-      <w:r>
-        <w:rPr>
-          <w:sz w:val="20"/>
+        <w:shd w:val="clear" w:fill="F2F5FA"/>
+      </w:pPr>
+      <w:r>
+        <w:rPr>
+          <w:b w:val="0"/>
         </w:rPr>
         <w:t>本表为整理性对照，帮助主持人承接第5周预告；朗读时可作为口头梳理，不必照读。</w:t>
       </w:r>
     </w:p>
     <w:p>
       <w:pPr>
-        <w:spacing w:before="40" w:after="80"/>
-        <w:ind w:left="283"/>
-        <w:shd w:val="clear" w:color="auto" w:fill="EEF2F8"/>
+        <w:ind w:left="170"/>
         <w:pBdr>
-          <w:left w:val="single" w:sz="20" w:space="6" w:color="1F3864"/>
+          <w:left w:val="single" w:sz="18" w:space="4" w:color="1F3864"/>
         </w:pBdr>
-      </w:pPr>
-      <w:r>
-        <w:rPr>
-          <w:sz w:val="20"/>
+        <w:shd w:val="clear" w:fill="F2F5FA"/>
+      </w:pPr>
+      <w:r>
+        <w:rPr>
+          <w:b w:val="0"/>
         </w:rPr>
         <w:t>承接说明：第5周（十二道分）讲到"道智生起斩断邪见"时预告了"四双八辈归本周详展"。本周第107讲以"四道四果八种出世间心"正面接住了这个预告：四双＝四对道与果（道心与果心成对出现、无间相续），八辈＝由此安立的八种圣者位次。两周一共只讲了一件事：圣道是心路的现实，不是玄想。</w:t>
       </w:r>
@@ -5018,7 +4525,7 @@
     <w:p>
       <w:r>
         <w:rPr>
-          <w:sz w:val="21"/>
+          <w:b w:val="0"/>
         </w:rPr>
         <w:t>四双八辈，是对四道四果八个圣者位次的传统总称（"四双"＝道与果各成一对，"八辈"＝八种圣者）：</w:t>
       </w:r>
@@ -5027,7 +4534,6 @@
       <w:tblPr>
         <w:tblStyle w:val="TableGrid"/>
         <w:tblW w:type="auto" w:w="0"/>
-        <w:jc w:val="center"/>
         <w:tblLook w:firstColumn="1" w:firstRow="1" w:lastColumn="0" w:lastRow="0" w:noHBand="0" w:noVBand="1" w:val="04A0"/>
       </w:tblPr>
       <w:tblGrid>
@@ -5039,17 +4545,20 @@
         <w:tc>
           <w:tcPr>
             <w:tcW w:type="dxa" w:w="3213"/>
-            <w:shd w:val="clear" w:color="auto" w:fill="1F3864"/>
+            <w:shd w:val="clear" w:fill="1F3864"/>
           </w:tcPr>
           <w:p>
-            <w:pPr>
-              <w:spacing w:after="20"/>
-            </w:pPr>
             <w:r>
               <w:rPr>
-                <w:b/>
                 <w:color w:val="FFFFFF"/>
-                <w:sz w:val="19"/>
+                <w:sz w:val="18"/>
+              </w:rPr>
+            </w:r>
+            <w:r>
+              <w:rPr>
+                <w:b w:val="0"/>
+                <w:color w:val="FFFFFF"/>
+                <w:sz w:val="18"/>
               </w:rPr>
               <w:t>道（出世间善心·断烦恼）</w:t>
             </w:r>
@@ -5058,17 +4567,20 @@
         <w:tc>
           <w:tcPr>
             <w:tcW w:type="dxa" w:w="3213"/>
-            <w:shd w:val="clear" w:color="auto" w:fill="1F3864"/>
+            <w:shd w:val="clear" w:fill="1F3864"/>
           </w:tcPr>
           <w:p>
-            <w:pPr>
-              <w:spacing w:after="20"/>
-            </w:pPr>
             <w:r>
               <w:rPr>
-                <w:b/>
                 <w:color w:val="FFFFFF"/>
-                <w:sz w:val="19"/>
+                <w:sz w:val="18"/>
+              </w:rPr>
+            </w:r>
+            <w:r>
+              <w:rPr>
+                <w:b w:val="0"/>
+                <w:color w:val="FFFFFF"/>
+                <w:sz w:val="18"/>
               </w:rPr>
               <w:t>果（出世间果报心·体验解脱）</w:t>
             </w:r>
@@ -5077,17 +4589,20 @@
         <w:tc>
           <w:tcPr>
             <w:tcW w:type="dxa" w:w="3213"/>
-            <w:shd w:val="clear" w:color="auto" w:fill="1F3864"/>
+            <w:shd w:val="clear" w:fill="1F3864"/>
           </w:tcPr>
           <w:p>
-            <w:pPr>
-              <w:spacing w:after="20"/>
-            </w:pPr>
             <w:r>
               <w:rPr>
-                <w:b/>
                 <w:color w:val="FFFFFF"/>
-                <w:sz w:val="19"/>
+                <w:sz w:val="18"/>
+              </w:rPr>
+            </w:r>
+            <w:r>
+              <w:rPr>
+                <w:b w:val="0"/>
+                <w:color w:val="FFFFFF"/>
+                <w:sz w:val="18"/>
               </w:rPr>
               <w:t>该道所断（据原文与《无碍解道》道智释）</w:t>
             </w:r>
@@ -5100,12 +4615,15 @@
             <w:tcW w:type="dxa" w:w="3213"/>
           </w:tcPr>
           <w:p>
-            <w:pPr>
-              <w:spacing w:after="20"/>
-            </w:pPr>
             <w:r>
               <w:rPr>
-                <w:sz w:val="19"/>
+                <w:sz w:val="18"/>
+              </w:rPr>
+            </w:r>
+            <w:r>
+              <w:rPr>
+                <w:b w:val="0"/>
+                <w:sz w:val="18"/>
               </w:rPr>
               <w:t>入流道心（须陀洹道）</w:t>
             </w:r>
@@ -5116,12 +4634,15 @@
             <w:tcW w:type="dxa" w:w="3213"/>
           </w:tcPr>
           <w:p>
-            <w:pPr>
-              <w:spacing w:after="20"/>
-            </w:pPr>
             <w:r>
               <w:rPr>
-                <w:sz w:val="19"/>
+                <w:sz w:val="18"/>
+              </w:rPr>
+            </w:r>
+            <w:r>
+              <w:rPr>
+                <w:b w:val="0"/>
+                <w:sz w:val="18"/>
               </w:rPr>
               <w:t>入流果心</w:t>
             </w:r>
@@ -5132,12 +4653,15 @@
             <w:tcW w:type="dxa" w:w="3213"/>
           </w:tcPr>
           <w:p>
-            <w:pPr>
-              <w:spacing w:after="20"/>
-            </w:pPr>
             <w:r>
               <w:rPr>
-                <w:sz w:val="19"/>
+                <w:sz w:val="18"/>
+              </w:rPr>
+            </w:r>
+            <w:r>
+              <w:rPr>
+                <w:b w:val="0"/>
+                <w:sz w:val="18"/>
               </w:rPr>
               <w:t>有身见、戒禁取、疑（论教法另说嫉妒、悭吝）</w:t>
             </w:r>
@@ -5148,15 +4672,18 @@
         <w:tc>
           <w:tcPr>
             <w:tcW w:type="dxa" w:w="3213"/>
-            <w:shd w:val="clear" w:color="auto" w:fill="F2F2F2"/>
+            <w:shd w:val="clear" w:fill="F2F5FA"/>
           </w:tcPr>
           <w:p>
-            <w:pPr>
-              <w:spacing w:after="20"/>
-            </w:pPr>
             <w:r>
               <w:rPr>
-                <w:sz w:val="19"/>
+                <w:sz w:val="18"/>
+              </w:rPr>
+            </w:r>
+            <w:r>
+              <w:rPr>
+                <w:b w:val="0"/>
+                <w:sz w:val="18"/>
               </w:rPr>
               <w:t>一来道心（斯陀含道）</w:t>
             </w:r>
@@ -5165,15 +4692,18 @@
         <w:tc>
           <w:tcPr>
             <w:tcW w:type="dxa" w:w="3213"/>
-            <w:shd w:val="clear" w:color="auto" w:fill="F2F2F2"/>
+            <w:shd w:val="clear" w:fill="F2F5FA"/>
           </w:tcPr>
           <w:p>
-            <w:pPr>
-              <w:spacing w:after="20"/>
-            </w:pPr>
             <w:r>
               <w:rPr>
-                <w:sz w:val="19"/>
+                <w:sz w:val="18"/>
+              </w:rPr>
+            </w:r>
+            <w:r>
+              <w:rPr>
+                <w:b w:val="0"/>
+                <w:sz w:val="18"/>
               </w:rPr>
               <w:t>一来果心</w:t>
             </w:r>
@@ -5182,15 +4712,18 @@
         <w:tc>
           <w:tcPr>
             <w:tcW w:type="dxa" w:w="3213"/>
-            <w:shd w:val="clear" w:color="auto" w:fill="F2F2F2"/>
+            <w:shd w:val="clear" w:fill="F2F5FA"/>
           </w:tcPr>
           <w:p>
-            <w:pPr>
-              <w:spacing w:after="20"/>
-            </w:pPr>
             <w:r>
               <w:rPr>
-                <w:sz w:val="19"/>
+                <w:sz w:val="18"/>
+              </w:rPr>
+            </w:r>
+            <w:r>
+              <w:rPr>
+                <w:b w:val="0"/>
+                <w:sz w:val="18"/>
               </w:rPr>
               <w:t>烦恼进一步削弱（粗的欲贪结、瞋恚结减薄）</w:t>
             </w:r>
@@ -5203,12 +4736,15 @@
             <w:tcW w:type="dxa" w:w="3213"/>
           </w:tcPr>
           <w:p>
-            <w:pPr>
-              <w:spacing w:after="20"/>
-            </w:pPr>
             <w:r>
               <w:rPr>
-                <w:sz w:val="19"/>
+                <w:sz w:val="18"/>
+              </w:rPr>
+            </w:r>
+            <w:r>
+              <w:rPr>
+                <w:b w:val="0"/>
+                <w:sz w:val="18"/>
               </w:rPr>
               <w:t>不来道心（阿那含道）</w:t>
             </w:r>
@@ -5219,12 +4755,15 @@
             <w:tcW w:type="dxa" w:w="3213"/>
           </w:tcPr>
           <w:p>
-            <w:pPr>
-              <w:spacing w:after="20"/>
-            </w:pPr>
             <w:r>
               <w:rPr>
-                <w:sz w:val="19"/>
+                <w:sz w:val="18"/>
+              </w:rPr>
+            </w:r>
+            <w:r>
+              <w:rPr>
+                <w:b w:val="0"/>
+                <w:sz w:val="18"/>
               </w:rPr>
               <w:t>不来果心</w:t>
             </w:r>
@@ -5235,12 +4774,15 @@
             <w:tcW w:type="dxa" w:w="3213"/>
           </w:tcPr>
           <w:p>
-            <w:pPr>
-              <w:spacing w:after="20"/>
-            </w:pPr>
             <w:r>
               <w:rPr>
-                <w:sz w:val="19"/>
+                <w:sz w:val="18"/>
+              </w:rPr>
+            </w:r>
+            <w:r>
+              <w:rPr>
+                <w:b w:val="0"/>
+                <w:sz w:val="18"/>
               </w:rPr>
               <w:t>欲贪、瞋恚（微细的欲贪结、瞋恚结）</w:t>
             </w:r>
@@ -5251,15 +4793,18 @@
         <w:tc>
           <w:tcPr>
             <w:tcW w:type="dxa" w:w="3213"/>
-            <w:shd w:val="clear" w:color="auto" w:fill="F2F2F2"/>
+            <w:shd w:val="clear" w:fill="F2F5FA"/>
           </w:tcPr>
           <w:p>
-            <w:pPr>
-              <w:spacing w:after="20"/>
-            </w:pPr>
             <w:r>
               <w:rPr>
-                <w:sz w:val="19"/>
+                <w:sz w:val="18"/>
+              </w:rPr>
+            </w:r>
+            <w:r>
+              <w:rPr>
+                <w:b w:val="0"/>
+                <w:sz w:val="18"/>
               </w:rPr>
               <w:t>阿拉汉道心</w:t>
             </w:r>
@@ -5268,15 +4813,18 @@
         <w:tc>
           <w:tcPr>
             <w:tcW w:type="dxa" w:w="3213"/>
-            <w:shd w:val="clear" w:color="auto" w:fill="F2F2F2"/>
+            <w:shd w:val="clear" w:fill="F2F5FA"/>
           </w:tcPr>
           <w:p>
-            <w:pPr>
-              <w:spacing w:after="20"/>
-            </w:pPr>
             <w:r>
               <w:rPr>
-                <w:sz w:val="19"/>
+                <w:sz w:val="18"/>
+              </w:rPr>
+            </w:r>
+            <w:r>
+              <w:rPr>
+                <w:b w:val="0"/>
+                <w:sz w:val="18"/>
               </w:rPr>
               <w:t>阿拉汉果心</w:t>
             </w:r>
@@ -5285,15 +4833,18 @@
         <w:tc>
           <w:tcPr>
             <w:tcW w:type="dxa" w:w="3213"/>
-            <w:shd w:val="clear" w:color="auto" w:fill="F2F2F2"/>
+            <w:shd w:val="clear" w:fill="F2F5FA"/>
           </w:tcPr>
           <w:p>
-            <w:pPr>
-              <w:spacing w:after="20"/>
-            </w:pPr>
             <w:r>
               <w:rPr>
-                <w:sz w:val="19"/>
+                <w:sz w:val="18"/>
+              </w:rPr>
+            </w:r>
+            <w:r>
+              <w:rPr>
+                <w:b w:val="0"/>
+                <w:sz w:val="18"/>
               </w:rPr>
               <w:t>一切烦恼（色贪、无色贪、慢、掉举、无明等）</w:t>
             </w:r>
@@ -5303,16 +4854,15 @@
     </w:tbl>
     <w:p>
       <w:pPr>
-        <w:spacing w:before="40" w:after="80"/>
-        <w:ind w:left="283"/>
-        <w:shd w:val="clear" w:color="auto" w:fill="EEF2F8"/>
+        <w:ind w:left="170"/>
         <w:pBdr>
-          <w:left w:val="single" w:sz="20" w:space="6" w:color="1F3864"/>
+          <w:left w:val="single" w:sz="18" w:space="4" w:color="1F3864"/>
         </w:pBdr>
-      </w:pPr>
-      <w:r>
-        <w:rPr>
-          <w:sz w:val="20"/>
+        <w:shd w:val="clear" w:fill="F2F5FA"/>
+      </w:pPr>
+      <w:r>
+        <w:rPr>
+          <w:b w:val="0"/>
         </w:rPr>
         <w:t>使用提醒：表中"该道所断"一列综合了材料①原文（初果断戒禁取、有身见、疑，论教法另说嫉妒悭吝；三果断欲贪瞋恚）与材料③《无碍解道》道智释（四道从粗细诸结及随眠中出离）的表述，属整理性对照，朗读时可作为口头参考。</w:t>
       </w:r>
@@ -5320,7 +4870,7 @@
     <w:p>
       <w:r>
         <w:rPr>
-          <w:sz w:val="21"/>
+          <w:b w:val="0"/>
         </w:rPr>
         <w:t>配合原文要点使用：①四种果心只会在相应圣者心中生起，圣者不会入更低的果心；②果心并非恒常现行，唯入果定时生起；③道心断烦恼"是真正地断烦恼，不是镇伏"，只是一个心识刹那。</w:t>
       </w:r>
@@ -5329,7 +4879,6 @@
       <w:r>
         <w:rPr>
           <w:b/>
-          <w:sz w:val="21"/>
         </w:rPr>
         <w:t>扩展二：省察智五种——"宝塔最顶端"的那一智</w:t>
       </w:r>
@@ -5337,23 +4886,22 @@
     <w:p>
       <w:r>
         <w:rPr>
-          <w:sz w:val="21"/>
+          <w:b w:val="0"/>
         </w:rPr>
         <w:t>省察智位于道智、果智之上，省察五种：①道；②果；③涅槃；④已断的烦恼；⑤未断的烦恼。可请大家讨论：为什么"观察道、果和涅槃的心路，每一个圣者都能现起"，而"观察已断与未断烦恼"却需要对《阿毗达摩》的了解？（提示：认得心与心所，才认得出"断掉了什么"。）</w:t>
       </w:r>
     </w:p>
     <w:p>
       <w:pPr>
-        <w:spacing w:before="40" w:after="80"/>
-        <w:ind w:left="283"/>
-        <w:shd w:val="clear" w:color="auto" w:fill="EEF2F8"/>
+        <w:ind w:left="170"/>
         <w:pBdr>
-          <w:left w:val="single" w:sz="20" w:space="6" w:color="1F3864"/>
+          <w:left w:val="single" w:sz="18" w:space="4" w:color="1F3864"/>
         </w:pBdr>
-      </w:pPr>
-      <w:r>
-        <w:rPr>
-          <w:sz w:val="20"/>
+        <w:shd w:val="clear" w:fill="F2F5FA"/>
+      </w:pPr>
+      <w:r>
+        <w:rPr>
+          <w:b w:val="0"/>
         </w:rPr>
         <w:t>主持人补充视角（参考梳理）：这个安排本身就有心理安全的意味——对经教不通达的圣者，省察只到"道、果、涅槃"为止，一样足以自明；对我们尚未通达的学人，与其猜测自己"断了几分烦恼"，不如回到可以观察的当下：戒有没有立、定有没有养、观照有没有在做。第五种"未断的烦恼"，留给观智去如实知，不留给焦虑去反复掂量。</w:t>
       </w:r>
@@ -5362,7 +4910,6 @@
       <w:r>
         <w:rPr>
           <w:b/>
-          <w:sz w:val="21"/>
         </w:rPr>
         <w:t>扩展三：关于"四十种出世间心"——如实说明</w:t>
       </w:r>
@@ -5370,23 +4917,22 @@
     <w:p>
       <w:r>
         <w:rPr>
-          <w:sz w:val="21"/>
+          <w:b w:val="0"/>
         </w:rPr>
         <w:t>课件中提到"后面会讲为什么会有 40 种出世间心"，但本讲所据内容未展开该节（素材照录已如实注明缺口）。简要说来，那是把八种出世间心与禅那层次（五禅支的具足与否）相配所得的数目。主持人只需说明"本讲不展开，留待将来"，不虚构细节。</w:t>
       </w:r>
     </w:p>
     <w:p>
       <w:pPr>
-        <w:spacing w:before="40" w:after="80"/>
-        <w:ind w:left="283"/>
-        <w:shd w:val="clear" w:color="auto" w:fill="EEF2F8"/>
+        <w:ind w:left="170"/>
         <w:pBdr>
-          <w:left w:val="single" w:sz="20" w:space="6" w:color="1F3864"/>
+          <w:left w:val="single" w:sz="18" w:space="4" w:color="1F3864"/>
         </w:pBdr>
-      </w:pPr>
-      <w:r>
-        <w:rPr>
-          <w:sz w:val="20"/>
+        <w:shd w:val="clear" w:fill="F2F5FA"/>
+      </w:pPr>
+      <w:r>
+        <w:rPr>
+          <w:b w:val="0"/>
         </w:rPr>
         <w:t>若有人追问，可这样安放好奇心："课件自己留了'下一课再说'的悬念，我们也照办——义理的门今晚已经打开了，数目的问题不挡路。想深究的伙伴，课后可以在知识库里继续检索107讲的后续讲次。"这既是如实，也是示范：读书会不假装全知，缺口就是缺口。</w:t>
       </w:r>
@@ -5395,7 +4941,6 @@
       <w:r>
         <w:rPr>
           <w:b/>
-          <w:sz w:val="21"/>
         </w:rPr>
         <w:t>扩展四：三解脱门与我们的生活</w:t>
       </w:r>
@@ -5403,23 +4948,22 @@
     <w:p>
       <w:r>
         <w:rPr>
-          <w:sz w:val="21"/>
+          <w:b w:val="0"/>
         </w:rPr>
         <w:t>无相门（无常）、无愿门（苦）、空门（无我）不是三种"法门选择"，而是同一观照的三副面孔。可请每人讲一件生活小事：在哪里看见过"留不住"（无常）、在哪里生起过"不想再这样"（苦）、在哪里发现"并没有一个绷紧的我在撑着"（无我）。</w:t>
       </w:r>
     </w:p>
     <w:p>
       <w:pPr>
-        <w:spacing w:before="40" w:after="80"/>
-        <w:ind w:left="283"/>
-        <w:shd w:val="clear" w:color="auto" w:fill="EEF2F8"/>
+        <w:ind w:left="170"/>
         <w:pBdr>
-          <w:left w:val="single" w:sz="20" w:space="6" w:color="1F3864"/>
+          <w:left w:val="single" w:sz="18" w:space="4" w:color="1F3864"/>
         </w:pBdr>
-      </w:pPr>
-      <w:r>
-        <w:rPr>
-          <w:sz w:val="20"/>
+        <w:shd w:val="clear" w:fill="F2F5FA"/>
+      </w:pPr>
+      <w:r>
+        <w:rPr>
+          <w:b w:val="0"/>
         </w:rPr>
         <w:t>小心一个误区（原文提醒过）：看见一盆花谢了，说"我看到了无常"——那是概念法的无常，不是行法的无常。生活观察是入门的助缘，真正的观照要落到名色的生灭上。所以这个环节的重点不是"谁观察得更深"，而是练习把三副面孔和自己的生活对上号。</w:t>
       </w:r>
@@ -5428,7 +4972,6 @@
       <w:r>
         <w:rPr>
           <w:b/>
-          <w:sz w:val="21"/>
         </w:rPr>
         <w:t>扩展五：本周名相小词典（主持人参考梳理，解释均取自本周原文语境，非新增义理）</w:t>
       </w:r>
@@ -5437,7 +4980,6 @@
       <w:tblPr>
         <w:tblStyle w:val="TableGrid"/>
         <w:tblW w:type="auto" w:w="0"/>
-        <w:jc w:val="center"/>
         <w:tblLook w:firstColumn="1" w:firstRow="1" w:lastColumn="0" w:lastRow="0" w:noHBand="0" w:noVBand="1" w:val="04A0"/>
       </w:tblPr>
       <w:tblGrid>
@@ -5448,17 +4990,20 @@
         <w:tc>
           <w:tcPr>
             <w:tcW w:type="dxa" w:w="4819"/>
-            <w:shd w:val="clear" w:color="auto" w:fill="1F3864"/>
+            <w:shd w:val="clear" w:fill="1F3864"/>
           </w:tcPr>
           <w:p>
-            <w:pPr>
-              <w:spacing w:after="20"/>
-            </w:pPr>
             <w:r>
               <w:rPr>
-                <w:b/>
                 <w:color w:val="FFFFFF"/>
-                <w:sz w:val="19"/>
+                <w:sz w:val="18"/>
+              </w:rPr>
+            </w:r>
+            <w:r>
+              <w:rPr>
+                <w:b w:val="0"/>
+                <w:color w:val="FFFFFF"/>
+                <w:sz w:val="18"/>
               </w:rPr>
               <w:t>名相</w:t>
             </w:r>
@@ -5467,17 +5012,20 @@
         <w:tc>
           <w:tcPr>
             <w:tcW w:type="dxa" w:w="4819"/>
-            <w:shd w:val="clear" w:color="auto" w:fill="1F3864"/>
+            <w:shd w:val="clear" w:fill="1F3864"/>
           </w:tcPr>
           <w:p>
-            <w:pPr>
-              <w:spacing w:after="20"/>
-            </w:pPr>
             <w:r>
               <w:rPr>
-                <w:b/>
                 <w:color w:val="FFFFFF"/>
-                <w:sz w:val="19"/>
+                <w:sz w:val="18"/>
+              </w:rPr>
+            </w:r>
+            <w:r>
+              <w:rPr>
+                <w:b w:val="0"/>
+                <w:color w:val="FFFFFF"/>
+                <w:sz w:val="18"/>
               </w:rPr>
               <w:t>本周原文语境中的含义</w:t>
             </w:r>
@@ -5490,12 +5038,15 @@
             <w:tcW w:type="dxa" w:w="4819"/>
           </w:tcPr>
           <w:p>
-            <w:pPr>
-              <w:spacing w:after="20"/>
-            </w:pPr>
             <w:r>
               <w:rPr>
-                <w:sz w:val="19"/>
+                <w:sz w:val="18"/>
+              </w:rPr>
+            </w:r>
+            <w:r>
+              <w:rPr>
+                <w:b w:val="0"/>
+                <w:sz w:val="18"/>
               </w:rPr>
               <w:t>出世间（lokuttara）</w:t>
             </w:r>
@@ -5506,12 +5057,15 @@
             <w:tcW w:type="dxa" w:w="4819"/>
           </w:tcPr>
           <w:p>
-            <w:pPr>
-              <w:spacing w:after="20"/>
-            </w:pPr>
             <w:r>
               <w:rPr>
-                <w:sz w:val="19"/>
+                <w:sz w:val="18"/>
+              </w:rPr>
+            </w:r>
+            <w:r>
+              <w:rPr>
+                <w:b w:val="0"/>
+                <w:sz w:val="18"/>
               </w:rPr>
               <w:t>loka（世间）＋uttara（超越）；不是跑到宇宙之外，而是心超越诸行法、五取蕴的世间；出世间也叫涅槃，是无为法</w:t>
             </w:r>
@@ -5522,15 +5076,18 @@
         <w:tc>
           <w:tcPr>
             <w:tcW w:type="dxa" w:w="4819"/>
-            <w:shd w:val="clear" w:color="auto" w:fill="F2F2F2"/>
+            <w:shd w:val="clear" w:fill="F2F5FA"/>
           </w:tcPr>
           <w:p>
-            <w:pPr>
-              <w:spacing w:after="20"/>
-            </w:pPr>
             <w:r>
               <w:rPr>
-                <w:sz w:val="19"/>
+                <w:sz w:val="18"/>
+              </w:rPr>
+            </w:r>
+            <w:r>
+              <w:rPr>
+                <w:b w:val="0"/>
+                <w:sz w:val="18"/>
               </w:rPr>
               <w:t>行法／行世间</w:t>
             </w:r>
@@ -5539,15 +5096,18 @@
         <w:tc>
           <w:tcPr>
             <w:tcW w:type="dxa" w:w="4819"/>
-            <w:shd w:val="clear" w:color="auto" w:fill="F2F2F2"/>
+            <w:shd w:val="clear" w:fill="F2F5FA"/>
           </w:tcPr>
           <w:p>
-            <w:pPr>
-              <w:spacing w:after="20"/>
-            </w:pPr>
             <w:r>
               <w:rPr>
-                <w:sz w:val="19"/>
+                <w:sz w:val="18"/>
+              </w:rPr>
+            </w:r>
+            <w:r>
+              <w:rPr>
+                <w:b w:val="0"/>
+                <w:sz w:val="18"/>
               </w:rPr>
               <w:t>因缘所生、有生灭相的名色法：五蕴、十二处、十八界、缘起等；与"概念法"相对</w:t>
             </w:r>
@@ -5560,12 +5120,15 @@
             <w:tcW w:type="dxa" w:w="4819"/>
           </w:tcPr>
           <w:p>
-            <w:pPr>
-              <w:spacing w:after="20"/>
-            </w:pPr>
             <w:r>
               <w:rPr>
-                <w:sz w:val="19"/>
+                <w:sz w:val="18"/>
+              </w:rPr>
+            </w:r>
+            <w:r>
+              <w:rPr>
+                <w:b w:val="0"/>
+                <w:sz w:val="18"/>
               </w:rPr>
               <w:t>道心</w:t>
             </w:r>
@@ -5576,12 +5139,15 @@
             <w:tcW w:type="dxa" w:w="4819"/>
           </w:tcPr>
           <w:p>
-            <w:pPr>
-              <w:spacing w:after="20"/>
-            </w:pPr>
             <w:r>
               <w:rPr>
-                <w:sz w:val="19"/>
+                <w:sz w:val="18"/>
+              </w:rPr>
+            </w:r>
+            <w:r>
+              <w:rPr>
+                <w:b w:val="0"/>
+                <w:sz w:val="18"/>
               </w:rPr>
               <w:t>出世间善心；生起的刹那断除或削弱相应烦恼（"真正地断烦恼，不是镇伏"）</w:t>
             </w:r>
@@ -5592,15 +5158,18 @@
         <w:tc>
           <w:tcPr>
             <w:tcW w:type="dxa" w:w="4819"/>
-            <w:shd w:val="clear" w:color="auto" w:fill="F2F2F2"/>
+            <w:shd w:val="clear" w:fill="F2F5FA"/>
           </w:tcPr>
           <w:p>
-            <w:pPr>
-              <w:spacing w:after="20"/>
-            </w:pPr>
             <w:r>
               <w:rPr>
-                <w:sz w:val="19"/>
+                <w:sz w:val="18"/>
+              </w:rPr>
+            </w:r>
+            <w:r>
+              <w:rPr>
+                <w:b w:val="0"/>
+                <w:sz w:val="18"/>
               </w:rPr>
               <w:t>果心</w:t>
             </w:r>
@@ -5609,15 +5178,18 @@
         <w:tc>
           <w:tcPr>
             <w:tcW w:type="dxa" w:w="4819"/>
-            <w:shd w:val="clear" w:color="auto" w:fill="F2F2F2"/>
+            <w:shd w:val="clear" w:fill="F2F5FA"/>
           </w:tcPr>
           <w:p>
-            <w:pPr>
-              <w:spacing w:after="20"/>
-            </w:pPr>
             <w:r>
               <w:rPr>
-                <w:sz w:val="19"/>
+                <w:sz w:val="18"/>
+              </w:rPr>
+            </w:r>
+            <w:r>
+              <w:rPr>
+                <w:b w:val="0"/>
+                <w:sz w:val="18"/>
               </w:rPr>
               <w:t>道心的果报心；道心生起后下一个心识刹那无间生起，体验烦恼被斩除所带来的解脱之味</w:t>
             </w:r>
@@ -5630,12 +5202,15 @@
             <w:tcW w:type="dxa" w:w="4819"/>
           </w:tcPr>
           <w:p>
-            <w:pPr>
-              <w:spacing w:after="20"/>
-            </w:pPr>
             <w:r>
               <w:rPr>
-                <w:sz w:val="19"/>
+                <w:sz w:val="18"/>
+              </w:rPr>
+            </w:r>
+            <w:r>
+              <w:rPr>
+                <w:b w:val="0"/>
+                <w:sz w:val="18"/>
               </w:rPr>
               <w:t>四道四果／八种出世间心</w:t>
             </w:r>
@@ -5646,12 +5221,15 @@
             <w:tcW w:type="dxa" w:w="4819"/>
           </w:tcPr>
           <w:p>
-            <w:pPr>
-              <w:spacing w:after="20"/>
-            </w:pPr>
             <w:r>
               <w:rPr>
-                <w:sz w:val="19"/>
+                <w:sz w:val="18"/>
+              </w:rPr>
+            </w:r>
+            <w:r>
+              <w:rPr>
+                <w:b w:val="0"/>
+                <w:sz w:val="18"/>
               </w:rPr>
               <w:t>入流、一来、不来、阿拉汉，各有道心与果心，共八心；即第5周预告"四双八辈"的详展</w:t>
             </w:r>
@@ -5662,15 +5240,18 @@
         <w:tc>
           <w:tcPr>
             <w:tcW w:type="dxa" w:w="4819"/>
-            <w:shd w:val="clear" w:color="auto" w:fill="F2F2F2"/>
+            <w:shd w:val="clear" w:fill="F2F5FA"/>
           </w:tcPr>
           <w:p>
-            <w:pPr>
-              <w:spacing w:after="20"/>
-            </w:pPr>
             <w:r>
               <w:rPr>
-                <w:sz w:val="19"/>
+                <w:sz w:val="18"/>
+              </w:rPr>
+            </w:r>
+            <w:r>
+              <w:rPr>
+                <w:b w:val="0"/>
+                <w:sz w:val="18"/>
               </w:rPr>
               <w:t>akāliko（无时）</w:t>
             </w:r>
@@ -5679,15 +5260,18 @@
         <w:tc>
           <w:tcPr>
             <w:tcW w:type="dxa" w:w="4819"/>
-            <w:shd w:val="clear" w:color="auto" w:fill="F2F2F2"/>
+            <w:shd w:val="clear" w:fill="F2F5FA"/>
           </w:tcPr>
           <w:p>
-            <w:pPr>
-              <w:spacing w:after="20"/>
-            </w:pPr>
             <w:r>
               <w:rPr>
-                <w:sz w:val="19"/>
+                <w:sz w:val="18"/>
+              </w:rPr>
+            </w:r>
+            <w:r>
+              <w:rPr>
+                <w:b w:val="0"/>
+                <w:sz w:val="18"/>
               </w:rPr>
               <w:t>法随念中的一德；巴拉密成熟时道心生起，果心无间随至，没有时间间隔——出世间因果与世间因果（异熟需待时）的差别</w:t>
             </w:r>
@@ -5700,12 +5284,15 @@
             <w:tcW w:type="dxa" w:w="4819"/>
           </w:tcPr>
           <w:p>
-            <w:pPr>
-              <w:spacing w:after="20"/>
-            </w:pPr>
             <w:r>
               <w:rPr>
-                <w:sz w:val="19"/>
+                <w:sz w:val="18"/>
+              </w:rPr>
+            </w:r>
+            <w:r>
+              <w:rPr>
+                <w:b w:val="0"/>
+                <w:sz w:val="18"/>
               </w:rPr>
               <w:t>行舍智</w:t>
             </w:r>
@@ -5716,12 +5303,15 @@
             <w:tcW w:type="dxa" w:w="4819"/>
           </w:tcPr>
           <w:p>
-            <w:pPr>
-              <w:spacing w:after="20"/>
-            </w:pPr>
             <w:r>
               <w:rPr>
-                <w:sz w:val="19"/>
+                <w:sz w:val="18"/>
+              </w:rPr>
+            </w:r>
+            <w:r>
+              <w:rPr>
+                <w:b w:val="0"/>
+                <w:sz w:val="18"/>
               </w:rPr>
               <w:t>世间最高的观智；观智成熟的高级阶段，仍属世间心范畴，此后道心才转起</w:t>
             </w:r>
@@ -5732,15 +5322,18 @@
         <w:tc>
           <w:tcPr>
             <w:tcW w:type="dxa" w:w="4819"/>
-            <w:shd w:val="clear" w:color="auto" w:fill="F2F2F2"/>
+            <w:shd w:val="clear" w:fill="F2F5FA"/>
           </w:tcPr>
           <w:p>
-            <w:pPr>
-              <w:spacing w:after="20"/>
-            </w:pPr>
             <w:r>
               <w:rPr>
-                <w:sz w:val="19"/>
+                <w:sz w:val="18"/>
+              </w:rPr>
+            </w:r>
+            <w:r>
+              <w:rPr>
+                <w:b w:val="0"/>
+                <w:sz w:val="18"/>
               </w:rPr>
               <w:t>三解脱门</w:t>
             </w:r>
@@ -5749,15 +5342,18 @@
         <w:tc>
           <w:tcPr>
             <w:tcW w:type="dxa" w:w="4819"/>
-            <w:shd w:val="clear" w:color="auto" w:fill="F2F2F2"/>
+            <w:shd w:val="clear" w:fill="F2F5FA"/>
           </w:tcPr>
           <w:p>
-            <w:pPr>
-              <w:spacing w:after="20"/>
-            </w:pPr>
             <w:r>
               <w:rPr>
-                <w:sz w:val="19"/>
+                <w:sz w:val="18"/>
+              </w:rPr>
+            </w:r>
+            <w:r>
+              <w:rPr>
+                <w:b w:val="0"/>
+                <w:sz w:val="18"/>
               </w:rPr>
               <w:t>无相门（观无常）、无愿门（观苦）、空门（观无我）；观察哪一相时道心转起，即从那一门进入出世间</w:t>
             </w:r>
@@ -5770,12 +5366,15 @@
             <w:tcW w:type="dxa" w:w="4819"/>
           </w:tcPr>
           <w:p>
-            <w:pPr>
-              <w:spacing w:after="20"/>
-            </w:pPr>
             <w:r>
               <w:rPr>
-                <w:sz w:val="19"/>
+                <w:sz w:val="18"/>
+              </w:rPr>
+            </w:r>
+            <w:r>
+              <w:rPr>
+                <w:b w:val="0"/>
+                <w:sz w:val="18"/>
               </w:rPr>
               <w:t>四预流支</w:t>
             </w:r>
@@ -5786,12 +5385,15 @@
             <w:tcW w:type="dxa" w:w="4819"/>
           </w:tcPr>
           <w:p>
-            <w:pPr>
-              <w:spacing w:after="20"/>
-            </w:pPr>
             <w:r>
               <w:rPr>
-                <w:sz w:val="19"/>
+                <w:sz w:val="18"/>
+              </w:rPr>
+            </w:r>
+            <w:r>
+              <w:rPr>
+                <w:b w:val="0"/>
+                <w:sz w:val="18"/>
               </w:rPr>
               <w:t>亲近善士、听闻正法、如理作意、法随法行——五个阶段中第一个阶段（觉悟资粮累积）的核心</w:t>
             </w:r>
@@ -5802,15 +5404,18 @@
         <w:tc>
           <w:tcPr>
             <w:tcW w:type="dxa" w:w="4819"/>
-            <w:shd w:val="clear" w:color="auto" w:fill="F2F2F2"/>
+            <w:shd w:val="clear" w:fill="F2F5FA"/>
           </w:tcPr>
           <w:p>
-            <w:pPr>
-              <w:spacing w:after="20"/>
-            </w:pPr>
             <w:r>
               <w:rPr>
-                <w:sz w:val="19"/>
+                <w:sz w:val="18"/>
+              </w:rPr>
+            </w:r>
+            <w:r>
+              <w:rPr>
+                <w:b w:val="0"/>
+                <w:sz w:val="18"/>
               </w:rPr>
               <w:t>巴拉密</w:t>
             </w:r>
@@ -5819,15 +5424,18 @@
         <w:tc>
           <w:tcPr>
             <w:tcW w:type="dxa" w:w="4819"/>
-            <w:shd w:val="clear" w:color="auto" w:fill="F2F2F2"/>
+            <w:shd w:val="clear" w:fill="F2F5FA"/>
           </w:tcPr>
           <w:p>
-            <w:pPr>
-              <w:spacing w:after="20"/>
-            </w:pPr>
             <w:r>
               <w:rPr>
-                <w:sz w:val="19"/>
+                <w:sz w:val="18"/>
+              </w:rPr>
+            </w:r>
+            <w:r>
+              <w:rPr>
+                <w:b w:val="0"/>
+                <w:sz w:val="18"/>
               </w:rPr>
               <w:t>长期累积的觉悟资粮；圣弟子"听一个四句偈证阿拉汉"背后是无数巴拉密的成熟</w:t>
             </w:r>
@@ -5840,12 +5448,15 @@
             <w:tcW w:type="dxa" w:w="4819"/>
           </w:tcPr>
           <w:p>
-            <w:pPr>
-              <w:spacing w:after="20"/>
-            </w:pPr>
             <w:r>
               <w:rPr>
-                <w:sz w:val="19"/>
+                <w:sz w:val="18"/>
+              </w:rPr>
+            </w:r>
+            <w:r>
+              <w:rPr>
+                <w:b w:val="0"/>
+                <w:sz w:val="18"/>
               </w:rPr>
               <w:t>果定</w:t>
             </w:r>
@@ -5856,12 +5467,15 @@
             <w:tcW w:type="dxa" w:w="4819"/>
           </w:tcPr>
           <w:p>
-            <w:pPr>
-              <w:spacing w:after="20"/>
-            </w:pPr>
             <w:r>
               <w:rPr>
-                <w:sz w:val="19"/>
+                <w:sz w:val="18"/>
+              </w:rPr>
+            </w:r>
+            <w:r>
+              <w:rPr>
+                <w:b w:val="0"/>
+                <w:sz w:val="18"/>
               </w:rPr>
               <w:t>圣者以观智决意取涅槃为目标、再次把心投入涅槃所入之定；唯入果定时果心才现行</w:t>
             </w:r>
@@ -5872,15 +5486,18 @@
         <w:tc>
           <w:tcPr>
             <w:tcW w:type="dxa" w:w="4819"/>
-            <w:shd w:val="clear" w:color="auto" w:fill="F2F2F2"/>
+            <w:shd w:val="clear" w:fill="F2F5FA"/>
           </w:tcPr>
           <w:p>
-            <w:pPr>
-              <w:spacing w:after="20"/>
-            </w:pPr>
             <w:r>
               <w:rPr>
-                <w:sz w:val="19"/>
+                <w:sz w:val="18"/>
+              </w:rPr>
+            </w:r>
+            <w:r>
+              <w:rPr>
+                <w:b w:val="0"/>
+                <w:sz w:val="18"/>
               </w:rPr>
               <w:t>省察智</w:t>
             </w:r>
@@ -5889,15 +5506,18 @@
         <w:tc>
           <w:tcPr>
             <w:tcW w:type="dxa" w:w="4819"/>
-            <w:shd w:val="clear" w:color="auto" w:fill="F2F2F2"/>
+            <w:shd w:val="clear" w:fill="F2F5FA"/>
           </w:tcPr>
           <w:p>
-            <w:pPr>
-              <w:spacing w:after="20"/>
-            </w:pPr>
             <w:r>
               <w:rPr>
-                <w:sz w:val="19"/>
+                <w:sz w:val="18"/>
+              </w:rPr>
+            </w:r>
+            <w:r>
+              <w:rPr>
+                <w:b w:val="0"/>
+                <w:sz w:val="18"/>
               </w:rPr>
               <w:t>位于道智果智之上，省察五种：道、果、涅槃、已断的烦恼、未断的烦恼</w:t>
             </w:r>
@@ -5910,12 +5530,15 @@
             <w:tcW w:type="dxa" w:w="4819"/>
           </w:tcPr>
           <w:p>
-            <w:pPr>
-              <w:spacing w:after="20"/>
-            </w:pPr>
             <w:r>
               <w:rPr>
-                <w:sz w:val="19"/>
+                <w:sz w:val="18"/>
+              </w:rPr>
+            </w:r>
+            <w:r>
+              <w:rPr>
+                <w:b w:val="0"/>
+                <w:sz w:val="18"/>
               </w:rPr>
               <w:t>四双八辈</w:t>
             </w:r>
@@ -5926,12 +5549,15 @@
             <w:tcW w:type="dxa" w:w="4819"/>
           </w:tcPr>
           <w:p>
-            <w:pPr>
-              <w:spacing w:after="20"/>
-            </w:pPr>
             <w:r>
               <w:rPr>
-                <w:sz w:val="19"/>
+                <w:sz w:val="18"/>
+              </w:rPr>
+            </w:r>
+            <w:r>
+              <w:rPr>
+                <w:b w:val="0"/>
+                <w:sz w:val="18"/>
               </w:rPr>
               <w:t>四对（道与果各一双）八种圣者位次的传统总称；本周以107讲"四道四果八种出世间心"正面详展（承接第5周预告）</w:t>
             </w:r>
@@ -5942,15 +5568,18 @@
         <w:tc>
           <w:tcPr>
             <w:tcW w:type="dxa" w:w="4819"/>
-            <w:shd w:val="clear" w:color="auto" w:fill="F2F2F2"/>
+            <w:shd w:val="clear" w:fill="F2F5FA"/>
           </w:tcPr>
           <w:p>
-            <w:pPr>
-              <w:spacing w:after="20"/>
-            </w:pPr>
             <w:r>
               <w:rPr>
-                <w:sz w:val="19"/>
+                <w:sz w:val="18"/>
+              </w:rPr>
+            </w:r>
+            <w:r>
+              <w:rPr>
+                <w:b w:val="0"/>
+                <w:sz w:val="18"/>
               </w:rPr>
               <w:t>所缘通达／无痴通达</w:t>
             </w:r>
@@ -5959,15 +5588,18 @@
         <w:tc>
           <w:tcPr>
             <w:tcW w:type="dxa" w:w="4819"/>
-            <w:shd w:val="clear" w:color="auto" w:fill="F2F2F2"/>
+            <w:shd w:val="clear" w:fill="F2F5FA"/>
           </w:tcPr>
           <w:p>
-            <w:pPr>
-              <w:spacing w:after="20"/>
-            </w:pPr>
             <w:r>
               <w:rPr>
-                <w:sz w:val="19"/>
+                <w:sz w:val="18"/>
+              </w:rPr>
+            </w:r>
+            <w:r>
+              <w:rPr>
+                <w:b w:val="0"/>
+                <w:sz w:val="18"/>
               </w:rPr>
               <w:t>原文对圣者证悟的两个描述：由所缘通达证得灭谛（涅槃），由无痴通达透彻觉悟苦集道三谛、去除覆蔽四圣谛的痴</w:t>
             </w:r>
@@ -5979,7 +5611,6 @@
       <w:r>
         <w:rPr>
           <w:b/>
-          <w:sz w:val="21"/>
         </w:rPr>
         <w:t>扩展六：八周地图——本周在整条路上的位置（主持人参考梳理）</w:t>
       </w:r>
@@ -5988,7 +5619,6 @@
       <w:tblPr>
         <w:tblStyle w:val="TableGrid"/>
         <w:tblW w:type="auto" w:w="0"/>
-        <w:jc w:val="center"/>
         <w:tblLook w:firstColumn="1" w:firstRow="1" w:lastColumn="0" w:lastRow="0" w:noHBand="0" w:noVBand="1" w:val="04A0"/>
       </w:tblPr>
       <w:tblGrid>
@@ -6000,17 +5630,20 @@
         <w:tc>
           <w:tcPr>
             <w:tcW w:type="dxa" w:w="3213"/>
-            <w:shd w:val="clear" w:color="auto" w:fill="1F3864"/>
+            <w:shd w:val="clear" w:fill="1F3864"/>
           </w:tcPr>
           <w:p>
-            <w:pPr>
-              <w:spacing w:after="20"/>
-            </w:pPr>
             <w:r>
               <w:rPr>
-                <w:b/>
                 <w:color w:val="FFFFFF"/>
-                <w:sz w:val="19"/>
+                <w:sz w:val="18"/>
+              </w:rPr>
+            </w:r>
+            <w:r>
+              <w:rPr>
+                <w:b w:val="0"/>
+                <w:color w:val="FFFFFF"/>
+                <w:sz w:val="18"/>
               </w:rPr>
               <w:t>周</w:t>
             </w:r>
@@ -6019,17 +5652,20 @@
         <w:tc>
           <w:tcPr>
             <w:tcW w:type="dxa" w:w="3213"/>
-            <w:shd w:val="clear" w:color="auto" w:fill="1F3864"/>
+            <w:shd w:val="clear" w:fill="1F3864"/>
           </w:tcPr>
           <w:p>
-            <w:pPr>
-              <w:spacing w:after="20"/>
-            </w:pPr>
             <w:r>
               <w:rPr>
-                <w:b/>
                 <w:color w:val="FFFFFF"/>
-                <w:sz w:val="19"/>
+                <w:sz w:val="18"/>
+              </w:rPr>
+            </w:r>
+            <w:r>
+              <w:rPr>
+                <w:b w:val="0"/>
+                <w:color w:val="FFFFFF"/>
+                <w:sz w:val="18"/>
               </w:rPr>
               <w:t>主题</w:t>
             </w:r>
@@ -6038,17 +5674,20 @@
         <w:tc>
           <w:tcPr>
             <w:tcW w:type="dxa" w:w="3213"/>
-            <w:shd w:val="clear" w:color="auto" w:fill="1F3864"/>
+            <w:shd w:val="clear" w:fill="1F3864"/>
           </w:tcPr>
           <w:p>
-            <w:pPr>
-              <w:spacing w:after="20"/>
-            </w:pPr>
             <w:r>
               <w:rPr>
-                <w:b/>
                 <w:color w:val="FFFFFF"/>
-                <w:sz w:val="19"/>
+                <w:sz w:val="18"/>
+              </w:rPr>
+            </w:r>
+            <w:r>
+              <w:rPr>
+                <w:b w:val="0"/>
+                <w:color w:val="FFFFFF"/>
+                <w:sz w:val="18"/>
               </w:rPr>
               <w:t>在道果地图上的位置</w:t>
             </w:r>
@@ -6061,12 +5700,15 @@
             <w:tcW w:type="dxa" w:w="3213"/>
           </w:tcPr>
           <w:p>
-            <w:pPr>
-              <w:spacing w:after="20"/>
-            </w:pPr>
             <w:r>
               <w:rPr>
-                <w:sz w:val="19"/>
+                <w:sz w:val="18"/>
+              </w:rPr>
+            </w:r>
+            <w:r>
+              <w:rPr>
+                <w:b w:val="0"/>
+                <w:sz w:val="18"/>
               </w:rPr>
               <w:t>1</w:t>
             </w:r>
@@ -6077,12 +5719,15 @@
             <w:tcW w:type="dxa" w:w="3213"/>
           </w:tcPr>
           <w:p>
-            <w:pPr>
-              <w:spacing w:after="20"/>
-            </w:pPr>
             <w:r>
               <w:rPr>
-                <w:sz w:val="19"/>
+                <w:sz w:val="18"/>
+              </w:rPr>
+            </w:r>
+            <w:r>
+              <w:rPr>
+                <w:b w:val="0"/>
+                <w:sz w:val="18"/>
               </w:rPr>
               <w:t>苦集回顾与苦灭圣谛总说</w:t>
             </w:r>
@@ -6093,12 +5738,15 @@
             <w:tcW w:type="dxa" w:w="3213"/>
           </w:tcPr>
           <w:p>
-            <w:pPr>
-              <w:spacing w:after="20"/>
-            </w:pPr>
             <w:r>
               <w:rPr>
-                <w:sz w:val="19"/>
+                <w:sz w:val="18"/>
+              </w:rPr>
+            </w:r>
+            <w:r>
+              <w:rPr>
+                <w:b w:val="0"/>
+                <w:sz w:val="18"/>
               </w:rPr>
               <w:t>目标立起来：灭（涅槃）是什么</w:t>
             </w:r>
@@ -6109,15 +5757,18 @@
         <w:tc>
           <w:tcPr>
             <w:tcW w:type="dxa" w:w="3213"/>
-            <w:shd w:val="clear" w:color="auto" w:fill="F2F2F2"/>
+            <w:shd w:val="clear" w:fill="F2F5FA"/>
           </w:tcPr>
           <w:p>
-            <w:pPr>
-              <w:spacing w:after="20"/>
-            </w:pPr>
             <w:r>
               <w:rPr>
-                <w:sz w:val="19"/>
+                <w:sz w:val="18"/>
+              </w:rPr>
+            </w:r>
+            <w:r>
+              <w:rPr>
+                <w:b w:val="0"/>
+                <w:sz w:val="18"/>
               </w:rPr>
               <w:t>2</w:t>
             </w:r>
@@ -6126,15 +5777,18 @@
         <w:tc>
           <w:tcPr>
             <w:tcW w:type="dxa" w:w="3213"/>
-            <w:shd w:val="clear" w:color="auto" w:fill="F2F2F2"/>
+            <w:shd w:val="clear" w:fill="F2F5FA"/>
           </w:tcPr>
           <w:p>
-            <w:pPr>
-              <w:spacing w:after="20"/>
-            </w:pPr>
             <w:r>
               <w:rPr>
-                <w:sz w:val="19"/>
+                <w:sz w:val="18"/>
+              </w:rPr>
+            </w:r>
+            <w:r>
+              <w:rPr>
+                <w:b w:val="0"/>
+                <w:sz w:val="18"/>
               </w:rPr>
               <w:t>有余/无余涅槃与十组渴爱之灭</w:t>
             </w:r>
@@ -6143,15 +5797,18 @@
         <w:tc>
           <w:tcPr>
             <w:tcW w:type="dxa" w:w="3213"/>
-            <w:shd w:val="clear" w:color="auto" w:fill="F2F2F2"/>
+            <w:shd w:val="clear" w:fill="F2F5FA"/>
           </w:tcPr>
           <w:p>
-            <w:pPr>
-              <w:spacing w:after="20"/>
-            </w:pPr>
             <w:r>
               <w:rPr>
-                <w:sz w:val="19"/>
+                <w:sz w:val="18"/>
+              </w:rPr>
+            </w:r>
+            <w:r>
+              <w:rPr>
+                <w:b w:val="0"/>
+                <w:sz w:val="18"/>
               </w:rPr>
               <w:t>目标看清：渴爱在哪里灭，苦就在哪里灭</w:t>
             </w:r>
@@ -6164,12 +5821,15 @@
             <w:tcW w:type="dxa" w:w="3213"/>
           </w:tcPr>
           <w:p>
-            <w:pPr>
-              <w:spacing w:after="20"/>
-            </w:pPr>
             <w:r>
               <w:rPr>
-                <w:sz w:val="19"/>
+                <w:sz w:val="18"/>
+              </w:rPr>
+            </w:r>
+            <w:r>
+              <w:rPr>
+                <w:b w:val="0"/>
+                <w:sz w:val="18"/>
               </w:rPr>
               <w:t>3</w:t>
             </w:r>
@@ -6180,12 +5840,15 @@
             <w:tcW w:type="dxa" w:w="3213"/>
           </w:tcPr>
           <w:p>
-            <w:pPr>
-              <w:spacing w:after="20"/>
-            </w:pPr>
             <w:r>
               <w:rPr>
-                <w:sz w:val="19"/>
+                <w:sz w:val="18"/>
+              </w:rPr>
+            </w:r>
+            <w:r>
+              <w:rPr>
+                <w:b w:val="0"/>
+                <w:sz w:val="18"/>
               </w:rPr>
               <w:t>道圣谛总说——八正道是唯一之道</w:t>
             </w:r>
@@ -6196,12 +5859,15 @@
             <w:tcW w:type="dxa" w:w="3213"/>
           </w:tcPr>
           <w:p>
-            <w:pPr>
-              <w:spacing w:after="20"/>
-            </w:pPr>
             <w:r>
               <w:rPr>
-                <w:sz w:val="19"/>
+                <w:sz w:val="18"/>
+              </w:rPr>
+            </w:r>
+            <w:r>
+              <w:rPr>
+                <w:b w:val="0"/>
+                <w:sz w:val="18"/>
               </w:rPr>
               <w:t>路认出来：唯一之道</w:t>
             </w:r>
@@ -6212,15 +5878,18 @@
         <w:tc>
           <w:tcPr>
             <w:tcW w:type="dxa" w:w="3213"/>
-            <w:shd w:val="clear" w:color="auto" w:fill="F2F2F2"/>
+            <w:shd w:val="clear" w:fill="F2F5FA"/>
           </w:tcPr>
           <w:p>
-            <w:pPr>
-              <w:spacing w:after="20"/>
-            </w:pPr>
             <w:r>
               <w:rPr>
-                <w:sz w:val="19"/>
+                <w:sz w:val="18"/>
+              </w:rPr>
+            </w:r>
+            <w:r>
+              <w:rPr>
+                <w:b w:val="0"/>
+                <w:sz w:val="18"/>
               </w:rPr>
               <w:t>4</w:t>
             </w:r>
@@ -6229,15 +5898,18 @@
         <w:tc>
           <w:tcPr>
             <w:tcW w:type="dxa" w:w="3213"/>
-            <w:shd w:val="clear" w:color="auto" w:fill="F2F2F2"/>
+            <w:shd w:val="clear" w:fill="F2F5FA"/>
           </w:tcPr>
           <w:p>
-            <w:pPr>
-              <w:spacing w:after="20"/>
-            </w:pPr>
             <w:r>
               <w:rPr>
-                <w:sz w:val="19"/>
+                <w:sz w:val="18"/>
+              </w:rPr>
+            </w:r>
+            <w:r>
+              <w:rPr>
+                <w:b w:val="0"/>
+                <w:sz w:val="18"/>
               </w:rPr>
               <w:t>三种断与八圣道分</w:t>
             </w:r>
@@ -6246,15 +5918,18 @@
         <w:tc>
           <w:tcPr>
             <w:tcW w:type="dxa" w:w="3213"/>
-            <w:shd w:val="clear" w:color="auto" w:fill="F2F2F2"/>
+            <w:shd w:val="clear" w:fill="F2F5FA"/>
           </w:tcPr>
           <w:p>
-            <w:pPr>
-              <w:spacing w:after="20"/>
-            </w:pPr>
             <w:r>
               <w:rPr>
-                <w:sz w:val="19"/>
+                <w:sz w:val="18"/>
+              </w:rPr>
+            </w:r>
+            <w:r>
+              <w:rPr>
+                <w:b w:val="0"/>
+                <w:sz w:val="18"/>
               </w:rPr>
               <w:t>路的机制：断的三种层次，道心"正断断"的前期铺垫</w:t>
             </w:r>
@@ -6267,12 +5942,15 @@
             <w:tcW w:type="dxa" w:w="3213"/>
           </w:tcPr>
           <w:p>
-            <w:pPr>
-              <w:spacing w:after="20"/>
-            </w:pPr>
             <w:r>
               <w:rPr>
-                <w:sz w:val="19"/>
+                <w:sz w:val="18"/>
+              </w:rPr>
+            </w:r>
+            <w:r>
+              <w:rPr>
+                <w:b w:val="0"/>
+                <w:sz w:val="18"/>
               </w:rPr>
               <w:t>5</w:t>
             </w:r>
@@ -6283,12 +5961,15 @@
             <w:tcW w:type="dxa" w:w="3213"/>
           </w:tcPr>
           <w:p>
-            <w:pPr>
-              <w:spacing w:after="20"/>
-            </w:pPr>
             <w:r>
               <w:rPr>
-                <w:sz w:val="19"/>
+                <w:sz w:val="18"/>
+              </w:rPr>
+            </w:r>
+            <w:r>
+              <w:rPr>
+                <w:b w:val="0"/>
+                <w:sz w:val="18"/>
               </w:rPr>
               <w:t>十二道分（八正道＋四邪道支）</w:t>
             </w:r>
@@ -6299,12 +5980,15 @@
             <w:tcW w:type="dxa" w:w="3213"/>
           </w:tcPr>
           <w:p>
-            <w:pPr>
-              <w:spacing w:after="20"/>
-            </w:pPr>
             <w:r>
               <w:rPr>
-                <w:sz w:val="19"/>
+                <w:sz w:val="18"/>
+              </w:rPr>
+            </w:r>
+            <w:r>
+              <w:rPr>
+                <w:b w:val="0"/>
+                <w:sz w:val="18"/>
               </w:rPr>
               <w:t>辨清岔路；预告四双八辈</w:t>
             </w:r>
@@ -6315,15 +5999,18 @@
         <w:tc>
           <w:tcPr>
             <w:tcW w:type="dxa" w:w="3213"/>
-            <w:shd w:val="clear" w:color="auto" w:fill="F2F2F2"/>
+            <w:shd w:val="clear" w:fill="F2F5FA"/>
           </w:tcPr>
           <w:p>
-            <w:pPr>
-              <w:spacing w:after="20"/>
-            </w:pPr>
             <w:r>
               <w:rPr>
-                <w:sz w:val="19"/>
+                <w:sz w:val="18"/>
+              </w:rPr>
+            </w:r>
+            <w:r>
+              <w:rPr>
+                <w:b w:val="0"/>
+                <w:sz w:val="18"/>
               </w:rPr>
               <w:t>6</w:t>
             </w:r>
@@ -6332,15 +6019,18 @@
         <w:tc>
           <w:tcPr>
             <w:tcW w:type="dxa" w:w="3213"/>
-            <w:shd w:val="clear" w:color="auto" w:fill="F2F2F2"/>
+            <w:shd w:val="clear" w:fill="F2F5FA"/>
           </w:tcPr>
           <w:p>
-            <w:pPr>
-              <w:spacing w:after="20"/>
-            </w:pPr>
             <w:r>
               <w:rPr>
-                <w:sz w:val="19"/>
+                <w:sz w:val="18"/>
+              </w:rPr>
+            </w:r>
+            <w:r>
+              <w:rPr>
+                <w:b w:val="0"/>
+                <w:sz w:val="18"/>
               </w:rPr>
               <w:t>八正道的整体运作与三十七道品</w:t>
             </w:r>
@@ -6349,15 +6039,18 @@
         <w:tc>
           <w:tcPr>
             <w:tcW w:type="dxa" w:w="3213"/>
-            <w:shd w:val="clear" w:color="auto" w:fill="F2F2F2"/>
+            <w:shd w:val="clear" w:fill="F2F5FA"/>
           </w:tcPr>
           <w:p>
-            <w:pPr>
-              <w:spacing w:after="20"/>
-            </w:pPr>
             <w:r>
               <w:rPr>
-                <w:sz w:val="19"/>
+                <w:sz w:val="18"/>
+              </w:rPr>
+            </w:r>
+            <w:r>
+              <w:rPr>
+                <w:b w:val="0"/>
+                <w:sz w:val="18"/>
               </w:rPr>
               <w:t>路的装备：五根七觉支平衡（本周原文"五根平衡、七觉支平衡时道心转起"正接此处）</w:t>
             </w:r>
@@ -6370,13 +6063,15 @@
             <w:tcW w:type="dxa" w:w="3213"/>
           </w:tcPr>
           <w:p>
-            <w:pPr>
-              <w:spacing w:after="20"/>
-            </w:pPr>
+            <w:r>
+              <w:rPr>
+                <w:sz w:val="18"/>
+              </w:rPr>
+            </w:r>
             <w:r>
               <w:rPr>
                 <w:b/>
-                <w:sz w:val="19"/>
+                <w:sz w:val="18"/>
               </w:rPr>
               <w:t>7（本周）</w:t>
             </w:r>
@@ -6387,13 +6082,15 @@
             <w:tcW w:type="dxa" w:w="3213"/>
           </w:tcPr>
           <w:p>
-            <w:pPr>
-              <w:spacing w:after="20"/>
-            </w:pPr>
+            <w:r>
+              <w:rPr>
+                <w:sz w:val="18"/>
+              </w:rPr>
+            </w:r>
             <w:r>
               <w:rPr>
                 <w:b/>
-                <w:sz w:val="19"/>
+                <w:sz w:val="18"/>
               </w:rPr>
               <w:t>涅槃与道果的证悟原理</w:t>
             </w:r>
@@ -6404,13 +6101,15 @@
             <w:tcW w:type="dxa" w:w="3213"/>
           </w:tcPr>
           <w:p>
-            <w:pPr>
-              <w:spacing w:after="20"/>
-            </w:pPr>
+            <w:r>
+              <w:rPr>
+                <w:sz w:val="18"/>
+              </w:rPr>
+            </w:r>
             <w:r>
               <w:rPr>
                 <w:b/>
-                <w:sz w:val="19"/>
+                <w:sz w:val="18"/>
               </w:rPr>
               <w:t>抵达的刹那：道智果智、八种出世间心</w:t>
             </w:r>
@@ -6421,15 +6120,18 @@
         <w:tc>
           <w:tcPr>
             <w:tcW w:type="dxa" w:w="3213"/>
-            <w:shd w:val="clear" w:color="auto" w:fill="F2F2F2"/>
+            <w:shd w:val="clear" w:fill="F2F5FA"/>
           </w:tcPr>
           <w:p>
-            <w:pPr>
-              <w:spacing w:after="20"/>
-            </w:pPr>
             <w:r>
               <w:rPr>
-                <w:sz w:val="19"/>
+                <w:sz w:val="18"/>
+              </w:rPr>
+            </w:r>
+            <w:r>
+              <w:rPr>
+                <w:b w:val="0"/>
+                <w:sz w:val="18"/>
               </w:rPr>
               <w:t>8</w:t>
             </w:r>
@@ -6438,15 +6140,18 @@
         <w:tc>
           <w:tcPr>
             <w:tcW w:type="dxa" w:w="3213"/>
-            <w:shd w:val="clear" w:color="auto" w:fill="F2F2F2"/>
+            <w:shd w:val="clear" w:fill="F2F5FA"/>
           </w:tcPr>
           <w:p>
-            <w:pPr>
-              <w:spacing w:after="20"/>
-            </w:pPr>
             <w:r>
               <w:rPr>
-                <w:sz w:val="19"/>
+                <w:sz w:val="18"/>
+              </w:rPr>
+            </w:r>
+            <w:r>
+              <w:rPr>
+                <w:b w:val="0"/>
+                <w:sz w:val="18"/>
               </w:rPr>
               <w:t>四圣谛完整回顾</w:t>
             </w:r>
@@ -6455,15 +6160,18 @@
         <w:tc>
           <w:tcPr>
             <w:tcW w:type="dxa" w:w="3213"/>
-            <w:shd w:val="clear" w:color="auto" w:fill="F2F2F2"/>
+            <w:shd w:val="clear" w:fill="F2F5FA"/>
           </w:tcPr>
           <w:p>
-            <w:pPr>
-              <w:spacing w:after="20"/>
-            </w:pPr>
             <w:r>
               <w:rPr>
-                <w:sz w:val="19"/>
+                <w:sz w:val="18"/>
+              </w:rPr>
+            </w:r>
+            <w:r>
+              <w:rPr>
+                <w:b w:val="0"/>
+                <w:sz w:val="18"/>
               </w:rPr>
               <w:t>全图收束：三转十二行相、医生喻</w:t>
             </w:r>
@@ -6475,7 +6183,6 @@
       <w:r>
         <w:rPr>
           <w:b/>
-          <w:sz w:val="21"/>
         </w:rPr>
         <w:t>扩展七：验证的试金石——"体验"与"证悟"的三点区分（讨论备用，主持人参考梳理）</w:t>
       </w:r>
@@ -6483,7 +6190,7 @@
     <w:p>
       <w:r>
         <w:rPr>
-          <w:sz w:val="21"/>
+          <w:b w:val="0"/>
         </w:rPr>
         <w:t>本周原文给出了一组非常有用的区分，讨论问题③冷场时可抛出：</w:t>
       </w:r>
@@ -6491,20 +6198,19 @@
     <w:p>
       <w:r>
         <w:rPr>
-          <w:sz w:val="21"/>
+          <w:b w:val="0"/>
         </w:rPr>
         <w:t xml:space="preserve">① </w:t>
       </w:r>
       <w:r>
         <w:rPr>
           <w:b/>
-          <w:sz w:val="21"/>
         </w:rPr>
         <w:t>体验≠证悟</w:t>
       </w:r>
       <w:r>
         <w:rPr>
-          <w:sz w:val="21"/>
+          <w:b w:val="0"/>
         </w:rPr>
         <w:t>：原文说未通达经教者"只可能是在禅修的过程中有一种非常特殊的体验"——"突然进入一种状态，跟禅那完全不同"。体验会来也会去；证悟是道心那一刹那对烦恼的斩除，不会退回。</w:t>
       </w:r>
@@ -6512,20 +6218,19 @@
     <w:p>
       <w:r>
         <w:rPr>
-          <w:sz w:val="21"/>
+          <w:b w:val="0"/>
         </w:rPr>
         <w:t xml:space="preserve">② </w:t>
       </w:r>
       <w:r>
         <w:rPr>
           <w:b/>
-          <w:sz w:val="21"/>
         </w:rPr>
         <w:t>感觉信≠证信</w:t>
       </w:r>
       <w:r>
         <w:rPr>
-          <w:sz w:val="21"/>
+          <w:b w:val="0"/>
         </w:rPr>
         <w:t>：初果对四圣谛的无疑，"不是他在思惟上通过经教的学习认为说……我信了"，而是"内心完全地明了"。我们平时说"我相信四圣谛"，还在前者的层面——这完全正常，资粮正是这样累积的。</w:t>
       </w:r>
@@ -6533,34 +6238,29 @@
     <w:p>
       <w:r>
         <w:rPr>
-          <w:sz w:val="21"/>
+          <w:b w:val="0"/>
         </w:rPr>
         <w:t xml:space="preserve">③ </w:t>
       </w:r>
       <w:r>
         <w:rPr>
           <w:b/>
-          <w:sz w:val="21"/>
         </w:rPr>
         <w:t>文字相≠亲证</w:t>
       </w:r>
       <w:r>
         <w:rPr>
-          <w:sz w:val="21"/>
+          <w:b w:val="0"/>
         </w:rPr>
         <w:t>：原文提醒"用这种文字相来让自己理解"会"很麻烦"——把听来的描述当作自己的所见。这也是本会"回到原文"约定的另一层用意：分清哪些是经文的描述、哪些是自己的观察。</w:t>
       </w:r>
     </w:p>
     <w:p>
-      <w:pPr>
-        <w:spacing w:before="160" w:after="80"/>
-      </w:pPr>
-      <w:r>
-        <w:rPr>
-          <w:rFonts w:ascii="Microsoft YaHei" w:hAnsi="Microsoft YaHei" w:eastAsia="Microsoft YaHei"/>
+      <w:r>
+        <w:rPr>
           <w:b/>
           <w:color w:val="1F3864"/>
-          <w:sz w:val="28"/>
+          <w:sz w:val="26"/>
         </w:rPr>
         <w:t>🔚 收尾与回向（15 min）</w:t>
       </w:r>
@@ -6569,60 +6269,101 @@
       <w:r>
         <w:rPr>
           <w:b/>
-          <w:sz w:val="21"/>
         </w:rPr>
         <w:t>主持人总结引导</w:t>
       </w:r>
       <w:r>
         <w:rPr>
-          <w:sz w:val="21"/>
+          <w:b w:val="0"/>
         </w:rPr>
         <w:t>：今天我们把整个系列最重要的一块拼图放上了——涅槃不是宇宙之外的某个地方，而是心对诸行法世间的超越；执行这一超越的，是八种出世间心：四个道心断烦恼，四个果心体验解脱；道心一刹那，果心无间随至，这叫"无时"（akāliko）。而回到我们自己，路有五个阶段，第一个阶段——觉悟资粮的累积——正在我们脚下：亲近善士、听闻正法、如理作意、法随法行。今天还有一句话值得每个人带走："你继续，继续修你的观智。"不急、不比、不停，每天两分钟，把方向感放在心里。愿我们每天两分钟，把方向感放在心里。本周作业：每天2分钟"四预流支回看"，在笔记本上写一行——今天有没有亲近一点善法？有没有一次如理作意？下周我们走完全程的最后一站：把八周串成一条完整的路。</w:t>
       </w:r>
     </w:p>
     <w:p>
       <w:pPr>
-        <w:spacing w:before="40" w:after="80"/>
-        <w:ind w:left="283"/>
-        <w:shd w:val="clear" w:color="auto" w:fill="EEF2F8"/>
+        <w:ind w:left="170"/>
         <w:pBdr>
-          <w:left w:val="single" w:sz="20" w:space="6" w:color="1F3864"/>
+          <w:left w:val="single" w:sz="18" w:space="4" w:color="1F3864"/>
         </w:pBdr>
-      </w:pPr>
-      <w:r>
-        <w:rPr>
-          <w:sz w:val="20"/>
+        <w:shd w:val="clear" w:fill="F2F5FA"/>
+      </w:pPr>
+      <w:r>
+        <w:rPr>
+          <w:b w:val="0"/>
         </w:rPr>
         <w:t>作业说明（照读）：这个作业小到不会失败，也刻意不去碰"证果"的边——它练习的正是四预流支里最日常的两支：听闻正法与如理作意。一行字，一分钟到两分钟，写完就合上本子。八周以来我们一直这样：小步，但方向正确。</w:t>
       </w:r>
     </w:p>
     <w:p>
       <w:pPr>
-        <w:spacing w:before="40" w:after="80"/>
-        <w:ind w:left="283"/>
-        <w:shd w:val="clear" w:color="auto" w:fill="EEF2F8"/>
+        <w:ind w:left="170"/>
         <w:pBdr>
-          <w:left w:val="single" w:sz="20" w:space="6" w:color="1F3864"/>
+          <w:left w:val="single" w:sz="18" w:space="4" w:color="1F3864"/>
         </w:pBdr>
-      </w:pPr>
-      <w:r>
-        <w:rPr>
-          <w:sz w:val="20"/>
-        </w:rPr>
-        <w:t>结束前可请大家齐声读本周三句金句（均出自今天原文）： ① "出世间心只有一个目标——涅槃。" ② "道心生起，下一个心识刹那，无间生起的就是果心。" ③ "你继续，继续修你的观智。"</w:t>
+        <w:shd w:val="clear" w:fill="F2F5FA"/>
+      </w:pPr>
+      <w:r>
+        <w:rPr>
+          <w:b w:val="0"/>
+        </w:rPr>
+        <w:t>结束前可请大家齐声读本周三句金句（均出自今天原文）：</w:t>
+      </w:r>
+    </w:p>
+    <w:p>
+      <w:pPr>
+        <w:ind w:left="170"/>
+        <w:pBdr>
+          <w:left w:val="single" w:sz="18" w:space="4" w:color="1F3864"/>
+        </w:pBdr>
+        <w:shd w:val="clear" w:fill="F2F5FA"/>
+      </w:pPr>
+      <w:r>
+        <w:rPr>
+          <w:b w:val="0"/>
+        </w:rPr>
+        <w:t>① "出世间心只有一个目标——涅槃。"</w:t>
+      </w:r>
+    </w:p>
+    <w:p>
+      <w:pPr>
+        <w:ind w:left="170"/>
+        <w:pBdr>
+          <w:left w:val="single" w:sz="18" w:space="4" w:color="1F3864"/>
+        </w:pBdr>
+        <w:shd w:val="clear" w:fill="F2F5FA"/>
+      </w:pPr>
+      <w:r>
+        <w:rPr>
+          <w:b w:val="0"/>
+        </w:rPr>
+        <w:t>② "道心生起，下一个心识刹那，无间生起的就是果心。"</w:t>
+      </w:r>
+    </w:p>
+    <w:p>
+      <w:pPr>
+        <w:ind w:left="170"/>
+        <w:pBdr>
+          <w:left w:val="single" w:sz="18" w:space="4" w:color="1F3864"/>
+        </w:pBdr>
+        <w:shd w:val="clear" w:fill="F2F5FA"/>
+      </w:pPr>
+      <w:r>
+        <w:rPr>
+          <w:b w:val="0"/>
+        </w:rPr>
+        <w:t>③ "你继续，继续修你的观智。"</w:t>
       </w:r>
     </w:p>
     <w:p>
       <w:r>
         <w:rPr>
           <w:b/>
-          <w:sz w:val="21"/>
         </w:rPr>
         <w:t>下周预告</w:t>
       </w:r>
       <w:r>
         <w:rPr>
-          <w:sz w:val="21"/>
+          <w:b w:val="0"/>
         </w:rPr>
         <w:t>：第8周《四圣谛完整回顾》——我们将回到《转法轮经》的三转十二行相，用"医生喻"把八周的灭谛与道谛串成一条完整的路，为整个系列收束。今晚走完了"抵达的刹那"，下周是全景回望——请把八周的笔记都带来，我们会一起把它们串成一条线。</w:t>
       </w:r>
@@ -6631,43 +6372,82 @@
       <w:r>
         <w:rPr>
           <w:b/>
-          <w:sz w:val="21"/>
         </w:rPr>
         <w:t>回向词</w:t>
       </w:r>
       <w:r>
         <w:rPr>
-          <w:sz w:val="21"/>
+          <w:b w:val="0"/>
         </w:rPr>
         <w:t>（带领大家一起读）：</w:t>
       </w:r>
     </w:p>
     <w:p>
       <w:pPr>
-        <w:spacing w:before="40" w:after="80"/>
-        <w:ind w:left="283"/>
-        <w:shd w:val="clear" w:color="auto" w:fill="EEF2F8"/>
+        <w:ind w:left="170"/>
         <w:pBdr>
-          <w:left w:val="single" w:sz="20" w:space="6" w:color="1F3864"/>
+          <w:left w:val="single" w:sz="18" w:space="4" w:color="1F3864"/>
         </w:pBdr>
-      </w:pPr>
-      <w:r>
-        <w:rPr>
-          <w:sz w:val="20"/>
-        </w:rPr>
-        <w:t>我们把今天闻思与禅修的功德，回向给一切众生—— 愿此功德，与一切众生共享； 愿一切众生，离苦得乐； 愿以三宝之力，护佑一切如母有情，善愿成就，究竟解脱。</w:t>
-      </w:r>
-    </w:p>
-    <w:p>
-      <w:pPr>
-        <w:spacing w:before="160" w:after="80"/>
-      </w:pPr>
-      <w:r>
-        <w:rPr>
-          <w:rFonts w:ascii="Microsoft YaHei" w:hAnsi="Microsoft YaHei" w:eastAsia="Microsoft YaHei"/>
+        <w:shd w:val="clear" w:fill="F2F5FA"/>
+      </w:pPr>
+      <w:r>
+        <w:rPr>
+          <w:b w:val="0"/>
+        </w:rPr>
+        <w:t>我们把今天闻思与禅修的功德，回向给一切众生——</w:t>
+      </w:r>
+    </w:p>
+    <w:p>
+      <w:pPr>
+        <w:ind w:left="170"/>
+        <w:pBdr>
+          <w:left w:val="single" w:sz="18" w:space="4" w:color="1F3864"/>
+        </w:pBdr>
+        <w:shd w:val="clear" w:fill="F2F5FA"/>
+      </w:pPr>
+      <w:r>
+        <w:rPr>
+          <w:b w:val="0"/>
+        </w:rPr>
+        <w:t>愿此功德，与一切众生共享；</w:t>
+      </w:r>
+    </w:p>
+    <w:p>
+      <w:pPr>
+        <w:ind w:left="170"/>
+        <w:pBdr>
+          <w:left w:val="single" w:sz="18" w:space="4" w:color="1F3864"/>
+        </w:pBdr>
+        <w:shd w:val="clear" w:fill="F2F5FA"/>
+      </w:pPr>
+      <w:r>
+        <w:rPr>
+          <w:b w:val="0"/>
+        </w:rPr>
+        <w:t>愿一切众生，离苦得乐；</w:t>
+      </w:r>
+    </w:p>
+    <w:p>
+      <w:pPr>
+        <w:ind w:left="170"/>
+        <w:pBdr>
+          <w:left w:val="single" w:sz="18" w:space="4" w:color="1F3864"/>
+        </w:pBdr>
+        <w:shd w:val="clear" w:fill="F2F5FA"/>
+      </w:pPr>
+      <w:r>
+        <w:rPr>
+          <w:b w:val="0"/>
+        </w:rPr>
+        <w:t>愿以三宝之力，护佑一切如母有情，善愿成就，究竟解脱。</w:t>
+      </w:r>
+    </w:p>
+    <w:p>
+      <w:r>
+        <w:rPr>
           <w:b/>
           <w:color w:val="1F3864"/>
-          <w:sz w:val="28"/>
+          <w:sz w:val="26"/>
         </w:rPr>
         <w:t>📌 本讲主持人特别提醒</w:t>
       </w:r>
@@ -6676,279 +6456,187 @@
       <w:r>
         <w:rPr>
           <w:b/>
-          <w:sz w:val="21"/>
         </w:rPr>
         <w:t>本讲为全系列心理安全重点周（道果话题）。请务必通读本节再开场。</w:t>
       </w:r>
     </w:p>
     <w:p>
       <w:pPr>
-        <w:ind w:left="340"/>
+        <w:pStyle w:val="ListNumber"/>
       </w:pPr>
       <w:r>
         <w:rPr>
           <w:b/>
-          <w:sz w:val="21"/>
-        </w:rPr>
-        <w:t xml:space="preserve">1. </w:t>
-      </w:r>
+        </w:rPr>
+        <w:t>道果话题最易引发两类情绪</w:t>
+      </w:r>
+      <w:r>
+        <w:rPr>
+          <w:b w:val="0"/>
+        </w:rPr>
+        <w:t>：一是"我什么时候能证？"的速证焦虑；二是"别人证了没有？"的比较与竞争心。两者都要温和接住、拉回原文：原文说"不一定是很遥远啊，方法的正确与否非常重要"，也说"目标决定现在"——把注意力从"何时到达"转到"今天这一步怎么走"。请注意：这两类情绪往往不是用道理说服的，而是被"有人认真听、不评判、话题回到可做的事"所化解的——主持人的姿态比话术更重要。</w:t>
+      </w:r>
+    </w:p>
+    <w:p>
+      <w:pPr>
+        <w:pStyle w:val="ListNumber"/>
+      </w:pPr>
       <w:r>
         <w:rPr>
           <w:b/>
-          <w:sz w:val="21"/>
-        </w:rPr>
-        <w:t>道果话题最易引发两类情绪</w:t>
-      </w:r>
-      <w:r>
-        <w:rPr>
-          <w:sz w:val="21"/>
-        </w:rPr>
-        <w:t>：一是"我什么时候能证？"的速证焦虑；二是"别人证了没有？"的比较与竞争心。两者都要温和接住、拉回原文：原文说"不一定是很遥远啊，方法的正确与否非常重要"，也说"目标决定现在"——把注意力从"何时到达"转到"今天这一步怎么走"。请注意：这两类情绪往往不是用道理说服的，而是被"有人认真听、不评判、话题回到可做的事"所化解的——主持人的姿态比话术更重要。</w:t>
-      </w:r>
-    </w:p>
-    <w:p>
-      <w:pPr>
-        <w:ind w:left="340"/>
+        </w:rPr>
+        <w:t>不回应印证类问题</w:t>
+      </w:r>
+      <w:r>
+        <w:rPr>
+          <w:b w:val="0"/>
+        </w:rPr>
+        <w:t>：若有人问"我最近打坐有个体验，是不是证了？""你看我是不是到初果了？"——统一回应："我们读书会不做印证、不下判断。今天的原文正好讲了验证的方式：省察智、经论的试金石。这个问题最好的答案在原文里。"然后回到共读文本。</w:t>
+      </w:r>
+    </w:p>
+    <w:p>
+      <w:pPr>
+        <w:pStyle w:val="ListNumber"/>
       </w:pPr>
       <w:r>
         <w:rPr>
           <w:b/>
-          <w:sz w:val="21"/>
-        </w:rPr>
-        <w:t xml:space="preserve">2. </w:t>
-      </w:r>
+        </w:rPr>
+        <w:t>不宣称证悟、不给任何人印证</w:t>
+      </w:r>
+      <w:r>
+        <w:rPr>
+          <w:b w:val="0"/>
+        </w:rPr>
+        <w:t>：主持人自己也不说"我证到什么""某某已经证了"。原文的示范很清楚——连帕奥西亚多对自称证果的弟子也不给认证，只说"你继续，继续修你的观智"。我们照此办理。</w:t>
+      </w:r>
+    </w:p>
+    <w:p>
+      <w:pPr>
+        <w:pStyle w:val="ListNumber"/>
+      </w:pPr>
       <w:r>
         <w:rPr>
           <w:b/>
-          <w:sz w:val="21"/>
-        </w:rPr>
-        <w:t>不回应印证类问题</w:t>
-      </w:r>
-      <w:r>
-        <w:rPr>
-          <w:sz w:val="21"/>
-        </w:rPr>
-        <w:t>：若有人问"我最近打坐有个体验，是不是证了？""你看我是不是到初果了？"——统一回应："我们读书会不做印证、不下判断。今天的原文正好讲了验证的方式：省察智、经论的试金石。这个问题最好的答案在原文里。"然后回到共读文本。</w:t>
-      </w:r>
-    </w:p>
-    <w:p>
-      <w:pPr>
-        <w:ind w:left="340"/>
+        </w:rPr>
+        <w:t>防止玄谈</w:t>
+      </w:r>
+      <w:r>
+        <w:rPr>
+          <w:b w:val="0"/>
+        </w:rPr>
+        <w:t>：若有人大谈光、能量、"开顶""见性"等说法，或把"觉性""本性"往四圣谛上套，不必争辩，温和拉回："这些说法各有各的脉络。我们今天回到原文——第107讲提醒过我们，概念法的观察和行法的观察是两回事。"守护正见，不审判任何人。原文里"换一个马甲你就不认得了"一句是提醒我们辨识，不是授权我们给别人贴标签——分辨对象是法义，不是人。</w:t>
+      </w:r>
+    </w:p>
+    <w:p>
+      <w:pPr>
+        <w:pStyle w:val="ListNumber"/>
       </w:pPr>
       <w:r>
         <w:rPr>
           <w:b/>
-          <w:sz w:val="21"/>
-        </w:rPr>
-        <w:t xml:space="preserve">3. </w:t>
-      </w:r>
+        </w:rPr>
+        <w:t>防止"遥不可及"的无力感</w:t>
+      </w:r>
+      <w:r>
+        <w:rPr>
+          <w:b w:val="0"/>
+        </w:rPr>
+        <w:t>：有伙伴听完可能说"这辈子没戏了"。回应方向：①道果是长期培育的结果，原文说圣弟子靠的是"过去累积了无数的巴拉密"；②五个阶段的第一个——觉悟资粮的累积——人人现在就在走；③音声段A特意强调"资粮是每一个人都要的"——它不是精英的专利，而是每个人脚下的路；④本会定位是结缘、正见与方向感，方向立住了，每一步都算数；⑤如仍无力，就回到作业：每天2分钟，小到不会失败。</w:t>
+      </w:r>
+    </w:p>
+    <w:p>
+      <w:pPr>
+        <w:pStyle w:val="ListNumber"/>
+      </w:pPr>
       <w:r>
         <w:rPr>
           <w:b/>
-          <w:sz w:val="21"/>
-        </w:rPr>
-        <w:t>不宣称证悟、不给任何人印证</w:t>
-      </w:r>
-      <w:r>
-        <w:rPr>
-          <w:sz w:val="21"/>
-        </w:rPr>
-        <w:t>：主持人自己也不说"我证到什么""某某已经证了"。原文的示范很清楚——连帕奥西亚多对自称证果的弟子也不给认证，只说"你继续，继续修你的观智"。我们照此办理。</w:t>
-      </w:r>
-    </w:p>
-    <w:p>
-      <w:pPr>
-        <w:ind w:left="340"/>
+        </w:rPr>
+        <w:t>分享自愿、不评判</w:t>
+      </w:r>
+      <w:r>
+        <w:rPr>
+          <w:b w:val="0"/>
+        </w:rPr>
+        <w:t>：涉及禅修体验的分享一律自愿；有人分享特殊体验时先倾听接纳，不肯定也不否定其含义，再拉回生活观察与原文。若分享者明显期待被确认"这是不是证悟"，可温和回应："谢谢你愿意分享。体验本身没有对错，我们今晚的做法是——把有价值的疑问记下来，回到原文和观照里去检验。"</w:t>
+      </w:r>
+    </w:p>
+    <w:p>
+      <w:pPr>
+        <w:pStyle w:val="ListNumber"/>
       </w:pPr>
       <w:r>
         <w:rPr>
           <w:b/>
-          <w:sz w:val="21"/>
-        </w:rPr>
-        <w:t xml:space="preserve">4. </w:t>
-      </w:r>
+        </w:rPr>
+        <w:t>"四双八辈"莫变成对号入座</w:t>
+      </w:r>
+      <w:r>
+        <w:rPr>
+          <w:b w:val="0"/>
+        </w:rPr>
+        <w:t>：讨论位次时提醒大家——我们梳理的是"地图"，不是给现场任何人"定位"；地图的价值是让我们知道自己在路上、下一步在哪里。四双八辈描述的是圣果的客观位次，而"谁在第几位"永远不是读书会的话题——原话说得很清楚，真正的圣者"不需要问'我是不是初果'"。</w:t>
+      </w:r>
+    </w:p>
+    <w:p>
+      <w:pPr>
+        <w:pStyle w:val="ListNumber"/>
+      </w:pPr>
       <w:r>
         <w:rPr>
           <w:b/>
-          <w:sz w:val="21"/>
-        </w:rPr>
-        <w:t>防止玄谈</w:t>
-      </w:r>
-      <w:r>
-        <w:rPr>
-          <w:sz w:val="21"/>
-        </w:rPr>
-        <w:t>：若有人大谈光、能量、"开顶""见性"等说法，或把"觉性""本性"往四圣谛上套，不必争辩，温和拉回："这些说法各有各的脉络。我们今天回到原文——第107讲提醒过我们，概念法的观察和行法的观察是两回事。"守护正见，不审判任何人。原文里"换一个马甲你就不认得了"一句是提醒我们辨识，不是授权我们给别人贴标签——分辨对象是法义，不是人。</w:t>
-      </w:r>
-    </w:p>
-    <w:p>
-      <w:pPr>
-        <w:ind w:left="340"/>
+        </w:rPr>
+        <w:t>易发状况与应对</w:t>
+      </w:r>
+      <w:r>
+        <w:rPr>
+          <w:b w:val="0"/>
+        </w:rPr>
+        <w:t>：①有人拿"某大师给人印证"对照本会约定→回到原文段C：正统禅林亦不随意认证；②有人情绪低落、自责业重→强调四预流支人人可行，业可转、路在脚下；③有人反复追问他人果位→用守则④温和拉回；④时间紧张时宁少读一段扩展，也要保住讨论问题③的落地与回向。</w:t>
+      </w:r>
+    </w:p>
+    <w:p>
+      <w:pPr>
+        <w:pStyle w:val="ListNumber"/>
       </w:pPr>
       <w:r>
         <w:rPr>
           <w:b/>
-          <w:sz w:val="21"/>
-        </w:rPr>
-        <w:t xml:space="preserve">5. </w:t>
-      </w:r>
+        </w:rPr>
+        <w:t>主持人自我照护</w:t>
+      </w:r>
+      <w:r>
+        <w:rPr>
+          <w:b w:val="0"/>
+        </w:rPr>
+        <w:t>：本讲主持人承受的"被问印证"压力不小。请提前把统一话术写在便签上；会中不必争辩任何法门高下，只需守护本会约定；会后若有学员私下追问印证类问题，同样以"不印证、回到原文"回应，必要时反馈给系列负责人。</w:t>
+      </w:r>
+    </w:p>
+    <w:p>
+      <w:pPr>
+        <w:pStyle w:val="ListNumber"/>
+      </w:pPr>
       <w:r>
         <w:rPr>
           <w:b/>
-          <w:sz w:val="21"/>
-        </w:rPr>
-        <w:t>防止"遥不可及"的无力感</w:t>
-      </w:r>
-      <w:r>
-        <w:rPr>
-          <w:sz w:val="21"/>
-        </w:rPr>
-        <w:t>：有伙伴听完可能说"这辈子没戏了"。回应方向：①道果是长期培育的结果，原文说圣弟子靠的是"过去累积了无数的巴拉密"；②五个阶段的第一个——觉悟资粮的累积——人人现在就在走；③音声段A特意强调"资粮是每一个人都要的"——它不是精英的专利，而是每个人脚下的路；④本会定位是结缘、正见与方向感，方向立住了，每一步都算数；⑤如仍无力，就回到作业：每天2分钟，小到不会失败。</w:t>
-      </w:r>
-    </w:p>
-    <w:p>
-      <w:pPr>
-        <w:ind w:left="340"/>
-      </w:pPr>
-      <w:r>
-        <w:rPr>
-          <w:b/>
-          <w:sz w:val="21"/>
-        </w:rPr>
-        <w:t xml:space="preserve">6. </w:t>
-      </w:r>
-      <w:r>
-        <w:rPr>
-          <w:b/>
-          <w:sz w:val="21"/>
-        </w:rPr>
-        <w:t>分享自愿、不评判</w:t>
-      </w:r>
-      <w:r>
-        <w:rPr>
-          <w:sz w:val="21"/>
-        </w:rPr>
-        <w:t>：涉及禅修体验的分享一律自愿；有人分享特殊体验时先倾听接纳，不肯定也不否定其含义，再拉回生活观察与原文。若分享者明显期待被确认"这是不是证悟"，可温和回应："谢谢你愿意分享。体验本身没有对错，我们今晚的做法是——把有价值的疑问记下来，回到原文和观照里去检验。"</w:t>
-      </w:r>
-    </w:p>
-    <w:p>
-      <w:pPr>
-        <w:ind w:left="340"/>
-      </w:pPr>
-      <w:r>
-        <w:rPr>
-          <w:b/>
-          <w:sz w:val="21"/>
-        </w:rPr>
-        <w:t xml:space="preserve">7. </w:t>
-      </w:r>
-      <w:r>
-        <w:rPr>
-          <w:b/>
-          <w:sz w:val="21"/>
-        </w:rPr>
-        <w:t>"四双八辈"莫变成对号入座</w:t>
-      </w:r>
-      <w:r>
-        <w:rPr>
-          <w:sz w:val="21"/>
-        </w:rPr>
-        <w:t>：讨论位次时提醒大家——我们梳理的是"地图"，不是给现场任何人"定位"；地图的价值是让我们知道自己在路上、下一步在哪里。四双八辈描述的是圣果的客观位次，而"谁在第几位"永远不是读书会的话题——原话说得很清楚，真正的圣者"不需要问'我是不是初果'"。</w:t>
-      </w:r>
-    </w:p>
-    <w:p>
-      <w:pPr>
-        <w:ind w:left="340"/>
-      </w:pPr>
-      <w:r>
-        <w:rPr>
-          <w:b/>
-          <w:sz w:val="21"/>
-        </w:rPr>
-        <w:t xml:space="preserve">8. </w:t>
-      </w:r>
-      <w:r>
-        <w:rPr>
-          <w:b/>
-          <w:sz w:val="21"/>
-        </w:rPr>
-        <w:t>易发状况与应对</w:t>
-      </w:r>
-      <w:r>
-        <w:rPr>
-          <w:sz w:val="21"/>
-        </w:rPr>
-        <w:t>：①有人拿"某大师给人印证"对照本会约定→回到原文段C：正统禅林亦不随意认证；②有人情绪低落、自责业重→强调四预流支人人可行，业可转、路在脚下；③有人反复追问他人果位→用守则④温和拉回；④时间紧张时宁少读一段扩展，也要保住讨论问题③的落地与回向。</w:t>
-      </w:r>
-    </w:p>
-    <w:p>
-      <w:pPr>
-        <w:ind w:left="340"/>
-      </w:pPr>
-      <w:r>
-        <w:rPr>
-          <w:b/>
-          <w:sz w:val="21"/>
-        </w:rPr>
-        <w:t xml:space="preserve">9. </w:t>
-      </w:r>
-      <w:r>
-        <w:rPr>
-          <w:b/>
-          <w:sz w:val="21"/>
-        </w:rPr>
-        <w:t>主持人自我照护</w:t>
-      </w:r>
-      <w:r>
-        <w:rPr>
-          <w:sz w:val="21"/>
-        </w:rPr>
-        <w:t>：本讲主持人承受的"被问印证"压力不小。请提前把统一话术写在便签上；会中不必争辩任何法门高下，只需守护本会约定；会后若有学员私下追问印证类问题，同样以"不印证、回到原文"回应，必要时反馈给系列负责人。</w:t>
-      </w:r>
-    </w:p>
-    <w:p>
-      <w:pPr>
-        <w:ind w:left="340"/>
-      </w:pPr>
-      <w:r>
-        <w:rPr>
-          <w:b/>
-          <w:sz w:val="21"/>
-        </w:rPr>
-        <w:t xml:space="preserve">10. </w:t>
-      </w:r>
-      <w:r>
-        <w:rPr>
-          <w:b/>
-          <w:sz w:val="21"/>
         </w:rPr>
         <w:t>一句话原则</w:t>
       </w:r>
       <w:r>
         <w:rPr>
-          <w:sz w:val="21"/>
+          <w:b w:val="0"/>
         </w:rPr>
         <w:t>：把"何时证果"的巨大问题，换成"今天两分钟做什么"的小步行动——这就是本周心理安全的全部要领。</w:t>
       </w:r>
     </w:p>
-    <w:p>
-      <w:r>
-        <w:rPr>
-          <w:sz w:val="21"/>
-        </w:rPr>
-        <w:t>&lt;!--EXT_READ--&gt;</w:t>
-      </w:r>
-    </w:p>
-    <w:p>
-      <w:pPr>
-        <w:spacing w:before="160" w:after="80"/>
-      </w:pPr>
-      <w:r>
-        <w:rPr>
-          <w:rFonts w:ascii="Microsoft YaHei" w:hAnsi="Microsoft YaHei" w:eastAsia="Microsoft YaHei"/>
+    <w:p/>
+    <w:p>
+      <w:r>
+        <w:rPr>
           <w:b/>
           <w:color w:val="1F3864"/>
-          <w:sz w:val="28"/>
+          <w:sz w:val="26"/>
         </w:rPr>
         <w:t>📖 延伸阅读</w:t>
       </w:r>
@@ -6957,7 +6645,6 @@
       <w:tblPr>
         <w:tblStyle w:val="TableGrid"/>
         <w:tblW w:type="auto" w:w="0"/>
-        <w:jc w:val="center"/>
         <w:tblLook w:firstColumn="1" w:firstRow="1" w:lastColumn="0" w:lastRow="0" w:noHBand="0" w:noVBand="1" w:val="04A0"/>
       </w:tblPr>
       <w:tblGrid>
@@ -6969,17 +6656,20 @@
         <w:tc>
           <w:tcPr>
             <w:tcW w:type="dxa" w:w="3213"/>
-            <w:shd w:val="clear" w:color="auto" w:fill="1F3864"/>
+            <w:shd w:val="clear" w:fill="1F3864"/>
           </w:tcPr>
           <w:p>
-            <w:pPr>
-              <w:spacing w:after="20"/>
-            </w:pPr>
             <w:r>
               <w:rPr>
-                <w:b/>
                 <w:color w:val="FFFFFF"/>
-                <w:sz w:val="19"/>
+                <w:sz w:val="18"/>
+              </w:rPr>
+            </w:r>
+            <w:r>
+              <w:rPr>
+                <w:b w:val="0"/>
+                <w:color w:val="FFFFFF"/>
+                <w:sz w:val="18"/>
               </w:rPr>
               <w:t>材料</w:t>
             </w:r>
@@ -6988,17 +6678,20 @@
         <w:tc>
           <w:tcPr>
             <w:tcW w:type="dxa" w:w="3213"/>
-            <w:shd w:val="clear" w:color="auto" w:fill="1F3864"/>
+            <w:shd w:val="clear" w:fill="1F3864"/>
           </w:tcPr>
           <w:p>
-            <w:pPr>
-              <w:spacing w:after="20"/>
-            </w:pPr>
             <w:r>
               <w:rPr>
-                <w:b/>
                 <w:color w:val="FFFFFF"/>
-                <w:sz w:val="19"/>
+                <w:sz w:val="18"/>
+              </w:rPr>
+            </w:r>
+            <w:r>
+              <w:rPr>
+                <w:b w:val="0"/>
+                <w:color w:val="FFFFFF"/>
+                <w:sz w:val="18"/>
               </w:rPr>
               <w:t>出处</w:t>
             </w:r>
@@ -7007,17 +6700,20 @@
         <w:tc>
           <w:tcPr>
             <w:tcW w:type="dxa" w:w="3213"/>
-            <w:shd w:val="clear" w:color="auto" w:fill="1F3864"/>
+            <w:shd w:val="clear" w:fill="1F3864"/>
           </w:tcPr>
           <w:p>
-            <w:pPr>
-              <w:spacing w:after="20"/>
-            </w:pPr>
             <w:r>
               <w:rPr>
-                <w:b/>
                 <w:color w:val="FFFFFF"/>
-                <w:sz w:val="19"/>
+                <w:sz w:val="18"/>
+              </w:rPr>
+            </w:r>
+            <w:r>
+              <w:rPr>
+                <w:b w:val="0"/>
+                <w:color w:val="FFFFFF"/>
+                <w:sz w:val="18"/>
               </w:rPr>
               <w:t>说明</w:t>
             </w:r>
@@ -7030,12 +6726,15 @@
             <w:tcW w:type="dxa" w:w="3213"/>
           </w:tcPr>
           <w:p>
-            <w:pPr>
-              <w:spacing w:after="20"/>
-            </w:pPr>
             <w:r>
               <w:rPr>
-                <w:sz w:val="19"/>
+                <w:sz w:val="18"/>
+              </w:rPr>
+            </w:r>
+            <w:r>
+              <w:rPr>
+                <w:b w:val="0"/>
+                <w:sz w:val="18"/>
               </w:rPr>
               <w:t>《究竟义灯》</w:t>
             </w:r>
@@ -7046,12 +6745,15 @@
             <w:tcW w:type="dxa" w:w="3213"/>
           </w:tcPr>
           <w:p>
-            <w:pPr>
-              <w:spacing w:after="20"/>
-            </w:pPr>
             <w:r>
               <w:rPr>
-                <w:sz w:val="19"/>
+                <w:sz w:val="18"/>
+              </w:rPr>
+            </w:r>
+            <w:r>
+              <w:rPr>
+                <w:b w:val="0"/>
+                <w:sz w:val="18"/>
               </w:rPr>
               <w:t>知识库「古源尊者开示及上座部佛教资料」｜media_id：pdf_d0dd1c0cd17209afe241ece24bf6b7b4_8d2f29b366a5e9eeea50178a33bf7a207439961422831605｜打开方式：ima知识库搜索「究竟义灯」</w:t>
             </w:r>
@@ -7062,12 +6764,15 @@
             <w:tcW w:type="dxa" w:w="3213"/>
           </w:tcPr>
           <w:p>
-            <w:pPr>
-              <w:spacing w:after="20"/>
-            </w:pPr>
             <w:r>
               <w:rPr>
-                <w:sz w:val="19"/>
+                <w:sz w:val="18"/>
+              </w:rPr>
+            </w:r>
+            <w:r>
+              <w:rPr>
+                <w:b w:val="0"/>
+                <w:sz w:val="18"/>
               </w:rPr>
               <w:t>出世间法与圣者分类的系统梳理，适合想细究"四双八辈"位次定义的伙伴；本周讨论问题①的纵深参考</w:t>
             </w:r>
@@ -7078,15 +6783,18 @@
         <w:tc>
           <w:tcPr>
             <w:tcW w:type="dxa" w:w="3213"/>
-            <w:shd w:val="clear" w:color="auto" w:fill="F2F2F2"/>
+            <w:shd w:val="clear" w:fill="F2F5FA"/>
           </w:tcPr>
           <w:p>
-            <w:pPr>
-              <w:spacing w:after="20"/>
-            </w:pPr>
             <w:r>
               <w:rPr>
-                <w:sz w:val="19"/>
+                <w:sz w:val="18"/>
+              </w:rPr>
+            </w:r>
+            <w:r>
+              <w:rPr>
+                <w:b w:val="0"/>
+                <w:sz w:val="18"/>
               </w:rPr>
               <w:t>《亲知实见》</w:t>
             </w:r>
@@ -7095,15 +6803,18 @@
         <w:tc>
           <w:tcPr>
             <w:tcW w:type="dxa" w:w="3213"/>
-            <w:shd w:val="clear" w:color="auto" w:fill="F2F2F2"/>
+            <w:shd w:val="clear" w:fill="F2F5FA"/>
           </w:tcPr>
           <w:p>
-            <w:pPr>
-              <w:spacing w:after="20"/>
-            </w:pPr>
             <w:r>
               <w:rPr>
-                <w:sz w:val="19"/>
+                <w:sz w:val="18"/>
+              </w:rPr>
+            </w:r>
+            <w:r>
+              <w:rPr>
+                <w:b w:val="0"/>
+                <w:sz w:val="18"/>
               </w:rPr>
               <w:t>知识库「古源尊者开示及上座部佛教资料」｜media_id：pdf_d0dd1c0cd17209afe241ece24bf6b7b4_8669c6dabb3775dd75f4bb10ac2ad1f37439961422831605｜打开方式：ima知识库搜索「亲知实见」</w:t>
             </w:r>
@@ -7112,15 +6823,18 @@
         <w:tc>
           <w:tcPr>
             <w:tcW w:type="dxa" w:w="3213"/>
-            <w:shd w:val="clear" w:color="auto" w:fill="F2F2F2"/>
+            <w:shd w:val="clear" w:fill="F2F5FA"/>
           </w:tcPr>
           <w:p>
-            <w:pPr>
-              <w:spacing w:after="20"/>
-            </w:pPr>
             <w:r>
               <w:rPr>
-                <w:sz w:val="19"/>
+                <w:sz w:val="18"/>
+              </w:rPr>
+            </w:r>
+            <w:r>
+              <w:rPr>
+                <w:b w:val="0"/>
+                <w:sz w:val="18"/>
               </w:rPr>
               <w:t>止观次第导向涅槃的实修地图，与本周"戒定慧→观智成熟→道心转起"的链条互证；讨论问题②的纵深参考</w:t>
             </w:r>
@@ -7130,52 +6844,30 @@
     </w:tbl>
     <w:p>
       <w:pPr>
-        <w:spacing w:before="40" w:after="80"/>
-        <w:ind w:left="283"/>
-        <w:shd w:val="clear" w:color="auto" w:fill="EEF2F8"/>
+        <w:ind w:left="170"/>
         <w:pBdr>
-          <w:left w:val="single" w:sz="20" w:space="6" w:color="1F3864"/>
+          <w:left w:val="single" w:sz="18" w:space="4" w:color="1F3864"/>
         </w:pBdr>
-      </w:pPr>
-      <w:r>
-        <w:rPr>
-          <w:sz w:val="20"/>
+        <w:shd w:val="clear" w:fill="F2F5FA"/>
+      </w:pPr>
+      <w:r>
+        <w:rPr>
+          <w:b w:val="0"/>
         </w:rPr>
         <w:t>📌 延伸阅读的使用方式：自行取阅、自愿深入；读书会现场不展开、不要求阅读——延伸是为了让有兴趣的伙伴走得更远，不是新的作业。</w:t>
       </w:r>
     </w:p>
-    <w:p>
-      <w:r>
-        <w:rPr>
-          <w:sz w:val="21"/>
-        </w:rPr>
-        <w:t>&lt;!--/EXT_READ--&gt;</w:t>
-      </w:r>
-    </w:p>
-    <w:p>
-      <w:r>
-        <w:rPr>
-          <w:sz w:val="21"/>
-        </w:rPr>
-        <w:t>&lt;!--W_LEAD--&gt;</w:t>
-      </w:r>
-    </w:p>
-    <w:p>
-      <w:r>
-        <w:rPr>
-          <w:sz w:val="21"/>
+    <w:p/>
+    <w:p/>
+    <w:p>
+      <w:r>
+        <w:rPr>
+          <w:b w:val="0"/>
         </w:rPr>
         <w:t>本讲为道果主题（心理安全重点周）：开场先照读静心引导与"四个约定"（不印证、不比较、不评判、回到原文），并特别声明第11条守则；共读优先读材料①★核心段（一至五节），材料②至少读段A，材料③◈扩展视时间选读；讨论前把"不回应印证类问题"的统一话术念一遍；讨论落点收在"五个阶段的第一步人人可行"，不比较进度、不给任何人印证；禅修练习只引导"观察生灭＋安放方向感"，不引导求取体验；收尾务必带领回向词，并把最后一句话留给"目标决定现在"——把"何时证果"的大问题换成"今天两分钟做什么"的小步行动。全程如遇印证类提问，一律回到原文与流程，不辩论、不展开。</w:t>
       </w:r>
     </w:p>
-    <w:p>
-      <w:r>
-        <w:rPr>
-          <w:sz w:val="21"/>
-        </w:rPr>
-        <w:t>&lt;!--/W_LEAD--&gt;</w:t>
-      </w:r>
-    </w:p>
+    <w:p/>
     <w:sectPr>
       <w:headerReference w:type="default" r:id="rId9"/>
       <w:footerReference w:type="default" r:id="rId10"/>
@@ -7195,7 +6887,11 @@
       <w:pStyle w:val="Footer"/>
       <w:jc w:val="center"/>
     </w:pPr>
-    <w:fldSimple w:instr="PAGE"/>
+    <w:r>
+      <w:fldChar w:fldCharType="begin"/>
+      <w:instrText xml:space="preserve">PAGE</w:instrText>
+      <w:fldChar w:fldCharType="end"/>
+    </w:r>
   </w:p>
 </w:ftr>
 </file>
@@ -7209,10 +6905,10 @@
     </w:pPr>
     <w:r>
       <w:rPr>
-        <w:color w:val="808080"/>
+        <w:color w:val="1F3864"/>
         <w:sz w:val="16"/>
       </w:rPr>
-      <w:t>读书会09·第7周·涅槃与道果的证悟原理（朗读优化版）</w:t>
+      <w:t>读书会09 · 第7周 · 朗读优化版（8周版） · 主持人版</w:t>
     </w:r>
   </w:p>
 </w:hdr>
@@ -7581,11 +7277,8 @@
     <w:name w:val="Normal"/>
     <w:qFormat/>
     <w:rsid w:val="00FC693F"/>
-    <w:pPr>
-      <w:spacing w:line="324" w:lineRule="auto" w:after="60"/>
-    </w:pPr>
     <w:rPr>
-      <w:rFonts w:ascii="Microsoft YaHei" w:hAnsi="Microsoft YaHei" w:eastAsia="Microsoft YaHei"/>
+      <w:rFonts w:ascii="等线" w:hAnsi="等线" w:eastAsia="宋体"/>
       <w:sz w:val="21"/>
     </w:rPr>
   </w:style>
